--- a/data/revised_2026-10_full/tracked/v2/Core_Mathematics/SS2.5_Area_of_Polygons/Core_Mathematics_Area_of_Polygons_CBE_LessonSequence_TRACKED.docx
+++ b/data/revised_2026-10_full/tracked/v2/Core_Mathematics/SS2.5_Area_of_Polygons/Core_Mathematics_Area_of_Polygons_CBE_LessonSequence_TRACKED.docx
@@ -440,7 +440,7 @@
               </w:rPr>
               <w:t xml:space="preserve">8 lessons</w:t>
             </w:r>
-            <w:ins w:id="9001" w:author="Claude (AI) - proposed" w:date="2026-10-15T20:14:14Z">
+            <w:ins w:id="9001" w:author="Claude (AI) - proposed" w:date="2026-10-18T00:27:42Z">
               <w:r>
                 <w:rPr>
                   <w:rFonts w:ascii="Arial" w:cs="Arial" w:eastAsia="Arial" w:hAnsi="Arial"/>
@@ -468,7 +468,7 @@
               </w:rPr>
               <w:t xml:space="preserve"> × 40 minutes</w:t>
             </w:r>
-            <w:del w:id="9002" w:author="Claude (AI) - proposed" w:date="2026-10-15T20:14:14Z">
+            <w:del w:id="9002" w:author="Claude (AI) - proposed" w:date="2026-10-18T00:27:42Z">
               <w:r>
                 <w:rPr>
                   <w:rFonts w:ascii="Arial" w:cs="Arial" w:eastAsia="Arial" w:hAnsi="Arial"/>
@@ -483,7 +483,7 @@
                 <w:delText xml:space="preserve"> = 320</w:delText>
               </w:r>
             </w:del>
-            <w:ins w:id="9003" w:author="Claude (AI) - proposed" w:date="2026-10-15T20:14:14Z">
+            <w:ins w:id="9003" w:author="Claude (AI) - proposed" w:date="2026-10-18T00:27:42Z">
               <w:r>
                 <w:rPr>
                   <w:rFonts w:ascii="Arial" w:cs="Arial" w:eastAsia="Arial" w:hAnsi="Arial"/>
@@ -566,10 +566,10 @@
               <w:ind w:left="360" w:hanging="180"/>
               <w:jc w:val="left"/>
               <w:rPr>
-                <w:ins w:id="9005" w:author="Claude (AI) - proposed" w:date="2026-10-15T20:14:14Z"/>
-              </w:rPr>
-            </w:pPr>
-            <w:ins w:id="9004" w:author="Claude (AI) - proposed" w:date="2026-10-15T20:14:14Z">
+                <w:ins w:id="9005" w:author="Claude (AI) - proposed" w:date="2026-10-18T00:27:42Z"/>
+              </w:rPr>
+            </w:pPr>
+            <w:ins w:id="9004" w:author="Claude (AI) - proposed" w:date="2026-10-18T00:27:42Z">
               <w:r>
                 <w:rPr>
                   <w:rFonts w:ascii="Arial" w:cs="Arial" w:eastAsia="Arial" w:hAnsi="Arial"/>
@@ -591,10 +591,10 @@
               <w:ind w:left="360" w:hanging="180"/>
               <w:jc w:val="left"/>
               <w:rPr>
-                <w:ins w:id="9007" w:author="Claude (AI) - proposed" w:date="2026-10-15T20:14:14Z"/>
-              </w:rPr>
-            </w:pPr>
-            <w:ins w:id="9006" w:author="Claude (AI) - proposed" w:date="2026-10-15T20:14:14Z">
+                <w:ins w:id="9007" w:author="Claude (AI) - proposed" w:date="2026-10-18T00:27:42Z"/>
+              </w:rPr>
+            </w:pPr>
+            <w:ins w:id="9006" w:author="Claude (AI) - proposed" w:date="2026-10-18T00:27:42Z">
               <w:r>
                 <w:rPr>
                   <w:rFonts w:ascii="Arial" w:cs="Arial" w:eastAsia="Arial" w:hAnsi="Arial"/>
@@ -616,10 +616,10 @@
               <w:ind w:left="360" w:hanging="180"/>
               <w:jc w:val="left"/>
               <w:rPr>
-                <w:ins w:id="9009" w:author="Claude (AI) - proposed" w:date="2026-10-15T20:14:14Z"/>
-              </w:rPr>
-            </w:pPr>
-            <w:ins w:id="9008" w:author="Claude (AI) - proposed" w:date="2026-10-15T20:14:14Z">
+                <w:ins w:id="9009" w:author="Claude (AI) - proposed" w:date="2026-10-18T00:27:42Z"/>
+              </w:rPr>
+            </w:pPr>
+            <w:ins w:id="9008" w:author="Claude (AI) - proposed" w:date="2026-10-18T00:27:42Z">
               <w:r>
                 <w:rPr>
                   <w:rFonts w:ascii="Arial" w:cs="Arial" w:eastAsia="Arial" w:hAnsi="Arial"/>
@@ -641,10 +641,10 @@
               <w:ind w:left="360" w:hanging="180"/>
               <w:jc w:val="left"/>
               <w:rPr>
-                <w:ins w:id="9011" w:author="Claude (AI) - proposed" w:date="2026-10-15T20:14:14Z"/>
-              </w:rPr>
-            </w:pPr>
-            <w:ins w:id="9010" w:author="Claude (AI) - proposed" w:date="2026-10-15T20:14:14Z">
+                <w:ins w:id="9011" w:author="Claude (AI) - proposed" w:date="2026-10-18T00:27:42Z"/>
+              </w:rPr>
+            </w:pPr>
+            <w:ins w:id="9010" w:author="Claude (AI) - proposed" w:date="2026-10-18T00:27:42Z">
               <w:r>
                 <w:rPr>
                   <w:rFonts w:ascii="Arial" w:cs="Arial" w:eastAsia="Arial" w:hAnsi="Arial"/>
@@ -666,10 +666,10 @@
               <w:ind w:left="360" w:hanging="180"/>
               <w:jc w:val="left"/>
               <w:rPr>
-                <w:ins w:id="9013" w:author="Claude (AI) - proposed" w:date="2026-10-15T20:14:14Z"/>
-              </w:rPr>
-            </w:pPr>
-            <w:ins w:id="9012" w:author="Claude (AI) - proposed" w:date="2026-10-15T20:14:14Z">
+                <w:ins w:id="9013" w:author="Claude (AI) - proposed" w:date="2026-10-18T00:27:42Z"/>
+              </w:rPr>
+            </w:pPr>
+            <w:ins w:id="9012" w:author="Claude (AI) - proposed" w:date="2026-10-18T00:27:42Z">
               <w:r>
                 <w:rPr>
                   <w:rFonts w:ascii="Arial" w:cs="Arial" w:eastAsia="Arial" w:hAnsi="Arial"/>
@@ -691,10 +691,10 @@
               <w:spacing w:after="40" w:before="0"/>
               <w:jc w:val="left"/>
               <w:rPr>
-                <w:ins w:id="9015" w:author="Claude (AI) - proposed" w:date="2026-10-15T20:14:14Z"/>
-              </w:rPr>
-            </w:pPr>
-            <w:ins w:id="9014" w:author="Claude (AI) - proposed" w:date="2026-10-15T20:14:14Z">
+                <w:ins w:id="9015" w:author="Claude (AI) - proposed" w:date="2026-10-18T00:27:42Z"/>
+              </w:rPr>
+            </w:pPr>
+            <w:ins w:id="9014" w:author="Claude (AI) - proposed" w:date="2026-10-18T00:27:42Z">
               <w:r>
                 <w:rPr>
                   <w:rFonts w:ascii="Arial" w:cs="Arial" w:eastAsia="Arial" w:hAnsi="Arial"/>
@@ -716,10 +716,10 @@
               <w:spacing w:after="40" w:before="0"/>
               <w:jc w:val="left"/>
               <w:rPr>
-                <w:ins w:id="9017" w:author="Claude (AI) - proposed" w:date="2026-10-15T20:14:14Z"/>
-              </w:rPr>
-            </w:pPr>
-            <w:ins w:id="9016" w:author="Claude (AI) - proposed" w:date="2026-10-15T20:14:14Z">
+                <w:ins w:id="9017" w:author="Claude (AI) - proposed" w:date="2026-10-18T00:27:42Z"/>
+              </w:rPr>
+            </w:pPr>
+            <w:ins w:id="9016" w:author="Claude (AI) - proposed" w:date="2026-10-18T00:27:42Z">
               <w:r>
                 <w:rPr>
                   <w:rFonts w:ascii="Arial" w:cs="Arial" w:eastAsia="Arial" w:hAnsi="Arial"/>
@@ -901,10 +901,10 @@
               <w:ind w:left="360" w:hanging="180"/>
               <w:jc w:val="left"/>
               <w:rPr>
-                <w:ins w:id="9019" w:author="Claude (AI) - proposed" w:date="2026-10-15T20:14:14Z"/>
-              </w:rPr>
-            </w:pPr>
-            <w:ins w:id="9018" w:author="Claude (AI) - proposed" w:date="2026-10-15T20:14:14Z">
+                <w:ins w:id="9019" w:author="Claude (AI) - proposed" w:date="2026-10-18T00:27:42Z"/>
+              </w:rPr>
+            </w:pPr>
+            <w:ins w:id="9018" w:author="Claude (AI) - proposed" w:date="2026-10-18T00:27:42Z">
               <w:r>
                 <w:rPr>
                   <w:rFonts w:ascii="Arial" w:cs="Arial" w:eastAsia="Arial" w:hAnsi="Arial"/>
@@ -1007,7 +1007,7 @@
               </w:rPr>
               <w:t xml:space="preserve">a) </w:t>
             </w:r>
-            <w:del w:id="9020" w:author="Claude (AI) - proposed" w:date="2026-10-15T20:14:14Z">
+            <w:del w:id="9020" w:author="Claude (AI) - proposed" w:date="2026-10-18T00:27:42Z">
               <w:r>
                 <w:rPr>
                   <w:rFonts w:ascii="Arial" w:cs="Arial" w:eastAsia="Arial" w:hAnsi="Arial"/>
@@ -1022,7 +1022,7 @@
                 <w:delText xml:space="preserve">determine</w:delText>
               </w:r>
             </w:del>
-            <w:ins w:id="9021" w:author="Claude (AI) - proposed" w:date="2026-10-15T20:14:14Z">
+            <w:ins w:id="9021" w:author="Claude (AI) - proposed" w:date="2026-10-18T00:27:42Z">
               <w:r>
                 <w:rPr>
                   <w:rFonts w:ascii="Arial" w:cs="Arial" w:eastAsia="Arial" w:hAnsi="Arial"/>
@@ -1050,7 +1050,7 @@
               </w:rPr>
               <w:t xml:space="preserve"> the area of </w:t>
             </w:r>
-            <w:del w:id="9022" w:author="Claude (AI) - proposed" w:date="2026-10-15T20:14:14Z">
+            <w:del w:id="9022" w:author="Claude (AI) - proposed" w:date="2026-10-18T00:27:42Z">
               <w:r>
                 <w:rPr>
                   <w:rFonts w:ascii="Arial" w:cs="Arial" w:eastAsia="Arial" w:hAnsi="Arial"/>
@@ -1065,7 +1065,7 @@
                 <w:delText xml:space="preserve">triangles using appropriate formulae including the trigonometric form</w:delText>
               </w:r>
             </w:del>
-            <w:ins w:id="9023" w:author="Claude (AI) - proposed" w:date="2026-10-15T20:14:14Z">
+            <w:ins w:id="9023" w:author="Claude (AI) - proposed" w:date="2026-10-18T00:27:42Z">
               <w:r>
                 <w:rPr>
                   <w:rFonts w:ascii="Arial" w:cs="Arial" w:eastAsia="Arial" w:hAnsi="Arial"/>
@@ -1100,10 +1100,10 @@
               <w:spacing w:after="40" w:before="0"/>
               <w:jc w:val="left"/>
               <w:rPr>
-                <w:ins w:id="9025" w:author="Claude (AI) - proposed" w:date="2026-10-15T20:14:14Z"/>
-              </w:rPr>
-            </w:pPr>
-            <w:ins w:id="9024" w:author="Claude (AI) - proposed" w:date="2026-10-15T20:14:14Z">
+                <w:ins w:id="9025" w:author="Claude (AI) - proposed" w:date="2026-10-18T00:27:42Z"/>
+              </w:rPr>
+            </w:pPr>
+            <w:ins w:id="9024" w:author="Claude (AI) - proposed" w:date="2026-10-18T00:27:42Z">
               <w:r>
                 <w:rPr>
                   <w:rFonts w:ascii="Arial" w:cs="Arial" w:eastAsia="Arial" w:hAnsi="Arial"/>
@@ -1125,10 +1125,10 @@
               <w:spacing w:after="40" w:before="0"/>
               <w:jc w:val="left"/>
               <w:rPr>
-                <w:del w:id="9027" w:author="Claude (AI) - proposed" w:date="2026-10-15T20:14:14Z"/>
-              </w:rPr>
-            </w:pPr>
-            <w:del w:id="9026" w:author="Claude (AI) - proposed" w:date="2026-10-15T20:14:14Z">
+                <w:del w:id="9027" w:author="Claude (AI) - proposed" w:date="2026-10-18T00:27:42Z"/>
+              </w:rPr>
+            </w:pPr>
+            <w:del w:id="9026" w:author="Claude (AI) - proposed" w:date="2026-10-18T00:27:42Z">
               <w:r>
                 <w:rPr>
                   <w:rFonts w:ascii="Arial" w:cs="Arial" w:eastAsia="Arial" w:hAnsi="Arial"/>
@@ -1163,7 +1163,7 @@
               </w:rPr>
               <w:t xml:space="preserve">c) determine the area of </w:t>
             </w:r>
-            <w:del w:id="9028" w:author="Claude (AI) - proposed" w:date="2026-10-15T20:14:14Z">
+            <w:del w:id="9028" w:author="Claude (AI) - proposed" w:date="2026-10-18T00:27:42Z">
               <w:r>
                 <w:rPr>
                   <w:rFonts w:ascii="Arial" w:cs="Arial" w:eastAsia="Arial" w:hAnsi="Arial"/>
@@ -1178,7 +1178,7 @@
                 <w:delText xml:space="preserve">heptagons and octagons using decomposition into triangles and standard formulae</w:delText>
               </w:r>
             </w:del>
-            <w:ins w:id="9029" w:author="Claude (AI) - proposed" w:date="2026-10-15T20:14:14Z">
+            <w:ins w:id="9029" w:author="Claude (AI) - proposed" w:date="2026-10-18T00:27:42Z">
               <w:r>
                 <w:rPr>
                   <w:rFonts w:ascii="Arial" w:cs="Arial" w:eastAsia="Arial" w:hAnsi="Arial"/>
@@ -1226,7 +1226,7 @@
               </w:rPr>
               <w:t xml:space="preserve">d) determine the area of </w:t>
             </w:r>
-            <w:del w:id="9030" w:author="Claude (AI) - proposed" w:date="2026-10-15T20:14:14Z">
+            <w:del w:id="9030" w:author="Claude (AI) - proposed" w:date="2026-10-18T00:27:42Z">
               <w:r>
                 <w:rPr>
                   <w:rFonts w:ascii="Arial" w:cs="Arial" w:eastAsia="Arial" w:hAnsi="Arial"/>
@@ -1241,7 +1241,7 @@
                 <w:delText xml:space="preserve">irregular polygons using the triangulation/decomposition method</w:delText>
               </w:r>
             </w:del>
-            <w:ins w:id="9031" w:author="Claude (AI) - proposed" w:date="2026-10-15T20:14:14Z">
+            <w:ins w:id="9031" w:author="Claude (AI) - proposed" w:date="2026-10-18T00:27:42Z">
               <w:r>
                 <w:rPr>
                   <w:rFonts w:ascii="Arial" w:cs="Arial" w:eastAsia="Arial" w:hAnsi="Arial"/>
@@ -1276,10 +1276,10 @@
               <w:spacing w:after="40" w:before="0"/>
               <w:jc w:val="left"/>
               <w:rPr>
-                <w:ins w:id="9033" w:author="Claude (AI) - proposed" w:date="2026-10-15T20:14:14Z"/>
-              </w:rPr>
-            </w:pPr>
-            <w:ins w:id="9032" w:author="Claude (AI) - proposed" w:date="2026-10-15T20:14:14Z">
+                <w:ins w:id="9033" w:author="Claude (AI) - proposed" w:date="2026-10-18T00:27:42Z"/>
+              </w:rPr>
+            </w:pPr>
+            <w:ins w:id="9032" w:author="Claude (AI) - proposed" w:date="2026-10-18T00:27:42Z">
               <w:r>
                 <w:rPr>
                   <w:rFonts w:ascii="Arial" w:cs="Arial" w:eastAsia="Arial" w:hAnsi="Arial"/>
@@ -1301,10 +1301,10 @@
               <w:spacing w:after="40" w:before="0"/>
               <w:jc w:val="left"/>
               <w:rPr>
-                <w:ins w:id="9035" w:author="Claude (AI) - proposed" w:date="2026-10-15T20:14:14Z"/>
-              </w:rPr>
-            </w:pPr>
-            <w:ins w:id="9034" w:author="Claude (AI) - proposed" w:date="2026-10-15T20:14:14Z">
+                <w:ins w:id="9035" w:author="Claude (AI) - proposed" w:date="2026-10-18T00:27:42Z"/>
+              </w:rPr>
+            </w:pPr>
+            <w:ins w:id="9034" w:author="Claude (AI) - proposed" w:date="2026-10-18T00:27:42Z">
               <w:r>
                 <w:rPr>
                   <w:rFonts w:ascii="Arial" w:cs="Arial" w:eastAsia="Arial" w:hAnsi="Arial"/>
@@ -1326,10 +1326,10 @@
               <w:spacing w:after="40" w:before="0"/>
               <w:jc w:val="left"/>
               <w:rPr>
-                <w:del w:id="9037" w:author="Claude (AI) - proposed" w:date="2026-10-15T20:14:14Z"/>
-              </w:rPr>
-            </w:pPr>
-            <w:del w:id="9036" w:author="Claude (AI) - proposed" w:date="2026-10-15T20:14:14Z">
+                <w:del w:id="9037" w:author="Claude (AI) - proposed" w:date="2026-10-18T00:27:42Z"/>
+              </w:rPr>
+            </w:pPr>
+            <w:del w:id="9036" w:author="Claude (AI) - proposed" w:date="2026-10-18T00:27:42Z">
               <w:r>
                 <w:rPr>
                   <w:rFonts w:ascii="Arial" w:cs="Arial" w:eastAsia="Arial" w:hAnsi="Arial"/>
@@ -1351,7 +1351,7 @@
               <w:spacing w:after="40" w:before="0"/>
               <w:jc w:val="left"/>
             </w:pPr>
-            <w:del w:id="9038" w:author="Claude (AI) - proposed" w:date="2026-10-15T20:14:14Z">
+            <w:del w:id="9038" w:author="Claude (AI) - proposed" w:date="2026-10-18T00:27:42Z">
               <w:r>
                 <w:rPr>
                   <w:rFonts w:ascii="Arial" w:cs="Arial" w:eastAsia="Arial" w:hAnsi="Arial"/>
@@ -1366,7 +1366,7 @@
                 <w:delText xml:space="preserve">f) appreciate the use of</w:delText>
               </w:r>
             </w:del>
-            <w:ins w:id="9039" w:author="Claude (AI) - proposed" w:date="2026-10-15T20:14:14Z">
+            <w:ins w:id="9039" w:author="Claude (AI) - proposed" w:date="2026-10-18T00:27:42Z">
               <w:r>
                 <w:rPr>
                   <w:rFonts w:ascii="Arial" w:cs="Arial" w:eastAsia="Arial" w:hAnsi="Arial"/>
@@ -1394,7 +1394,7 @@
               </w:rPr>
               <w:t xml:space="preserve"> area of polygons </w:t>
             </w:r>
-            <w:del w:id="9040" w:author="Claude (AI) - proposed" w:date="2026-10-15T20:14:14Z">
+            <w:del w:id="9040" w:author="Claude (AI) - proposed" w:date="2026-10-18T00:27:42Z">
               <w:r>
                 <w:rPr>
                   <w:rFonts w:ascii="Arial" w:cs="Arial" w:eastAsia="Arial" w:hAnsi="Arial"/>
@@ -1409,7 +1409,7 @@
                 <w:delText xml:space="preserve">in solving real-life problems in the Kenyan context</w:delText>
               </w:r>
             </w:del>
-            <w:ins w:id="9041" w:author="Claude (AI) - proposed" w:date="2026-10-15T20:14:14Z">
+            <w:ins w:id="9041" w:author="Claude (AI) - proposed" w:date="2026-10-18T00:27:42Z">
               <w:r>
                 <w:rPr>
                   <w:rFonts w:ascii="Arial" w:cs="Arial" w:eastAsia="Arial" w:hAnsi="Arial"/>
@@ -1505,7 +1505,7 @@
               </w:rPr>
               <w:t xml:space="preserve">–  Critical Thinking and Problem Solving: the learner</w:t>
             </w:r>
-            <w:ins w:id="9042" w:author="Claude (AI) - proposed" w:date="2026-10-15T20:14:14Z">
+            <w:ins w:id="9042" w:author="Claude (AI) - proposed" w:date="2026-10-18T00:27:42Z">
               <w:r>
                 <w:rPr>
                   <w:rFonts w:ascii="Arial" w:cs="Arial" w:eastAsia="Arial" w:hAnsi="Arial"/>
@@ -1573,7 +1573,7 @@
               </w:rPr>
               <w:t xml:space="preserve">–  Creativity and Imagination: the learner</w:t>
             </w:r>
-            <w:ins w:id="9043" w:author="Claude (AI) - proposed" w:date="2026-10-15T20:14:14Z">
+            <w:ins w:id="9043" w:author="Claude (AI) - proposed" w:date="2026-10-18T00:27:42Z">
               <w:r>
                 <w:rPr>
                   <w:rFonts w:ascii="Arial" w:cs="Arial" w:eastAsia="Arial" w:hAnsi="Arial"/>
@@ -1621,7 +1621,7 @@
               </w:rPr>
               <w:t xml:space="preserve">–  Learning to Learn: the </w:t>
             </w:r>
-            <w:del w:id="9044" w:author="Claude (AI) - proposed" w:date="2026-10-15T20:14:14Z">
+            <w:del w:id="9044" w:author="Claude (AI) - proposed" w:date="2026-10-18T00:27:42Z">
               <w:r>
                 <w:rPr>
                   <w:rFonts w:ascii="Arial" w:cs="Arial" w:eastAsia="Arial" w:hAnsi="Arial"/>
@@ -1636,7 +1636,7 @@
                 <w:delText xml:space="preserve">learner</w:delText>
               </w:r>
             </w:del>
-            <w:ins w:id="9045" w:author="Claude (AI) - proposed" w:date="2026-10-15T20:14:14Z">
+            <w:ins w:id="9045" w:author="Claude (AI) - proposed" w:date="2026-10-18T00:27:42Z">
               <w:r>
                 <w:rPr>
                   <w:rFonts w:ascii="Arial" w:cs="Arial" w:eastAsia="Arial" w:hAnsi="Arial"/>
@@ -1739,10 +1739,10 @@
               <w:ind w:left="360" w:hanging="180"/>
               <w:jc w:val="left"/>
               <w:rPr>
-                <w:ins w:id="9047" w:author="Claude (AI) - proposed" w:date="2026-10-15T20:14:14Z"/>
-              </w:rPr>
-            </w:pPr>
-            <w:ins w:id="9046" w:author="Claude (AI) - proposed" w:date="2026-10-15T20:14:14Z">
+                <w:ins w:id="9047" w:author="Claude (AI) - proposed" w:date="2026-10-18T00:27:42Z"/>
+              </w:rPr>
+            </w:pPr>
+            <w:ins w:id="9046" w:author="Claude (AI) - proposed" w:date="2026-10-18T00:27:42Z">
               <w:r>
                 <w:rPr>
                   <w:rFonts w:ascii="Arial" w:cs="Arial" w:eastAsia="Arial" w:hAnsi="Arial"/>
@@ -1777,7 +1777,7 @@
               </w:rPr>
               <w:t xml:space="preserve">–  Responsibility: the learner</w:t>
             </w:r>
-            <w:ins w:id="9048" w:author="Claude (AI) - proposed" w:date="2026-10-15T20:14:14Z">
+            <w:ins w:id="9048" w:author="Claude (AI) - proposed" w:date="2026-10-18T00:27:42Z">
               <w:r>
                 <w:rPr>
                   <w:rFonts w:ascii="Arial" w:cs="Arial" w:eastAsia="Arial" w:hAnsi="Arial"/>
@@ -1832,10 +1832,10 @@
               <w:ind w:left="360" w:hanging="180"/>
               <w:jc w:val="left"/>
               <w:rPr>
-                <w:ins w:id="9050" w:author="Claude (AI) - proposed" w:date="2026-10-15T20:14:14Z"/>
-              </w:rPr>
-            </w:pPr>
-            <w:ins w:id="9049" w:author="Claude (AI) - proposed" w:date="2026-10-15T20:14:14Z">
+                <w:ins w:id="9050" w:author="Claude (AI) - proposed" w:date="2026-10-18T00:27:42Z"/>
+              </w:rPr>
+            </w:pPr>
+            <w:ins w:id="9049" w:author="Claude (AI) - proposed" w:date="2026-10-18T00:27:42Z">
               <w:r>
                 <w:rPr>
                   <w:rFonts w:ascii="Arial" w:cs="Arial" w:eastAsia="Arial" w:hAnsi="Arial"/>
@@ -2086,7 +2086,7 @@
               </w:rPr>
               <w:t xml:space="preserve">–  </w:t>
             </w:r>
-            <w:ins w:id="9051" w:author="Claude (AI) - proposed" w:date="2026-10-15T20:14:14Z">
+            <w:ins w:id="9051" w:author="Claude (AI) - proposed" w:date="2026-10-18T00:27:42Z">
               <w:r>
                 <w:rPr>
                   <w:rFonts w:ascii="Arial" w:cs="Arial" w:eastAsia="Arial" w:hAnsi="Arial"/>
@@ -2114,7 +2114,7 @@
               </w:rPr>
               <w:t xml:space="preserve">Education for Sustainable Development</w:t>
             </w:r>
-            <w:del w:id="9052" w:author="Claude (AI) - proposed" w:date="2026-10-15T20:14:14Z">
+            <w:del w:id="9052" w:author="Claude (AI) - proposed" w:date="2026-10-18T00:27:42Z">
               <w:r>
                 <w:rPr>
                   <w:rFonts w:ascii="Arial" w:cs="Arial" w:eastAsia="Arial" w:hAnsi="Arial"/>
@@ -2129,7 +2129,7 @@
                 <w:delText xml:space="preserve"> (Environmental Education): the learner applies</w:delText>
               </w:r>
             </w:del>
-            <w:ins w:id="9053" w:author="Claude (AI) - proposed" w:date="2026-10-15T20:14:14Z">
+            <w:ins w:id="9053" w:author="Claude (AI) - proposed" w:date="2026-10-18T00:27:42Z">
               <w:r>
                 <w:rPr>
                   <w:rFonts w:ascii="Arial" w:cs="Arial" w:eastAsia="Arial" w:hAnsi="Arial"/>
@@ -2561,7 +2561,7 @@
               </w:rPr>
               <w:t xml:space="preserve">1. How do we </w:t>
             </w:r>
-            <w:del w:id="9054" w:author="Claude (AI) - proposed" w:date="2026-10-15T20:14:14Z">
+            <w:del w:id="9054" w:author="Claude (AI) - proposed" w:date="2026-10-18T00:27:42Z">
               <w:r>
                 <w:rPr>
                   <w:rFonts w:ascii="Arial" w:cs="Arial" w:eastAsia="Arial" w:hAnsi="Arial"/>
@@ -2576,7 +2576,7 @@
                 <w:delText xml:space="preserve">determine</w:delText>
               </w:r>
             </w:del>
-            <w:ins w:id="9055" w:author="Claude (AI) - proposed" w:date="2026-10-15T20:14:14Z">
+            <w:ins w:id="9055" w:author="Claude (AI) - proposed" w:date="2026-10-18T00:27:42Z">
               <w:r>
                 <w:rPr>
                   <w:rFonts w:ascii="Arial" w:cs="Arial" w:eastAsia="Arial" w:hAnsi="Arial"/>
@@ -2624,7 +2624,7 @@
               </w:rPr>
               <w:t xml:space="preserve">2. How </w:t>
             </w:r>
-            <w:del w:id="9056" w:author="Claude (AI) - proposed" w:date="2026-10-15T20:14:14Z">
+            <w:del w:id="9056" w:author="Claude (AI) - proposed" w:date="2026-10-18T00:27:42Z">
               <w:r>
                 <w:rPr>
                   <w:rFonts w:ascii="Arial" w:cs="Arial" w:eastAsia="Arial" w:hAnsi="Arial"/>
@@ -2639,7 +2639,7 @@
                 <w:delText xml:space="preserve">is the</w:delText>
               </w:r>
             </w:del>
-            <w:ins w:id="9057" w:author="Claude (AI) - proposed" w:date="2026-10-15T20:14:14Z">
+            <w:ins w:id="9057" w:author="Claude (AI) - proposed" w:date="2026-10-18T00:27:42Z">
               <w:r>
                 <w:rPr>
                   <w:rFonts w:ascii="Arial" w:cs="Arial" w:eastAsia="Arial" w:hAnsi="Arial"/>
@@ -2667,7 +2667,7 @@
               </w:rPr>
               <w:t xml:space="preserve"> area of polygons</w:t>
             </w:r>
-            <w:del w:id="9058" w:author="Claude (AI) - proposed" w:date="2026-10-15T20:14:14Z">
+            <w:del w:id="9058" w:author="Claude (AI) - proposed" w:date="2026-10-18T00:27:42Z">
               <w:r>
                 <w:rPr>
                   <w:rFonts w:ascii="Arial" w:cs="Arial" w:eastAsia="Arial" w:hAnsi="Arial"/>
@@ -3031,7 +3031,7 @@
               </w:rPr>
               <w:t xml:space="preserve">Lesson 6: IRREGULAR POLYGONS — Students tackle a new irregular polygonal plot (5–6 sides, representing a school shamba boundary in Nakuru). They apply the general triangulation method systematically: choose an interior reference point or baseline, draw diagonals, identify triangles, measure and compute. Groups compare answers and reconcile differences. Teacher introduces </w:t>
             </w:r>
-            <w:ins w:id="9059" w:author="Claude (AI) - proposed" w:date="2026-10-15T20:14:14Z">
+            <w:ins w:id="9059" w:author="Claude (AI) - proposed" w:date="2026-10-18T00:27:42Z">
               <w:r>
                 <w:rPr>
                   <w:rFonts w:ascii="Arial" w:cs="Arial" w:eastAsia="Arial" w:hAnsi="Arial"/>
@@ -3389,7 +3389,7 @@
         </w:rPr>
         <w:t xml:space="preserve">© 2026 SeaVuria and ARES. This work is licensed under a </w:t>
       </w:r>
-      <w:hyperlink w:history="1" r:id="rIdztx6aciwjlkt2iifnlsut">
+      <w:hyperlink w:history="1" r:id="rIdekq32zqpmqobihlrkucfk">
         <w:r>
           <w:rPr>
             <w:rFonts w:ascii="Arial" w:cs="Arial" w:eastAsia="Arial" w:hAnsi="Arial"/>
@@ -3409,7 +3409,7 @@
         </w:rPr>
         <w:t xml:space="preserve"> (</w:t>
       </w:r>
-      <w:hyperlink w:history="1" r:id="rIdxmb5l78v7jittkg0h30kx">
+      <w:hyperlink w:history="1" r:id="rIdd_pr7u_vzfqn2l06bvu12">
         <w:r>
           <w:rPr>
             <w:rFonts w:ascii="Arial" w:cs="Arial" w:eastAsia="Arial" w:hAnsi="Arial"/>
@@ -3429,7 +3429,7 @@
         </w:rPr>
         <w:t xml:space="preserve">). To view a copy of this license, visit </w:t>
       </w:r>
-      <w:hyperlink w:history="1" r:id="rIdpo3wxgorzwkxjbkq6r9er">
+      <w:hyperlink w:history="1" r:id="rIduebkslie8ki6n40h3b6uo">
         <w:r>
           <w:rPr>
             <w:rFonts w:ascii="Arial" w:cs="Arial" w:eastAsia="Arial" w:hAnsi="Arial"/>
@@ -3949,7 +3949,7 @@
               </w:rPr>
               <w:t xml:space="preserve">How do we </w:t>
             </w:r>
-            <w:del w:id="9060" w:author="Claude (AI) - proposed" w:date="2026-10-15T20:14:14Z">
+            <w:del w:id="9060" w:author="Claude (AI) - proposed" w:date="2026-10-18T00:27:42Z">
               <w:r>
                 <w:rPr>
                   <w:rFonts w:ascii="Arial" w:cs="Arial" w:eastAsia="Arial" w:hAnsi="Arial"/>
@@ -3964,7 +3964,7 @@
                 <w:delText xml:space="preserve">determine</w:delText>
               </w:r>
             </w:del>
-            <w:ins w:id="9061" w:author="Claude (AI) - proposed" w:date="2026-10-15T20:14:14Z">
+            <w:ins w:id="9061" w:author="Claude (AI) - proposed" w:date="2026-10-18T00:27:42Z">
               <w:r>
                 <w:rPr>
                   <w:rFonts w:ascii="Arial" w:cs="Arial" w:eastAsia="Arial" w:hAnsi="Arial"/>
@@ -4511,7 +4511,7 @@
             <w:pPr>
               <w:spacing w:after="20" w:before="0"/>
             </w:pPr>
-            <w:hyperlink w:history="1" r:id="rId8qcblunm_xjcuraautchc">
+            <w:hyperlink w:history="1" r:id="rIdvgses5cmhylytiqjebbqx">
               <w:r>
                 <w:rPr>
                   <w:rFonts w:ascii="Arial" w:cs="Arial" w:eastAsia="Arial" w:hAnsi="Arial"/>
@@ -4544,7 +4544,7 @@
               <w:spacing w:after="10" w:before="0"/>
               <w:ind w:left="120"/>
             </w:pPr>
-            <w:hyperlink w:history="1" r:id="rIdzxcqpnjnisjrjefvtcj-y">
+            <w:hyperlink w:history="1" r:id="rIdkgnrbubnyzbc19n7uafla">
               <w:r>
                 <w:rPr>
                   <w:rFonts w:ascii="Arial" w:cs="Arial" w:eastAsia="Arial" w:hAnsi="Arial"/>
@@ -4589,7 +4589,7 @@
             <w:pPr>
               <w:spacing w:after="20" w:before="0"/>
             </w:pPr>
-            <w:hyperlink w:history="1" r:id="rId5kvg5x618j1w8ralk7gpn">
+            <w:hyperlink w:history="1" r:id="rIdf46fothjymitreryigayv">
               <w:r>
                 <w:rPr>
                   <w:rFonts w:ascii="Arial" w:cs="Arial" w:eastAsia="Arial" w:hAnsi="Arial"/>
@@ -4622,7 +4622,7 @@
               <w:spacing w:after="10" w:before="0"/>
               <w:ind w:left="120"/>
             </w:pPr>
-            <w:hyperlink w:history="1" r:id="rIdbz0oc6-cwyg2bya7mvx8h">
+            <w:hyperlink w:history="1" r:id="rIdf_v7pd1mdbgrw9as7zeui">
               <w:r>
                 <w:rPr>
                   <w:rFonts w:ascii="Arial" w:cs="Arial" w:eastAsia="Arial" w:hAnsi="Arial"/>
@@ -4667,7 +4667,7 @@
               </w:rPr>
               <w:t xml:space="preserve">Each learner receives a printed scaled drawing of the Kericho heptagonal land plot (scale 1 cm : 5 m; total plot approximately 1 </w:t>
             </w:r>
-            <w:del w:id="9062" w:author="Claude (AI) - proposed" w:date="2026-10-15T20:14:14Z">
+            <w:del w:id="9062" w:author="Claude (AI) - proposed" w:date="2026-10-18T00:27:42Z">
               <w:r>
                 <w:rPr>
                   <w:rFonts w:ascii="Arial" w:cs="Arial" w:eastAsia="Arial" w:hAnsi="Arial"/>
@@ -4682,7 +4682,7 @@
                 <w:delText xml:space="preserve">400</w:delText>
               </w:r>
             </w:del>
-            <w:ins w:id="9063" w:author="Claude (AI) - proposed" w:date="2026-10-15T20:14:14Z">
+            <w:ins w:id="9063" w:author="Claude (AI) - proposed" w:date="2026-10-18T00:27:42Z">
               <w:r>
                 <w:rPr>
                   <w:rFonts w:ascii="Arial" w:cs="Arial" w:eastAsia="Arial" w:hAnsi="Arial"/>
@@ -4865,7 +4865,7 @@
             <w:pPr>
               <w:spacing w:after="20" w:before="0"/>
             </w:pPr>
-            <w:hyperlink w:history="1" r:id="rIddywngihtylh3vrviffdof">
+            <w:hyperlink w:history="1" r:id="rIdcq16dilcaq4powcyqxwi8">
               <w:r>
                 <w:rPr>
                   <w:rFonts w:ascii="Arial" w:cs="Arial" w:eastAsia="Arial" w:hAnsi="Arial"/>
@@ -4898,7 +4898,7 @@
               <w:spacing w:after="10" w:before="0"/>
               <w:ind w:left="120"/>
             </w:pPr>
-            <w:hyperlink w:history="1" r:id="rIdukhwassmtob0z8d_27ws6">
+            <w:hyperlink w:history="1" r:id="rIdoo07ewvaewrshkzsqhtdl">
               <w:r>
                 <w:rPr>
                   <w:rFonts w:ascii="Arial" w:cs="Arial" w:eastAsia="Arial" w:hAnsi="Arial"/>
@@ -4943,7 +4943,7 @@
             <w:pPr>
               <w:spacing w:after="20" w:before="0"/>
             </w:pPr>
-            <w:hyperlink w:history="1" r:id="rIdzp6ekq6whqpq_x6ihfp2b">
+            <w:hyperlink w:history="1" r:id="rIdwdaspnc9cmqkjg6wuroxa">
               <w:r>
                 <w:rPr>
                   <w:rFonts w:ascii="Arial" w:cs="Arial" w:eastAsia="Arial" w:hAnsi="Arial"/>
@@ -4976,7 +4976,7 @@
               <w:spacing w:after="10" w:before="0"/>
               <w:ind w:left="120"/>
             </w:pPr>
-            <w:hyperlink w:history="1" r:id="rIdp1pewdbgmbork6pktzagz">
+            <w:hyperlink w:history="1" r:id="rIdhf_6oky27ktki9s9enpge">
               <w:r>
                 <w:rPr>
                   <w:rFonts w:ascii="Arial" w:cs="Arial" w:eastAsia="Arial" w:hAnsi="Arial"/>
@@ -5054,7 +5054,7 @@
               </w:rPr>
               <w:t xml:space="preserve">1. Read the phenomenon narrative with expression, pausing at key emotional details: 'The Chepkemoi family has farmed this land for three generations. The Mwangi family </w:t>
             </w:r>
-            <w:del w:id="9064" w:author="Claude (AI) - proposed" w:date="2026-10-15T20:14:14Z">
+            <w:del w:id="9064" w:author="Claude (AI) - proposed" w:date="2026-10-18T00:27:42Z">
               <w:r>
                 <w:rPr>
                   <w:rFonts w:ascii="Arial" w:cs="Arial" w:eastAsia="Arial" w:hAnsi="Arial"/>
@@ -5069,7 +5069,7 @@
                 <w:delText xml:space="preserve">moved here after the 2022 drought pushed them out of Baringo</w:delText>
               </w:r>
             </w:del>
-            <w:ins w:id="9065" w:author="Claude (AI) - proposed" w:date="2026-10-15T20:14:14Z">
+            <w:ins w:id="9065" w:author="Claude (AI) - proposed" w:date="2026-10-18T00:27:42Z">
               <w:r>
                 <w:rPr>
                   <w:rFonts w:ascii="Arial" w:cs="Arial" w:eastAsia="Arial" w:hAnsi="Arial"/>
@@ -5097,7 +5097,7 @@
               </w:rPr>
               <w:t xml:space="preserve">. The Otieno family </w:t>
             </w:r>
-            <w:del w:id="9066" w:author="Claude (AI) - proposed" w:date="2026-10-15T20:14:14Z">
+            <w:del w:id="9066" w:author="Claude (AI) - proposed" w:date="2026-10-18T00:27:42Z">
               <w:r>
                 <w:rPr>
                   <w:rFonts w:ascii="Arial" w:cs="Arial" w:eastAsia="Arial" w:hAnsi="Arial"/>
@@ -5112,7 +5112,7 @@
                 <w:delText xml:space="preserve">includes a widow raising five children on what she grows</w:delText>
               </w:r>
             </w:del>
-            <w:ins w:id="9067" w:author="Claude (AI) - proposed" w:date="2026-10-15T20:14:14Z">
+            <w:ins w:id="9067" w:author="Claude (AI) - proposed" w:date="2026-10-18T00:27:42Z">
               <w:r>
                 <w:rPr>
                   <w:rFonts w:ascii="Arial" w:cs="Arial" w:eastAsia="Arial" w:hAnsi="Arial"/>
@@ -5140,7 +5140,7 @@
               </w:rPr>
               <w:t xml:space="preserve">. Getting the area wrong does not just mean a calculation error — it means one family </w:t>
             </w:r>
-            <w:del w:id="9068" w:author="Claude (AI) - proposed" w:date="2026-10-15T20:14:14Z">
+            <w:del w:id="9068" w:author="Claude (AI) - proposed" w:date="2026-10-18T00:27:42Z">
               <w:r>
                 <w:rPr>
                   <w:rFonts w:ascii="Arial" w:cs="Arial" w:eastAsia="Arial" w:hAnsi="Arial"/>
@@ -5155,7 +5155,7 @@
                 <w:delText xml:space="preserve">goes hungry</w:delText>
               </w:r>
             </w:del>
-            <w:ins w:id="9069" w:author="Claude (AI) - proposed" w:date="2026-10-15T20:14:14Z">
+            <w:ins w:id="9069" w:author="Claude (AI) - proposed" w:date="2026-10-18T00:27:42Z">
               <w:r>
                 <w:rPr>
                   <w:rFonts w:ascii="Arial" w:cs="Arial" w:eastAsia="Arial" w:hAnsi="Arial"/>
@@ -5305,7 +5305,7 @@
             <w:pPr>
               <w:spacing w:after="20" w:before="0"/>
             </w:pPr>
-            <w:hyperlink w:history="1" r:id="rIdl0p-cci2wuptyemco3si8">
+            <w:hyperlink w:history="1" r:id="rId8g7znnzkzwfwt3x15gpfc">
               <w:r>
                 <w:rPr>
                   <w:rFonts w:ascii="Arial" w:cs="Arial" w:eastAsia="Arial" w:hAnsi="Arial"/>
@@ -5338,7 +5338,7 @@
               <w:spacing w:after="10" w:before="0"/>
               <w:ind w:left="120"/>
             </w:pPr>
-            <w:hyperlink w:history="1" r:id="rIdaqvqbry1b611rmedssfs7">
+            <w:hyperlink w:history="1" r:id="rIdl5owf78mccndmwihab1zt">
               <w:r>
                 <w:rPr>
                   <w:rFonts w:ascii="Arial" w:cs="Arial" w:eastAsia="Arial" w:hAnsi="Arial"/>
@@ -5383,7 +5383,7 @@
             <w:pPr>
               <w:spacing w:after="20" w:before="0"/>
             </w:pPr>
-            <w:hyperlink w:history="1" r:id="rIdd_vdzqvy9dqez5ok4ybkt">
+            <w:hyperlink w:history="1" r:id="rIdx7izo7tjj_iz3oktns1nc">
               <w:r>
                 <w:rPr>
                   <w:rFonts w:ascii="Arial" w:cs="Arial" w:eastAsia="Arial" w:hAnsi="Arial"/>
@@ -5416,7 +5416,7 @@
               <w:spacing w:after="10" w:before="0"/>
               <w:ind w:left="120"/>
             </w:pPr>
-            <w:hyperlink w:history="1" r:id="rIdwknclujsujla0oihqrfit">
+            <w:hyperlink w:history="1" r:id="rIded0ykz7gc6evbc66y-5en">
               <w:r>
                 <w:rPr>
                   <w:rFonts w:ascii="Arial" w:cs="Arial" w:eastAsia="Arial" w:hAnsi="Arial"/>
@@ -5494,7 +5494,7 @@
               </w:rPr>
               <w:t xml:space="preserve">1. Distribute triangle cut-outs. Say: 'You have 4 minutes — measure base and height of each triangle, calculate the area using A = ½bh, show all working. This is individual work — no sharing yet.' Set a visible timer. 2. After 4 minutes: 'Check with your partner — do your answers match? If they differ, find the error together. You have 90 seconds.' 3. At the board, hold up a large card acute triangle. Ask: 'Baraka — which measurement is the HEIGHT of this triangle?' (WAIT 12 seconds. Cold-call.) After response: 'Show me on the triangle. Come and draw the height line.' Reinforce: 'The height is ALWAYS perpendicular to the base — it makes a 90-degree angle. If you measure the slant side instead, your answer will be wrong — and the Chepkemoi family will get the wrong size plot.' 4. Draw the heptagon on the board. Ask: 'I am going to draw a line from vertex A to vertex C. What shape have I just cut off?' (WAIT 10 seconds.) 'Chiamaka?' After: 'And if I draw A to D?' Continue until all five triangles are visible. Count aloud with class: 'One, two, three, four, five triangles. A seven-sided polygon breaks into five triangles.' 5. Say: 'On your scaled drawing, find triangle A-B-C. Use your ruler to mark the base and the perpendicular height. Work with your partner.' Circulate for 3 minutes; correct any learner who marks the slant side as height. 6. Cold-call one pair to explain their markings to the class. 7. Ask the class to complete the 'building block' sentence in their books. Read it aloud together: 'If I can find the area of each triangle, I can add them up to find the total area of the plot.'</w:t>
             </w:r>
-            <w:ins w:id="9070" w:author="Claude (AI) - proposed" w:date="2026-10-15T20:14:14Z">
+            <w:ins w:id="9070" w:author="Claude (AI) - proposed" w:date="2026-10-18T00:27:42Z">
               <w:r>
                 <w:rPr>
                   <w:rFonts w:ascii="Arial" w:cs="Arial" w:eastAsia="Arial" w:hAnsi="Arial"/>
@@ -5631,7 +5631,7 @@
             <w:pPr>
               <w:spacing w:after="20" w:before="0"/>
             </w:pPr>
-            <w:hyperlink w:history="1" r:id="rIdncndudwvmas_va3zscguq">
+            <w:hyperlink w:history="1" r:id="rIdhu4germc7wkqzp4r7pdt_">
               <w:r>
                 <w:rPr>
                   <w:rFonts w:ascii="Arial" w:cs="Arial" w:eastAsia="Arial" w:hAnsi="Arial"/>
@@ -5664,7 +5664,7 @@
               <w:spacing w:after="10" w:before="0"/>
               <w:ind w:left="120"/>
             </w:pPr>
-            <w:hyperlink w:history="1" r:id="rIdlfz_-pjkigbzuynsil9jr">
+            <w:hyperlink w:history="1" r:id="rIddzdbxwohu8qaj64genq9c">
               <w:r>
                 <w:rPr>
                   <w:rFonts w:ascii="Arial" w:cs="Arial" w:eastAsia="Arial" w:hAnsi="Arial"/>
@@ -5709,7 +5709,7 @@
             <w:pPr>
               <w:spacing w:after="20" w:before="0"/>
             </w:pPr>
-            <w:hyperlink w:history="1" r:id="rId6ahmh7wo4lnbzozo6hvmr">
+            <w:hyperlink w:history="1" r:id="rIdjn94cmutkrraakwgz-ftc">
               <w:r>
                 <w:rPr>
                   <w:rFonts w:ascii="Arial" w:cs="Arial" w:eastAsia="Arial" w:hAnsi="Arial"/>
@@ -5742,7 +5742,7 @@
               <w:spacing w:after="10" w:before="0"/>
               <w:ind w:left="120"/>
             </w:pPr>
-            <w:hyperlink w:history="1" r:id="rIdyrpyorvxbpvpy9kqgyr-k">
+            <w:hyperlink w:history="1" r:id="rIdsrdyitua9clyg-sipp0mg">
               <w:r>
                 <w:rPr>
                   <w:rFonts w:ascii="Arial" w:cs="Arial" w:eastAsia="Arial" w:hAnsi="Arial"/>
@@ -5942,7 +5942,7 @@
             <w:pPr>
               <w:spacing w:after="20" w:before="0"/>
             </w:pPr>
-            <w:hyperlink w:history="1" r:id="rIdqvxfqak4ac407w3bxjxmf">
+            <w:hyperlink w:history="1" r:id="rId-7o65rdcg4g8_agohgg9q">
               <w:r>
                 <w:rPr>
                   <w:rFonts w:ascii="Arial" w:cs="Arial" w:eastAsia="Arial" w:hAnsi="Arial"/>
@@ -5991,7 +5991,7 @@
               <w:spacing w:after="10" w:before="0"/>
               <w:ind w:left="120"/>
             </w:pPr>
-            <w:hyperlink w:history="1" r:id="rIdtby-nj9ume4qqfqoqfyyk">
+            <w:hyperlink w:history="1" r:id="rIdevgqfv8h3bb3fkspqdt9a">
               <w:r>
                 <w:rPr>
                   <w:rFonts w:ascii="Arial" w:cs="Arial" w:eastAsia="Arial" w:hAnsi="Arial"/>
@@ -6036,7 +6036,7 @@
             <w:pPr>
               <w:spacing w:after="20" w:before="0"/>
             </w:pPr>
-            <w:hyperlink w:history="1" r:id="rIdacsizeej7nnfiliwuszzq">
+            <w:hyperlink w:history="1" r:id="rIdkkujofax9y_bwazn-slic">
               <w:r>
                 <w:rPr>
                   <w:rFonts w:ascii="Arial" w:cs="Arial" w:eastAsia="Arial" w:hAnsi="Arial"/>
@@ -6085,7 +6085,7 @@
               <w:spacing w:after="10" w:before="0"/>
               <w:ind w:left="120"/>
             </w:pPr>
-            <w:hyperlink w:history="1" r:id="rId_efbidiiikm8hkktfxdpv">
+            <w:hyperlink w:history="1" r:id="rIdh9iytpp0_qmuebqhjzeh_">
               <w:r>
                 <w:rPr>
                   <w:rFonts w:ascii="Arial" w:cs="Arial" w:eastAsia="Arial" w:hAnsi="Arial"/>
@@ -6130,7 +6130,7 @@
               </w:rPr>
               <w:t xml:space="preserve">Learners create their first entry in their 'Unit Model Book' — a dedicated page (or section of their exercise book) that they will revise after each lesson. Today's model is a sketch, not a precise diagram. Each learner draws the Kericho heptagon from memory or using their scaled sheet, and inside it draws the five triangles created by diagonals from vertex A. They label: the overall shape ('7-sided irregular polygon — Kericho land plot'), the five triangles ('T1, T2, T3, T4, T5'), and write the formula A = ½bh next to one triangle. Below the sketch they write: 'My current explanation of how to find the total area: ___.' Most learners will write something like: 'Find the area of each of the five triangles using ½bh, then add them all together.' Learners share their model explanation sentence with a partner and discuss: 'What information would you still need to actually calculate the area of each triangle?' Partners identify: they would need the base and perpendicular height of each of the five triangles. This is recorded as a question on their model page and will be answered in Lesson </w:t>
             </w:r>
-            <w:del w:id="9071" w:author="Claude (AI) - proposed" w:date="2026-10-15T20:14:14Z">
+            <w:del w:id="9071" w:author="Claude (AI) - proposed" w:date="2026-10-18T00:27:42Z">
               <w:r>
                 <w:rPr>
                   <w:rFonts w:ascii="Arial" w:cs="Arial" w:eastAsia="Arial" w:hAnsi="Arial"/>
@@ -6145,7 +6145,7 @@
                 <w:delText xml:space="preserve">2</w:delText>
               </w:r>
             </w:del>
-            <w:ins w:id="9072" w:author="Claude (AI) - proposed" w:date="2026-10-15T20:14:14Z">
+            <w:ins w:id="9072" w:author="Claude (AI) - proposed" w:date="2026-10-18T00:27:42Z">
               <w:r>
                 <w:rPr>
                   <w:rFonts w:ascii="Arial" w:cs="Arial" w:eastAsia="Arial" w:hAnsi="Arial"/>
@@ -6206,7 +6206,7 @@
               </w:rPr>
               <w:t xml:space="preserve">1. Say: 'You are now going to draw your first model of how to solve the Kericho land problem. This is not a final answer — it is your best thinking RIGHT NOW. In future lessons you will revise it as you learn more. Open your Unit Model Book to page 1.' 2. Allow 5 minutes of individual sketching and writing. Circulate; prompt any learner who has drawn only the heptagon outline without the interior triangles: 'What did we discover today about breaking up the shape? Can you show that in your drawing?' 3. After 5 minutes, ask learners to share their 'current explanation' sentence with their partner. 4. Whole-class close: cold-call one learner — 'Kipchoge — read us your explanation sentence.' (WAIT 10 seconds.) After reading: 'What would you still need to know to actually use this method on the real Kericho plot?' Collect 2–3 responses. Write on the board: 'In </w:t>
             </w:r>
-            <w:del w:id="9073" w:author="Claude (AI) - proposed" w:date="2026-10-15T20:14:14Z">
+            <w:del w:id="9073" w:author="Claude (AI) - proposed" w:date="2026-10-18T00:27:42Z">
               <w:r>
                 <w:rPr>
                   <w:rFonts w:ascii="Arial" w:cs="Arial" w:eastAsia="Arial" w:hAnsi="Arial"/>
@@ -6221,7 +6221,7 @@
                 <w:delText xml:space="preserve">Lesson 2, we will find out how to measure the base and height of each triangle inside any polygon</w:delText>
               </w:r>
             </w:del>
-            <w:ins w:id="9074" w:author="Claude (AI) - proposed" w:date="2026-10-15T20:14:14Z">
+            <w:ins w:id="9074" w:author="Claude (AI) - proposed" w:date="2026-10-18T00:27:42Z">
               <w:r>
                 <w:rPr>
                   <w:rFonts w:ascii="Arial" w:cs="Arial" w:eastAsia="Arial" w:hAnsi="Arial"/>
@@ -6696,7 +6696,7 @@
         </w:rPr>
         <w:t xml:space="preserve">© 2026 SeaVuria and ARES. Aligned with KICD objectives. Developed by SeaVuria; technical implementation by ARES (with AI assistance from Claude). Licensed under </w:t>
       </w:r>
-      <w:hyperlink w:history="1" r:id="rId7s0ckpcxnl6ysm_ujojx1">
+      <w:hyperlink w:history="1" r:id="rIdjxzxbnsfjyo8rnb2t-iz_">
         <w:r>
           <w:rPr>
             <w:rFonts w:ascii="Arial" w:cs="Arial" w:eastAsia="Arial" w:hAnsi="Arial"/>
@@ -6717,7 +6717,7 @@
         </w:rPr>
         <w:t xml:space="preserve"> (</w:t>
       </w:r>
-      <w:hyperlink w:history="1" r:id="rIdo3mqr0fqe8guxpnquaamc">
+      <w:hyperlink w:history="1" r:id="rIduyvkzsv4thg-fyhj99w7p">
         <w:r>
           <w:rPr>
             <w:rFonts w:ascii="Arial" w:cs="Arial" w:eastAsia="Arial" w:hAnsi="Arial"/>
@@ -7238,7 +7238,7 @@
               </w:rPr>
               <w:t xml:space="preserve">How do we </w:t>
             </w:r>
-            <w:del w:id="9075" w:author="Claude (AI) - proposed" w:date="2026-10-15T20:14:14Z">
+            <w:del w:id="9075" w:author="Claude (AI) - proposed" w:date="2026-10-18T00:27:42Z">
               <w:r>
                 <w:rPr>
                   <w:rFonts w:ascii="Arial" w:cs="Arial" w:eastAsia="Arial" w:hAnsi="Arial"/>
@@ -7253,7 +7253,7 @@
                 <w:delText xml:space="preserve">determine</w:delText>
               </w:r>
             </w:del>
-            <w:ins w:id="9076" w:author="Claude (AI) - proposed" w:date="2026-10-15T20:14:14Z">
+            <w:ins w:id="9076" w:author="Claude (AI) - proposed" w:date="2026-10-18T00:27:42Z">
               <w:r>
                 <w:rPr>
                   <w:rFonts w:ascii="Arial" w:cs="Arial" w:eastAsia="Arial" w:hAnsi="Arial"/>
@@ -7281,7 +7281,7 @@
               </w:rPr>
               <w:t xml:space="preserve"> the area of polygons? How </w:t>
             </w:r>
-            <w:del w:id="9077" w:author="Claude (AI) - proposed" w:date="2026-10-15T20:14:14Z">
+            <w:del w:id="9077" w:author="Claude (AI) - proposed" w:date="2026-10-18T00:27:42Z">
               <w:r>
                 <w:rPr>
                   <w:rFonts w:ascii="Arial" w:cs="Arial" w:eastAsia="Arial" w:hAnsi="Arial"/>
@@ -7296,7 +7296,7 @@
                 <w:delText xml:space="preserve">is the</w:delText>
               </w:r>
             </w:del>
-            <w:ins w:id="9078" w:author="Claude (AI) - proposed" w:date="2026-10-15T20:14:14Z">
+            <w:ins w:id="9078" w:author="Claude (AI) - proposed" w:date="2026-10-18T00:27:42Z">
               <w:r>
                 <w:rPr>
                   <w:rFonts w:ascii="Arial" w:cs="Arial" w:eastAsia="Arial" w:hAnsi="Arial"/>
@@ -7324,7 +7324,7 @@
               </w:rPr>
               <w:t xml:space="preserve"> area of polygons</w:t>
             </w:r>
-            <w:del w:id="9079" w:author="Claude (AI) - proposed" w:date="2026-10-15T20:14:14Z">
+            <w:del w:id="9079" w:author="Claude (AI) - proposed" w:date="2026-10-18T00:27:42Z">
               <w:r>
                 <w:rPr>
                   <w:rFonts w:ascii="Arial" w:cs="Arial" w:eastAsia="Arial" w:hAnsi="Arial"/>
@@ -7420,7 +7420,7 @@
               </w:rPr>
               <w:t xml:space="preserve">In Lesson 1 learners </w:t>
             </w:r>
-            <w:del w:id="9080" w:author="Claude (AI) - proposed" w:date="2026-10-15T20:14:14Z">
+            <w:del w:id="9080" w:author="Claude (AI) - proposed" w:date="2026-10-18T00:27:42Z">
               <w:r>
                 <w:rPr>
                   <w:rFonts w:ascii="Arial" w:cs="Arial" w:eastAsia="Arial" w:hAnsi="Arial"/>
@@ -7435,7 +7435,7 @@
                 <w:delText xml:space="preserve">derived the area formulae</w:delText>
               </w:r>
             </w:del>
-            <w:ins w:id="9081" w:author="Claude (AI) - proposed" w:date="2026-10-15T20:14:14Z">
+            <w:ins w:id="9081" w:author="Claude (AI) - proposed" w:date="2026-10-18T00:27:42Z">
               <w:r>
                 <w:rPr>
                   <w:rFonts w:ascii="Arial" w:cs="Arial" w:eastAsia="Arial" w:hAnsi="Arial"/>
@@ -7914,7 +7914,7 @@
             <w:pPr>
               <w:spacing w:after="20" w:before="0"/>
             </w:pPr>
-            <w:hyperlink w:history="1" r:id="rIdj8tfqzfy3y-uqy_33tjcw">
+            <w:hyperlink w:history="1" r:id="rIdqtaxn1a1m0_tf1vxgfcwt">
               <w:r>
                 <w:rPr>
                   <w:rFonts w:ascii="Arial" w:cs="Arial" w:eastAsia="Arial" w:hAnsi="Arial"/>
@@ -7947,7 +7947,7 @@
               <w:spacing w:after="10" w:before="0"/>
               <w:ind w:left="120"/>
             </w:pPr>
-            <w:hyperlink w:history="1" r:id="rIdvhowefcwynsu_kdjamxup">
+            <w:hyperlink w:history="1" r:id="rIdfnuaslx6ervvkkg96g_-8">
               <w:r>
                 <w:rPr>
                   <w:rFonts w:ascii="Arial" w:cs="Arial" w:eastAsia="Arial" w:hAnsi="Arial"/>
@@ -7992,7 +7992,7 @@
             <w:pPr>
               <w:spacing w:after="20" w:before="0"/>
             </w:pPr>
-            <w:hyperlink w:history="1" r:id="rIdxm6xttrzxrurkjl7nfiwx">
+            <w:hyperlink w:history="1" r:id="rIdg3ffm7muh8r_ev-39eoqi">
               <w:r>
                 <w:rPr>
                   <w:rFonts w:ascii="Arial" w:cs="Arial" w:eastAsia="Arial" w:hAnsi="Arial"/>
@@ -8025,7 +8025,7 @@
               <w:spacing w:after="10" w:before="0"/>
               <w:ind w:left="120"/>
             </w:pPr>
-            <w:hyperlink w:history="1" r:id="rIdlhc8lov0lqatu8atkewtf">
+            <w:hyperlink w:history="1" r:id="rIdh0giroidhz2ofwjersxw1">
               <w:r>
                 <w:rPr>
                   <w:rFonts w:ascii="Arial" w:cs="Arial" w:eastAsia="Arial" w:hAnsi="Arial"/>
@@ -8305,7 +8305,7 @@
             <w:pPr>
               <w:spacing w:after="20" w:before="0"/>
             </w:pPr>
-            <w:hyperlink w:history="1" r:id="rIdmru3ycagkviz6owykiyo_">
+            <w:hyperlink w:history="1" r:id="rId-farsu7vul8eiaadvyckj">
               <w:r>
                 <w:rPr>
                   <w:rFonts w:ascii="Arial" w:cs="Arial" w:eastAsia="Arial" w:hAnsi="Arial"/>
@@ -8338,7 +8338,7 @@
               <w:spacing w:after="10" w:before="0"/>
               <w:ind w:left="120"/>
             </w:pPr>
-            <w:hyperlink w:history="1" r:id="rIdhuptwlrpasxw50etf6yzq">
+            <w:hyperlink w:history="1" r:id="rIdac75doyotwmyn283ctsch">
               <w:r>
                 <w:rPr>
                   <w:rFonts w:ascii="Arial" w:cs="Arial" w:eastAsia="Arial" w:hAnsi="Arial"/>
@@ -8383,7 +8383,7 @@
             <w:pPr>
               <w:spacing w:after="20" w:before="0"/>
             </w:pPr>
-            <w:hyperlink w:history="1" r:id="rIdvbpeqq48fgvtv2l7zfor4">
+            <w:hyperlink w:history="1" r:id="rIdwhoda0tojqizez3gv60bm">
               <w:r>
                 <w:rPr>
                   <w:rFonts w:ascii="Arial" w:cs="Arial" w:eastAsia="Arial" w:hAnsi="Arial"/>
@@ -8416,7 +8416,7 @@
               <w:spacing w:after="10" w:before="0"/>
               <w:ind w:left="120"/>
             </w:pPr>
-            <w:hyperlink w:history="1" r:id="rIdybzzzrits6n30j0ozygjx">
+            <w:hyperlink w:history="1" r:id="rId6nryxq1zyuj88-afbggcw">
               <w:r>
                 <w:rPr>
                   <w:rFonts w:ascii="Arial" w:cs="Arial" w:eastAsia="Arial" w:hAnsi="Arial"/>
@@ -8574,7 +8574,7 @@
               </w:rPr>
               <w:t xml:space="preserve">5. At 22 minutes, ask all groups to complete their Dimensions Table and do NOT calculate areas yet — save that for Phase 3. Say: 'Your measurements are your evidence. Record them carefully. In Phase 3, you will use them to derive the formulae.'</w:t>
             </w:r>
-            <w:ins w:id="9082" w:author="Claude (AI) - proposed" w:date="2026-10-15T20:14:14Z">
+            <w:ins w:id="9082" w:author="Claude (AI) - proposed" w:date="2026-10-18T00:27:42Z">
               <w:r>
                 <w:rPr>
                   <w:rFonts w:ascii="Arial" w:cs="Arial" w:eastAsia="Arial" w:hAnsi="Arial"/>
@@ -8711,7 +8711,7 @@
             <w:pPr>
               <w:spacing w:after="20" w:before="0"/>
             </w:pPr>
-            <w:hyperlink w:history="1" r:id="rIdsdypegv-sf3rosnl2vlu5">
+            <w:hyperlink w:history="1" r:id="rIds1qe2jjmfakwtff0dcy7o">
               <w:r>
                 <w:rPr>
                   <w:rFonts w:ascii="Arial" w:cs="Arial" w:eastAsia="Arial" w:hAnsi="Arial"/>
@@ -8744,7 +8744,7 @@
               <w:spacing w:after="10" w:before="0"/>
               <w:ind w:left="120"/>
             </w:pPr>
-            <w:hyperlink w:history="1" r:id="rId5pafugm-3p2oi8pegmiaa">
+            <w:hyperlink w:history="1" r:id="rId--krdo_n6wd0rseewdwyx">
               <w:r>
                 <w:rPr>
                   <w:rFonts w:ascii="Arial" w:cs="Arial" w:eastAsia="Arial" w:hAnsi="Arial"/>
@@ -8789,7 +8789,7 @@
             <w:pPr>
               <w:spacing w:after="20" w:before="0"/>
             </w:pPr>
-            <w:hyperlink w:history="1" r:id="rIdloq93uiait5prelm2nmr8">
+            <w:hyperlink w:history="1" r:id="rIdetbnkdbqh5s69sahf7474">
               <w:r>
                 <w:rPr>
                   <w:rFonts w:ascii="Arial" w:cs="Arial" w:eastAsia="Arial" w:hAnsi="Arial"/>
@@ -8838,7 +8838,7 @@
               <w:spacing w:after="10" w:before="0"/>
               <w:ind w:left="120"/>
             </w:pPr>
-            <w:hyperlink w:history="1" r:id="rId7d-ehidnsacehximshsw6">
+            <w:hyperlink w:history="1" r:id="rIdekhom8kkr3_xuo4sf_y3h">
               <w:r>
                 <w:rPr>
                   <w:rFonts w:ascii="Arial" w:cs="Arial" w:eastAsia="Arial" w:hAnsi="Arial"/>
@@ -8883,7 +8883,7 @@
               </w:rPr>
               <w:t xml:space="preserve">Using their Dimensions Table from Phase 2, groups derive the area formula for each quadrilateral and calculate the area of their specific cut-out. They record: 'The area of a parallelogram = __ because when we rearranged it we got a rectangle of base __ and height __.' Similarly for the rhombus (</w:t>
             </w:r>
-            <w:del w:id="9083" w:author="Claude (AI) - proposed" w:date="2026-10-15T20:14:14Z">
+            <w:del w:id="9083" w:author="Claude (AI) - proposed" w:date="2026-10-18T00:27:42Z">
               <w:r>
                 <w:rPr>
                   <w:rFonts w:ascii="Arial" w:cs="Arial" w:eastAsia="Arial" w:hAnsi="Arial"/>
@@ -8898,7 +8898,7 @@
                 <w:delText xml:space="preserve">each diagonal halves the</w:delText>
               </w:r>
             </w:del>
-            <w:ins w:id="9084" w:author="Claude (AI) - proposed" w:date="2026-10-15T20:14:14Z">
+            <w:ins w:id="9084" w:author="Claude (AI) - proposed" w:date="2026-10-18T00:27:42Z">
               <w:r>
                 <w:rPr>
                   <w:rFonts w:ascii="Arial" w:cs="Arial" w:eastAsia="Arial" w:hAnsi="Arial"/>
@@ -8926,7 +8926,7 @@
               </w:rPr>
               <w:t xml:space="preserve"> other, giving four </w:t>
             </w:r>
-            <w:del w:id="9085" w:author="Claude (AI) - proposed" w:date="2026-10-15T20:14:14Z">
+            <w:del w:id="9085" w:author="Claude (AI) - proposed" w:date="2026-10-18T00:27:42Z">
               <w:r>
                 <w:rPr>
                   <w:rFonts w:ascii="Arial" w:cs="Arial" w:eastAsia="Arial" w:hAnsi="Arial"/>
@@ -8941,7 +8941,7 @@
                 <w:delText xml:space="preserve">right-angle triangles</w:delText>
               </w:r>
             </w:del>
-            <w:ins w:id="9086" w:author="Claude (AI) - proposed" w:date="2026-10-15T20:14:14Z">
+            <w:ins w:id="9086" w:author="Claude (AI) - proposed" w:date="2026-10-18T00:27:42Z">
               <w:r>
                 <w:rPr>
                   <w:rFonts w:ascii="Arial" w:cs="Arial" w:eastAsia="Arial" w:hAnsi="Arial"/>
@@ -8969,7 +8969,7 @@
               </w:rPr>
               <w:t xml:space="preserve">), trapezium (two triangles with bases a and b sharing height h), and kite (</w:t>
             </w:r>
-            <w:del w:id="9087" w:author="Claude (AI) - proposed" w:date="2026-10-15T20:14:14Z">
+            <w:del w:id="9087" w:author="Claude (AI) - proposed" w:date="2026-10-18T00:27:42Z">
               <w:r>
                 <w:rPr>
                   <w:rFonts w:ascii="Arial" w:cs="Arial" w:eastAsia="Arial" w:hAnsi="Arial"/>
@@ -8984,7 +8984,7 @@
                 <w:delText xml:space="preserve">same logic as rhombus</w:delText>
               </w:r>
             </w:del>
-            <w:ins w:id="9088" w:author="Claude (AI) - proposed" w:date="2026-10-15T20:14:14Z">
+            <w:ins w:id="9088" w:author="Claude (AI) - proposed" w:date="2026-10-18T00:27:42Z">
               <w:r>
                 <w:rPr>
                   <w:rFonts w:ascii="Arial" w:cs="Arial" w:eastAsia="Arial" w:hAnsi="Arial"/>
@@ -9085,7 +9085,7 @@
               </w:rPr>
               <w:t xml:space="preserve">3. After all four are on the board, formalise with diagrams: 'Let us confirm. For the parallelogram…' [Draw parallelogram, show the cut, show the rectangle.] Repeat for all four. Say: 'Notice that rhombus and kite share the same formula — A = ½d₁d₂. Why? Raise your hand.' [WAIT 15 seconds.] Cold-call: 'Wanjiku, can you explain why?' [If no correct answer after 15 s, guide: 'Look at the diagonals in both shapes. What do both diagonals do in both shapes?'</w:t>
             </w:r>
-            <w:ins w:id="9089" w:author="Claude (AI) - proposed" w:date="2026-10-15T20:14:14Z">
+            <w:ins w:id="9089" w:author="Claude (AI) - proposed" w:date="2026-10-18T00:27:42Z">
               <w:r>
                 <w:rPr>
                   <w:rFonts w:ascii="Arial" w:cs="Arial" w:eastAsia="Arial" w:hAnsi="Arial"/>
@@ -9295,7 +9295,7 @@
             <w:pPr>
               <w:spacing w:after="20" w:before="0"/>
             </w:pPr>
-            <w:hyperlink w:history="1" r:id="rIdsqc7jtcxegpog9phy0mh7">
+            <w:hyperlink w:history="1" r:id="rIdw7jnydxp1lqtlhymjx7xf">
               <w:r>
                 <w:rPr>
                   <w:rFonts w:ascii="Arial" w:cs="Arial" w:eastAsia="Arial" w:hAnsi="Arial"/>
@@ -9328,7 +9328,7 @@
               <w:spacing w:after="10" w:before="0"/>
               <w:ind w:left="120"/>
             </w:pPr>
-            <w:hyperlink w:history="1" r:id="rIdbgx8be1rzzrc0h69ncale">
+            <w:hyperlink w:history="1" r:id="rIdwgnez-ihujy1hof_gvdtw">
               <w:r>
                 <w:rPr>
                   <w:rFonts w:ascii="Arial" w:cs="Arial" w:eastAsia="Arial" w:hAnsi="Arial"/>
@@ -9373,7 +9373,7 @@
             <w:pPr>
               <w:spacing w:after="20" w:before="0"/>
             </w:pPr>
-            <w:hyperlink w:history="1" r:id="rIdgskrh2r1cx9bu-kjxr5zo">
+            <w:hyperlink w:history="1" r:id="rIdtvktrgmeck3q8uj5--dws">
               <w:r>
                 <w:rPr>
                   <w:rFonts w:ascii="Arial" w:cs="Arial" w:eastAsia="Arial" w:hAnsi="Arial"/>
@@ -9422,7 +9422,7 @@
               <w:spacing w:after="10" w:before="0"/>
               <w:ind w:left="120"/>
             </w:pPr>
-            <w:hyperlink w:history="1" r:id="rIdc4abucsrfcv8itg1ciwcr">
+            <w:hyperlink w:history="1" r:id="rId_le1piytjrlbaflolu0go">
               <w:r>
                 <w:rPr>
                   <w:rFonts w:ascii="Arial" w:cs="Arial" w:eastAsia="Arial" w:hAnsi="Arial"/>
@@ -9560,7 +9560,7 @@
               </w:rPr>
               <w:t xml:space="preserve">4. Preview Lesson 3: 'Next lesson we </w:t>
             </w:r>
-            <w:del w:id="9090" w:author="Claude (AI) - proposed" w:date="2026-10-15T20:14:14Z">
+            <w:del w:id="9090" w:author="Claude (AI) - proposed" w:date="2026-10-18T00:27:42Z">
               <w:r>
                 <w:rPr>
                   <w:rFonts w:ascii="Arial" w:cs="Arial" w:eastAsia="Arial" w:hAnsi="Arial"/>
@@ -9575,7 +9575,7 @@
                 <w:delText xml:space="preserve">look at irregular polygons with more sides — hexagons and heptagons</w:delText>
               </w:r>
             </w:del>
-            <w:ins w:id="9091" w:author="Claude (AI) - proposed" w:date="2026-10-15T20:14:14Z">
+            <w:ins w:id="9091" w:author="Claude (AI) - proposed" w:date="2026-10-18T00:27:42Z">
               <w:r>
                 <w:rPr>
                   <w:rFonts w:ascii="Arial" w:cs="Arial" w:eastAsia="Arial" w:hAnsi="Arial"/>
@@ -9603,7 +9603,7 @@
               </w:rPr>
               <w:t xml:space="preserve">. Will our current toolkit be enough, or do we need </w:t>
             </w:r>
-            <w:del w:id="9092" w:author="Claude (AI) - proposed" w:date="2026-10-15T20:14:14Z">
+            <w:del w:id="9092" w:author="Claude (AI) - proposed" w:date="2026-10-18T00:27:42Z">
               <w:r>
                 <w:rPr>
                   <w:rFonts w:ascii="Arial" w:cs="Arial" w:eastAsia="Arial" w:hAnsi="Arial"/>
@@ -9618,7 +9618,7 @@
                 <w:delText xml:space="preserve">new strategies</w:delText>
               </w:r>
             </w:del>
-            <w:ins w:id="9093" w:author="Claude (AI) - proposed" w:date="2026-10-15T20:14:14Z">
+            <w:ins w:id="9093" w:author="Claude (AI) - proposed" w:date="2026-10-18T00:27:42Z">
               <w:r>
                 <w:rPr>
                   <w:rFonts w:ascii="Arial" w:cs="Arial" w:eastAsia="Arial" w:hAnsi="Arial"/>
@@ -9768,7 +9768,7 @@
             <w:pPr>
               <w:spacing w:after="20" w:before="0"/>
             </w:pPr>
-            <w:hyperlink w:history="1" r:id="rIdkly5s8q-smyepz1krrdmo">
+            <w:hyperlink w:history="1" r:id="rIdtuz6fygoiyerqwhc4jdkv">
               <w:r>
                 <w:rPr>
                   <w:rFonts w:ascii="Arial" w:cs="Arial" w:eastAsia="Arial" w:hAnsi="Arial"/>
@@ -9801,7 +9801,7 @@
               <w:spacing w:after="10" w:before="0"/>
               <w:ind w:left="120"/>
             </w:pPr>
-            <w:hyperlink w:history="1" r:id="rIdenbd7pd2zpvoywa9iqpss">
+            <w:hyperlink w:history="1" r:id="rIdxivigqa1ynkqg2f-ac72y">
               <w:r>
                 <w:rPr>
                   <w:rFonts w:ascii="Arial" w:cs="Arial" w:eastAsia="Arial" w:hAnsi="Arial"/>
@@ -9846,7 +9846,7 @@
             <w:pPr>
               <w:spacing w:after="20" w:before="0"/>
             </w:pPr>
-            <w:hyperlink w:history="1" r:id="rIdgcl3cvmrdjmm_fueng5wi">
+            <w:hyperlink w:history="1" r:id="rIdlsfc6yf2buiwxexbztcb2">
               <w:r>
                 <w:rPr>
                   <w:rFonts w:ascii="Arial" w:cs="Arial" w:eastAsia="Arial" w:hAnsi="Arial"/>
@@ -9895,7 +9895,7 @@
               <w:spacing w:after="10" w:before="0"/>
               <w:ind w:left="120"/>
             </w:pPr>
-            <w:hyperlink w:history="1" r:id="rIdvh7j3ihydjbxp2iw1kabi">
+            <w:hyperlink w:history="1" r:id="rIdxufda2t-jzhw8adzba2nd">
               <w:r>
                 <w:rPr>
                   <w:rFonts w:ascii="Arial" w:cs="Arial" w:eastAsia="Arial" w:hAnsi="Arial"/>
@@ -10234,7 +10234,7 @@
               </w:rPr>
               <w:t xml:space="preserve">After the lesson, reflect on the following questions: (1) Did learners correctly distinguish between slant height and perpendicular height during the measurement activity? If the majority of groups measured the slant side of the parallelogram instead of the true perpendicular height, plan a 5-minute review opener for Lesson 3 using a set-square demonstration on the board. (2) Were learners able to explain WHY the rhombus and kite share the same formula (A = ½d₁d₂)? If fewer than half the class could articulate the </w:t>
             </w:r>
-            <w:del w:id="9094" w:author="Claude (AI) - proposed" w:date="2026-10-15T20:14:14Z">
+            <w:del w:id="9094" w:author="Claude (AI) - proposed" w:date="2026-10-18T00:27:42Z">
               <w:r>
                 <w:rPr>
                   <w:rFonts w:ascii="Arial" w:cs="Arial" w:eastAsia="Arial" w:hAnsi="Arial"/>
@@ -10249,7 +10249,7 @@
                 <w:delText xml:space="preserve">diagonal-halving reasoning</w:delText>
               </w:r>
             </w:del>
-            <w:ins w:id="9095" w:author="Claude (AI) - proposed" w:date="2026-10-15T20:14:14Z">
+            <w:ins w:id="9095" w:author="Claude (AI) - proposed" w:date="2026-10-18T00:27:42Z">
               <w:r>
                 <w:rPr>
                   <w:rFonts w:ascii="Arial" w:cs="Arial" w:eastAsia="Arial" w:hAnsi="Arial"/>
@@ -10475,7 +10475,7 @@
               </w:rPr>
               <w:t xml:space="preserve">Learners derived and applied the four area formulae: parallelogram A = bh; rhombus A = ½d₁d₂; trapezium A = ½(a+b)h; kite A = ½d₁d₂. They learned that the perpendicular height (not the slant side) must be used in the parallelogram and trapezium formulae, and that the rhombus and kite share a formula because </w:t>
             </w:r>
-            <w:del w:id="9096" w:author="Claude (AI) - proposed" w:date="2026-10-15T20:14:14Z">
+            <w:del w:id="9096" w:author="Claude (AI) - proposed" w:date="2026-10-18T00:27:42Z">
               <w:r>
                 <w:rPr>
                   <w:rFonts w:ascii="Arial" w:cs="Arial" w:eastAsia="Arial" w:hAnsi="Arial"/>
@@ -10490,7 +10490,7 @@
                 <w:delText xml:space="preserve">both are fully determined by their two</w:delText>
               </w:r>
             </w:del>
-            <w:ins w:id="9097" w:author="Claude (AI) - proposed" w:date="2026-10-15T20:14:14Z">
+            <w:ins w:id="9097" w:author="Claude (AI) - proposed" w:date="2026-10-18T00:27:42Z">
               <w:r>
                 <w:rPr>
                   <w:rFonts w:ascii="Arial" w:cs="Arial" w:eastAsia="Arial" w:hAnsi="Arial"/>
@@ -10606,7 +10606,7 @@
         </w:rPr>
         <w:t xml:space="preserve">© 2026 SeaVuria and ARES. Aligned with KICD objectives. Developed by SeaVuria; technical implementation by ARES (with AI assistance from Claude). Licensed under </w:t>
       </w:r>
-      <w:hyperlink w:history="1" r:id="rIdjoua2xs8v1ijjxulp9jpj">
+      <w:hyperlink w:history="1" r:id="rIdcv_7gitiqbvxzkdub7291">
         <w:r>
           <w:rPr>
             <w:rFonts w:ascii="Arial" w:cs="Arial" w:eastAsia="Arial" w:hAnsi="Arial"/>
@@ -10627,7 +10627,7 @@
         </w:rPr>
         <w:t xml:space="preserve"> (</w:t>
       </w:r>
-      <w:hyperlink w:history="1" r:id="rIdcs1ychqsnlipmjvxqyasm">
+      <w:hyperlink w:history="1" r:id="rIdjn3fep1hl27p4ft1rh_hh">
         <w:r>
           <w:rPr>
             <w:rFonts w:ascii="Arial" w:cs="Arial" w:eastAsia="Arial" w:hAnsi="Arial"/>
@@ -11268,7 +11268,7 @@
               </w:rPr>
               <w:t xml:space="preserve">How do we </w:t>
             </w:r>
-            <w:del w:id="9098" w:author="Claude (AI) - proposed" w:date="2026-10-15T20:14:14Z">
+            <w:del w:id="9098" w:author="Claude (AI) - proposed" w:date="2026-10-18T00:27:42Z">
               <w:r>
                 <w:rPr>
                   <w:rFonts w:ascii="Arial" w:cs="Arial" w:eastAsia="Arial" w:hAnsi="Arial"/>
@@ -11283,7 +11283,7 @@
                 <w:delText xml:space="preserve">determine</w:delText>
               </w:r>
             </w:del>
-            <w:ins w:id="9099" w:author="Claude (AI) - proposed" w:date="2026-10-15T20:14:14Z">
+            <w:ins w:id="9099" w:author="Claude (AI) - proposed" w:date="2026-10-18T00:27:42Z">
               <w:r>
                 <w:rPr>
                   <w:rFonts w:ascii="Arial" w:cs="Arial" w:eastAsia="Arial" w:hAnsi="Arial"/>
@@ -11910,7 +11910,7 @@
             <w:pPr>
               <w:spacing w:after="20" w:before="0"/>
             </w:pPr>
-            <w:hyperlink w:history="1" r:id="rId4bfbhqneplv9a-2ziyfjo">
+            <w:hyperlink w:history="1" r:id="rIdt4lazwcmb8l0ylwtipjgr">
               <w:r>
                 <w:rPr>
                   <w:rFonts w:ascii="Arial" w:cs="Arial" w:eastAsia="Arial" w:hAnsi="Arial"/>
@@ -11959,7 +11959,7 @@
               <w:spacing w:after="10" w:before="0"/>
               <w:ind w:left="120"/>
             </w:pPr>
-            <w:hyperlink w:history="1" r:id="rIdui3bgckmo0kj94_ugtlwr">
+            <w:hyperlink w:history="1" r:id="rIdzfclwqyp16ywv7eswp6je">
               <w:r>
                 <w:rPr>
                   <w:rFonts w:ascii="Arial" w:cs="Arial" w:eastAsia="Arial" w:hAnsi="Arial"/>
@@ -12004,7 +12004,7 @@
             <w:pPr>
               <w:spacing w:after="20" w:before="0"/>
             </w:pPr>
-            <w:hyperlink w:history="1" r:id="rIdc9xzeaph5xc5kwtn2l8xw">
+            <w:hyperlink w:history="1" r:id="rIdll4wdwekz76zy8us0vztk">
               <w:r>
                 <w:rPr>
                   <w:rFonts w:ascii="Arial" w:cs="Arial" w:eastAsia="Arial" w:hAnsi="Arial"/>
@@ -12037,7 +12037,7 @@
               <w:spacing w:after="10" w:before="0"/>
               <w:ind w:left="120"/>
             </w:pPr>
-            <w:hyperlink w:history="1" r:id="rIdpxd9kthys4pmqdkyxg4_w">
+            <w:hyperlink w:history="1" r:id="rIdjaemvoygm7hkdwxfocnyp">
               <w:r>
                 <w:rPr>
                   <w:rFonts w:ascii="Arial" w:cs="Arial" w:eastAsia="Arial" w:hAnsi="Arial"/>
@@ -12237,7 +12237,7 @@
             <w:pPr>
               <w:spacing w:after="20" w:before="0"/>
             </w:pPr>
-            <w:hyperlink w:history="1" r:id="rIdvohzgvfyqnbtwceiutg42">
+            <w:hyperlink w:history="1" r:id="rIdgi1ctptluzwxewvj5jodk">
               <w:r>
                 <w:rPr>
                   <w:rFonts w:ascii="Arial" w:cs="Arial" w:eastAsia="Arial" w:hAnsi="Arial"/>
@@ -12286,7 +12286,7 @@
               <w:spacing w:after="10" w:before="0"/>
               <w:ind w:left="120"/>
             </w:pPr>
-            <w:hyperlink w:history="1" r:id="rIdobvtkzgv_-ndjka--l3fu">
+            <w:hyperlink w:history="1" r:id="rIdiyj2g-s8zomrm6nrcfrmv">
               <w:r>
                 <w:rPr>
                   <w:rFonts w:ascii="Arial" w:cs="Arial" w:eastAsia="Arial" w:hAnsi="Arial"/>
@@ -12331,7 +12331,7 @@
             <w:pPr>
               <w:spacing w:after="20" w:before="0"/>
             </w:pPr>
-            <w:hyperlink w:history="1" r:id="rIdsz99mtxss1ix_gob43k0j">
+            <w:hyperlink w:history="1" r:id="rIdlfpaysfi9lf2n_fydqv9a">
               <w:r>
                 <w:rPr>
                   <w:rFonts w:ascii="Arial" w:cs="Arial" w:eastAsia="Arial" w:hAnsi="Arial"/>
@@ -12364,7 +12364,7 @@
               <w:spacing w:after="10" w:before="0"/>
               <w:ind w:left="120"/>
             </w:pPr>
-            <w:hyperlink w:history="1" r:id="rIddpon2k3tk8bgkl9b4npcm">
+            <w:hyperlink w:history="1" r:id="rIdptnigrvexukn4ego1whgb">
               <w:r>
                 <w:rPr>
                   <w:rFonts w:ascii="Arial" w:cs="Arial" w:eastAsia="Arial" w:hAnsi="Arial"/>
@@ -12409,7 +12409,7 @@
               </w:rPr>
               <w:t xml:space="preserve">Learners work in pairs on a structured derivation worksheet. The worksheet presents a generic triangle ABC with sides a (opposite A), b (opposite B), c (opposite C), and angle C between sides a and b. Step 1 asks learners to draw the perpendicular height h from vertex </w:t>
             </w:r>
-            <w:del w:id="9100" w:author="Claude (AI) - proposed" w:date="2026-10-15T20:14:14Z">
+            <w:del w:id="9100" w:author="Claude (AI) - proposed" w:date="2026-10-18T00:27:42Z">
               <w:r>
                 <w:rPr>
                   <w:rFonts w:ascii="Arial" w:cs="Arial" w:eastAsia="Arial" w:hAnsi="Arial"/>
@@ -12424,7 +12424,7 @@
                 <w:delText xml:space="preserve">A</w:delText>
               </w:r>
             </w:del>
-            <w:ins w:id="9101" w:author="Claude (AI) - proposed" w:date="2026-10-15T20:14:14Z">
+            <w:ins w:id="9101" w:author="Claude (AI) - proposed" w:date="2026-10-18T00:27:42Z">
               <w:r>
                 <w:rPr>
                   <w:rFonts w:ascii="Arial" w:cs="Arial" w:eastAsia="Arial" w:hAnsi="Arial"/>
@@ -12485,7 +12485,7 @@
               </w:rPr>
               <w:t xml:space="preserve">Distribute the worksheet. Say: 'Work through Steps 1 to 4 with your partner. The only tools you need are what you already know from Trigonometry 1 — specifically the definition of sine in a right-angled triangle, and the formula A = ½bh from Lesson 1. You have 8 minutes.' [Circulate immediately. Do NOT explain the derivation first.] Watch for two specific errors: (A) learners who write sin C = h/b instead of sin C = h/a — these learners have confused which side the height is drawn from; whisper: 'Which side is the height dropped FROM? Label the right-angled triangle you have created.' (B) learners who cannot rearrange to make h the subject — redirect: 'If sin C = h/a, multiply both sides by a. What do you get?' [After 8 minutes, pause whole class.] Cold-call one pair to describe Step 3 aloud. [10 seconds WAIT TIME.] Cold-call a second pair to state the final formula. Write on the board in large text: A = ½ab sin C. Say: 'Now apply this formula to the Kisumu solar panel. </w:t>
             </w:r>
-            <w:del w:id="9102" w:author="Claude (AI) - proposed" w:date="2026-10-15T20:14:14Z">
+            <w:del w:id="9102" w:author="Claude (AI) - proposed" w:date="2026-10-18T00:27:42Z">
               <w:r>
                 <w:rPr>
                   <w:rFonts w:ascii="Arial" w:cs="Arial" w:eastAsia="Arial" w:hAnsi="Arial"/>
@@ -12500,7 +12500,7 @@
                 <w:delText xml:space="preserve">Use your calculator first, then the tables</w:delText>
               </w:r>
             </w:del>
-            <w:ins w:id="9103" w:author="Claude (AI) - proposed" w:date="2026-10-15T20:14:14Z">
+            <w:ins w:id="9103" w:author="Claude (AI) - proposed" w:date="2026-10-18T00:27:42Z">
               <w:r>
                 <w:rPr>
                   <w:rFonts w:ascii="Arial" w:cs="Arial" w:eastAsia="Arial" w:hAnsi="Arial"/>
@@ -12528,7 +12528,7 @@
               </w:rPr>
               <w:t xml:space="preserve">. You have </w:t>
             </w:r>
-            <w:del w:id="9104" w:author="Claude (AI) - proposed" w:date="2026-10-15T20:14:14Z">
+            <w:del w:id="9104" w:author="Claude (AI) - proposed" w:date="2026-10-18T00:27:42Z">
               <w:r>
                 <w:rPr>
                   <w:rFonts w:ascii="Arial" w:cs="Arial" w:eastAsia="Arial" w:hAnsi="Arial"/>
@@ -12543,7 +12543,7 @@
                 <w:delText xml:space="preserve">4</w:delText>
               </w:r>
             </w:del>
-            <w:ins w:id="9105" w:author="Claude (AI) - proposed" w:date="2026-10-15T20:14:14Z">
+            <w:ins w:id="9105" w:author="Claude (AI) - proposed" w:date="2026-10-18T00:27:42Z">
               <w:r>
                 <w:rPr>
                   <w:rFonts w:ascii="Arial" w:cs="Arial" w:eastAsia="Arial" w:hAnsi="Arial"/>
@@ -12571,7 +12571,7 @@
               </w:rPr>
               <w:t xml:space="preserve"> minutes.' [Circulate and check calculations.] After </w:t>
             </w:r>
-            <w:del w:id="9106" w:author="Claude (AI) - proposed" w:date="2026-10-15T20:14:14Z">
+            <w:del w:id="9106" w:author="Claude (AI) - proposed" w:date="2026-10-18T00:27:42Z">
               <w:r>
                 <w:rPr>
                   <w:rFonts w:ascii="Arial" w:cs="Arial" w:eastAsia="Arial" w:hAnsi="Arial"/>
@@ -12586,7 +12586,7 @@
                 <w:delText xml:space="preserve">4</w:delText>
               </w:r>
             </w:del>
-            <w:ins w:id="9107" w:author="Claude (AI) - proposed" w:date="2026-10-15T20:14:14Z">
+            <w:ins w:id="9107" w:author="Claude (AI) - proposed" w:date="2026-10-18T00:27:42Z">
               <w:r>
                 <w:rPr>
                   <w:rFonts w:ascii="Arial" w:cs="Arial" w:eastAsia="Arial" w:hAnsi="Arial"/>
@@ -12736,7 +12736,7 @@
             <w:pPr>
               <w:spacing w:after="20" w:before="0"/>
             </w:pPr>
-            <w:hyperlink w:history="1" r:id="rId8smhbw5svm4mexv-xyde4">
+            <w:hyperlink w:history="1" r:id="rIdzqj7o5ltgxwajpy-azfnu">
               <w:r>
                 <w:rPr>
                   <w:rFonts w:ascii="Arial" w:cs="Arial" w:eastAsia="Arial" w:hAnsi="Arial"/>
@@ -12785,7 +12785,7 @@
               <w:spacing w:after="10" w:before="0"/>
               <w:ind w:left="120"/>
             </w:pPr>
-            <w:hyperlink w:history="1" r:id="rIdvccw8gvrm3k804ch1v7oq">
+            <w:hyperlink w:history="1" r:id="rIdztdhz4roxn-3qi4i86v17">
               <w:r>
                 <w:rPr>
                   <w:rFonts w:ascii="Arial" w:cs="Arial" w:eastAsia="Arial" w:hAnsi="Arial"/>
@@ -12830,7 +12830,7 @@
             <w:pPr>
               <w:spacing w:after="20" w:before="0"/>
             </w:pPr>
-            <w:hyperlink w:history="1" r:id="rIdvkfskaxhvqpxovy7u_j1c">
+            <w:hyperlink w:history="1" r:id="rId4efdyesotnq0nyck6ole3">
               <w:r>
                 <w:rPr>
                   <w:rFonts w:ascii="Arial" w:cs="Arial" w:eastAsia="Arial" w:hAnsi="Arial"/>
@@ -12863,7 +12863,7 @@
               <w:spacing w:after="10" w:before="0"/>
               <w:ind w:left="120"/>
             </w:pPr>
-            <w:hyperlink w:history="1" r:id="rId6mtzgssczq0x_iwhfkf_a">
+            <w:hyperlink w:history="1" r:id="rIdg2adm2nedzumeiq5lt_av">
               <w:r>
                 <w:rPr>
                   <w:rFonts w:ascii="Arial" w:cs="Arial" w:eastAsia="Arial" w:hAnsi="Arial"/>
@@ -12908,7 +12908,7 @@
               </w:rPr>
               <w:t xml:space="preserve">Learners work individually on three application problems, each set in a Kenyan context and each progressively harder. Problem 1 (Direct): A triangular maize plot near Kericho has two sides of 12 m and 9 m with an included angle of 72°. Find its area. Problem 2 (Embedded in polygon decomposition): The same Kericho land plot diagram from Lesson 1 is shown. One of the five decomposed triangles has two marked sides (8.4 m and 11.2 m) and a marked included angle of 65° — but no height. Find its area using A = ½ab sin C. Problem 3 (Challenge — connecting to storyline): If the entire Kericho land plot is to be divided equally among three farming families, and the triangle in Problem 2 is ONE of the five triangles making up the plot, explain why knowing A = ½ab sin C is essential for solving the original driving question. Learners write a full explanation in words for Problem 3</w:t>
             </w:r>
-            <w:ins w:id="9108" w:author="Claude (AI) - proposed" w:date="2026-10-15T20:14:14Z">
+            <w:ins w:id="9108" w:author="Claude (AI) - proposed" w:date="2026-10-18T00:27:42Z">
               <w:r>
                 <w:rPr>
                   <w:rFonts w:ascii="Arial" w:cs="Arial" w:eastAsia="Arial" w:hAnsi="Arial"/>
@@ -12969,7 +12969,7 @@
               </w:rPr>
               <w:t xml:space="preserve">Say: 'Work through Problems 1 and 2 individually — show every step: write the formula, substitute the values, evaluate using your calculator or tables, and state the answer with units. Problem 3 is a written explanation</w:t>
             </w:r>
-            <w:del w:id="9109" w:author="Claude (AI) - proposed" w:date="2026-10-15T20:14:14Z">
+            <w:del w:id="9109" w:author="Claude (AI) - proposed" w:date="2026-10-18T00:27:42Z">
               <w:r>
                 <w:rPr>
                   <w:rFonts w:ascii="Arial" w:cs="Arial" w:eastAsia="Arial" w:hAnsi="Arial"/>
@@ -12984,7 +12984,7 @@
                 <w:delText xml:space="preserve"> —</w:delText>
               </w:r>
             </w:del>
-            <w:ins w:id="9110" w:author="Claude (AI) - proposed" w:date="2026-10-15T20:14:14Z">
+            <w:ins w:id="9110" w:author="Claude (AI) - proposed" w:date="2026-10-18T00:27:42Z">
               <w:r>
                 <w:rPr>
                   <w:rFonts w:ascii="Arial" w:cs="Arial" w:eastAsia="Arial" w:hAnsi="Arial"/>
@@ -13012,7 +13012,7 @@
               </w:rPr>
               <w:t xml:space="preserve"> not a calculation</w:t>
             </w:r>
-            <w:ins w:id="9111" w:author="Claude (AI) - proposed" w:date="2026-10-15T20:14:14Z">
+            <w:ins w:id="9111" w:author="Claude (AI) - proposed" w:date="2026-10-18T00:27:42Z">
               <w:r>
                 <w:rPr>
                   <w:rFonts w:ascii="Arial" w:cs="Arial" w:eastAsia="Arial" w:hAnsi="Arial"/>
@@ -13040,7 +13040,7 @@
               </w:rPr>
               <w:t xml:space="preserve">. You have </w:t>
             </w:r>
-            <w:del w:id="9112" w:author="Claude (AI) - proposed" w:date="2026-10-15T20:14:14Z">
+            <w:del w:id="9112" w:author="Claude (AI) - proposed" w:date="2026-10-18T00:27:42Z">
               <w:r>
                 <w:rPr>
                   <w:rFonts w:ascii="Arial" w:cs="Arial" w:eastAsia="Arial" w:hAnsi="Arial"/>
@@ -13055,7 +13055,7 @@
                 <w:delText xml:space="preserve">10 minutes</w:delText>
               </w:r>
             </w:del>
-            <w:ins w:id="9113" w:author="Claude (AI) - proposed" w:date="2026-10-15T20:14:14Z">
+            <w:ins w:id="9113" w:author="Claude (AI) - proposed" w:date="2026-10-18T00:27:42Z">
               <w:r>
                 <w:rPr>
                   <w:rFonts w:ascii="Arial" w:cs="Arial" w:eastAsia="Arial" w:hAnsi="Arial"/>
@@ -13083,7 +13083,7 @@
               </w:rPr>
               <w:t xml:space="preserve">.' [Allow individual working. Circulate and look specifically at unit usage — many learners drop m² — and at whether learners are correctly identifying which two sides and which angle to use.] After </w:t>
             </w:r>
-            <w:del w:id="9114" w:author="Claude (AI) - proposed" w:date="2026-10-15T20:14:14Z">
+            <w:del w:id="9114" w:author="Claude (AI) - proposed" w:date="2026-10-18T00:27:42Z">
               <w:r>
                 <w:rPr>
                   <w:rFonts w:ascii="Arial" w:cs="Arial" w:eastAsia="Arial" w:hAnsi="Arial"/>
@@ -13098,7 +13098,7 @@
                 <w:delText xml:space="preserve">8 minutes, say: 'Finish your sentence for Problem 3.' [2 minutes.]</w:delText>
               </w:r>
             </w:del>
-            <w:ins w:id="9115" w:author="Claude (AI) - proposed" w:date="2026-10-15T20:14:14Z">
+            <w:ins w:id="9115" w:author="Claude (AI) - proposed" w:date="2026-10-18T00:27:42Z">
               <w:r>
                 <w:rPr>
                   <w:rFonts w:ascii="Arial" w:cs="Arial" w:eastAsia="Arial" w:hAnsi="Arial"/>
@@ -13126,7 +13126,7 @@
               </w:rPr>
               <w:t xml:space="preserve"> Cold-call one learner to read their answer to Problem 1 aloud — ask the class: 'Thumbs up if you agree, thumbs sideways if you are unsure.' [10 seconds WAIT TIME.] If any thumbs sideways, cold-call that learner: 'What is different about your answer?' Confirm correct answer: A = ½ × 12 × 9 × sin 72° = ½ × 12 × 9 × 0.9511 ≈ 51.36 m². Cold-call a different learner for Problem 2. Confirm: A = ½ × 8.4 × 11.2 × sin 65° = ½ × 8.4 × 11.2 × 0.9063 ≈ 42.63 m². For Problem 3</w:t>
             </w:r>
-            <w:ins w:id="9116" w:author="Claude (AI) - proposed" w:date="2026-10-15T20:14:14Z">
+            <w:ins w:id="9116" w:author="Claude (AI) - proposed" w:date="2026-10-18T00:27:42Z">
               <w:r>
                 <w:rPr>
                   <w:rFonts w:ascii="Arial" w:cs="Arial" w:eastAsia="Arial" w:hAnsi="Arial"/>
@@ -13276,7 +13276,7 @@
             <w:pPr>
               <w:spacing w:after="20" w:before="0"/>
             </w:pPr>
-            <w:hyperlink w:history="1" r:id="rIdrsc7i9ry18ckhgvba1hvc">
+            <w:hyperlink w:history="1" r:id="rIdhfhhmcg757djmiis5nzuv">
               <w:r>
                 <w:rPr>
                   <w:rFonts w:ascii="Arial" w:cs="Arial" w:eastAsia="Arial" w:hAnsi="Arial"/>
@@ -13325,7 +13325,7 @@
               <w:spacing w:after="10" w:before="0"/>
               <w:ind w:left="120"/>
             </w:pPr>
-            <w:hyperlink w:history="1" r:id="rId-duvpsnz77hrze5kuteg0">
+            <w:hyperlink w:history="1" r:id="rIdrglznf2hkejly5bkpwggk">
               <w:r>
                 <w:rPr>
                   <w:rFonts w:ascii="Arial" w:cs="Arial" w:eastAsia="Arial" w:hAnsi="Arial"/>
@@ -13370,7 +13370,7 @@
             <w:pPr>
               <w:spacing w:after="20" w:before="0"/>
             </w:pPr>
-            <w:hyperlink w:history="1" r:id="rIdi5gnjdtirlxaifsvbzyxf">
+            <w:hyperlink w:history="1" r:id="rIdoheaqf3j4w6lqtkxnpxis">
               <w:r>
                 <w:rPr>
                   <w:rFonts w:ascii="Arial" w:cs="Arial" w:eastAsia="Arial" w:hAnsi="Arial"/>
@@ -13403,7 +13403,7 @@
               <w:spacing w:after="10" w:before="0"/>
               <w:ind w:left="120"/>
             </w:pPr>
-            <w:hyperlink w:history="1" r:id="rId_tsm8s-jngez9g_eatisy">
+            <w:hyperlink w:history="1" r:id="rIdm9xungiqui2uxlsdtk54-">
               <w:r>
                 <w:rPr>
                   <w:rFonts w:ascii="Arial" w:cs="Arial" w:eastAsia="Arial" w:hAnsi="Arial"/>
@@ -13481,7 +13481,7 @@
               </w:rPr>
               <w:t xml:space="preserve">Give each learner one green card and one orange card (or two different-coloured sticky notes / paper strips). Say: 'Green card: in ONE sentence, write the new mathematical tool you gained today and when to use it. Orange card: write ONE new question this lesson has raised — either about the Kericho land plot or about area more generally. You have 2 minutes.' [Allow 2 minutes.] Call two learners to read their green cards aloud. After each, ask: 'Does anyone have a different way of saying the same thing?' [10 seconds WAIT TIME.] Ensure the board now displays: 'A = ½ab sin C — use when two sides and the included angle are known, but height cannot be measured.' Read 3 orange cards aloud. Likely questions will include: 'What if we know the area but not the angle?', 'Can we use this for all five triangles in the Kericho plot?', 'What if we only know one side and some angles?' Respond: '</w:t>
             </w:r>
-            <w:del w:id="9117" w:author="Claude (AI) - proposed" w:date="2026-10-15T20:14:14Z">
+            <w:del w:id="9117" w:author="Claude (AI) - proposed" w:date="2026-10-18T00:27:42Z">
               <w:r>
                 <w:rPr>
                   <w:rFonts w:ascii="Arial" w:cs="Arial" w:eastAsia="Arial" w:hAnsi="Arial"/>
@@ -13496,7 +13496,7 @@
                 <w:delText xml:space="preserve">These</w:delText>
               </w:r>
             </w:del>
-            <w:ins w:id="9118" w:author="Claude (AI) - proposed" w:date="2026-10-15T20:14:14Z">
+            <w:ins w:id="9118" w:author="Claude (AI) - proposed" w:date="2026-10-18T00:27:42Z">
               <w:r>
                 <w:rPr>
                   <w:rFonts w:ascii="Arial" w:cs="Arial" w:eastAsia="Arial" w:hAnsi="Arial"/>
@@ -13524,7 +13524,7 @@
               </w:rPr>
               <w:t xml:space="preserve"> questions point us </w:t>
             </w:r>
-            <w:del w:id="9119" w:author="Claude (AI) - proposed" w:date="2026-10-15T20:14:14Z">
+            <w:del w:id="9119" w:author="Claude (AI) - proposed" w:date="2026-10-18T00:27:42Z">
               <w:r>
                 <w:rPr>
                   <w:rFonts w:ascii="Arial" w:cs="Arial" w:eastAsia="Arial" w:hAnsi="Arial"/>
@@ -13539,7 +13539,7 @@
                 <w:delText xml:space="preserve">exactly toward Lessons 4 and 5 — the Sine Rule and Cosine Rule</w:delText>
               </w:r>
             </w:del>
-            <w:ins w:id="9120" w:author="Claude (AI) - proposed" w:date="2026-10-15T20:14:14Z">
+            <w:ins w:id="9120" w:author="Claude (AI) - proposed" w:date="2026-10-18T00:27:42Z">
               <w:r>
                 <w:rPr>
                   <w:rFonts w:ascii="Arial" w:cs="Arial" w:eastAsia="Arial" w:hAnsi="Arial"/>
@@ -13633,7 +13633,7 @@
               </w:rPr>
               <w:t xml:space="preserve">Teacher reads ALL green cards during the 2-minute posting window (or collects them after the lesson). Key indicator: Does the green card correctly state BOTH the formula (A = ½ab sin C) AND the condition for its use (when height is not directly measurable / two sides and included angle are known)? Cards that only state the formula without the condition reveal surface-level learning. Orange cards are assessed for sophistication — questions that push toward </w:t>
             </w:r>
-            <w:del w:id="9121" w:author="Claude (AI) - proposed" w:date="2026-10-15T20:14:14Z">
+            <w:del w:id="9121" w:author="Claude (AI) - proposed" w:date="2026-10-18T00:27:42Z">
               <w:r>
                 <w:rPr>
                   <w:rFonts w:ascii="Arial" w:cs="Arial" w:eastAsia="Arial" w:hAnsi="Arial"/>
@@ -13648,7 +13648,7 @@
                 <w:delText xml:space="preserve">the Sine Rule, Cosine Rule,</w:delText>
               </w:r>
             </w:del>
-            <w:ins w:id="9122" w:author="Claude (AI) - proposed" w:date="2026-10-15T20:14:14Z">
+            <w:ins w:id="9122" w:author="Claude (AI) - proposed" w:date="2026-10-18T00:27:42Z">
               <w:r>
                 <w:rPr>
                   <w:rFonts w:ascii="Arial" w:cs="Arial" w:eastAsia="Arial" w:hAnsi="Arial"/>
@@ -13732,7 +13732,7 @@
             <w:pPr>
               <w:spacing w:after="20" w:before="0"/>
             </w:pPr>
-            <w:hyperlink w:history="1" r:id="rId0emvvaz-gwgoprbnqs7a0">
+            <w:hyperlink w:history="1" r:id="rIdcizggvvbylj0kfzilctp0">
               <w:r>
                 <w:rPr>
                   <w:rFonts w:ascii="Arial" w:cs="Arial" w:eastAsia="Arial" w:hAnsi="Arial"/>
@@ -13781,7 +13781,7 @@
               <w:spacing w:after="10" w:before="0"/>
               <w:ind w:left="120"/>
             </w:pPr>
-            <w:hyperlink w:history="1" r:id="rIdomzsoshqnzjga0m4riwwb">
+            <w:hyperlink w:history="1" r:id="rId2fpqrxqq-dv1nm0wwul_r">
               <w:r>
                 <w:rPr>
                   <w:rFonts w:ascii="Arial" w:cs="Arial" w:eastAsia="Arial" w:hAnsi="Arial"/>
@@ -13826,7 +13826,7 @@
             <w:pPr>
               <w:spacing w:after="20" w:before="0"/>
             </w:pPr>
-            <w:hyperlink w:history="1" r:id="rIdqxbdew4ou3eq_ywjqdmbj">
+            <w:hyperlink w:history="1" r:id="rIdr9jqgzhv4ms_dkozhui2h">
               <w:r>
                 <w:rPr>
                   <w:rFonts w:ascii="Arial" w:cs="Arial" w:eastAsia="Arial" w:hAnsi="Arial"/>
@@ -13859,7 +13859,7 @@
               <w:spacing w:after="10" w:before="0"/>
               <w:ind w:left="120"/>
             </w:pPr>
-            <w:hyperlink w:history="1" r:id="rIdojfyvitumyuxf28yhivan">
+            <w:hyperlink w:history="1" r:id="rIdimfzqry0n_keetqoq0h1g">
               <w:r>
                 <w:rPr>
                   <w:rFonts w:ascii="Arial" w:cs="Arial" w:eastAsia="Arial" w:hAnsi="Arial"/>
@@ -13937,7 +13937,7 @@
               </w:rPr>
               <w:t xml:space="preserve">Distribute learners' cumulative model diagrams (kept in portfolios or exercise books). Say: 'Update your model in two ways: first, annotate one of the five triangles inside your heptagon with the trigonometric formula situation — label two sides, mark the included angle, and write A = ½ab sin C. Second, write your Model Update Statement at the bottom. You have 3 minutes.' [Circulate and check that learners are annotating the INTERIOR heptagon diagram — not a separate triangle — reinforcing that this formula is a tool for the polygon decomposition.] After 3 minutes, say: 'Show your updated model to your partner. Check: does your partner's annotation clearly show WHICH sides are a and b, and WHICH angle is C? If not, help them label it correctly.' [Allow 1 minute partner check.] Cold-call one learner to hold up their model and explain their annotation to the class in 30 seconds. Ask the class: 'Is their Model Update Statement complete — does it say when to use the formula, not just what the formula is?' [10 seconds WAIT TIME.] Close the lesson by returning to the anchoring phenomenon: 'Look at your Kericho heptagon. Three lessons in, you now have the tools to find the area of any triangle in this plot — whether you can measure the height or not. Next lesson, we </w:t>
             </w:r>
-            <w:del w:id="9123" w:author="Claude (AI) - proposed" w:date="2026-10-15T20:14:14Z">
+            <w:del w:id="9123" w:author="Claude (AI) - proposed" w:date="2026-10-18T00:27:42Z">
               <w:r>
                 <w:rPr>
                   <w:rFonts w:ascii="Arial" w:cs="Arial" w:eastAsia="Arial" w:hAnsi="Arial"/>
@@ -13952,7 +13952,7 @@
                 <w:delText xml:space="preserve">will tackle what happens when you know only one side and some angles</w:delText>
               </w:r>
             </w:del>
-            <w:ins w:id="9124" w:author="Claude (AI) - proposed" w:date="2026-10-15T20:14:14Z">
+            <w:ins w:id="9124" w:author="Claude (AI) - proposed" w:date="2026-10-18T00:27:42Z">
               <w:r>
                 <w:rPr>
                   <w:rFonts w:ascii="Arial" w:cs="Arial" w:eastAsia="Arial" w:hAnsi="Arial"/>
@@ -14221,7 +14221,7 @@
               </w:rPr>
               <w:t xml:space="preserve">5. Looking at the orange DQB cards, did any learners independently raise questions about the </w:t>
             </w:r>
-            <w:del w:id="9125" w:author="Claude (AI) - proposed" w:date="2026-10-15T20:14:14Z">
+            <w:del w:id="9125" w:author="Claude (AI) - proposed" w:date="2026-10-18T00:27:42Z">
               <w:r>
                 <w:rPr>
                   <w:rFonts w:ascii="Arial" w:cs="Arial" w:eastAsia="Arial" w:hAnsi="Arial"/>
@@ -14236,7 +14236,7 @@
                 <w:delText xml:space="preserve">Sine Rule, Cosine Rule, or the case</w:delText>
               </w:r>
             </w:del>
-            <w:ins w:id="9126" w:author="Claude (AI) - proposed" w:date="2026-10-15T20:14:14Z">
+            <w:ins w:id="9126" w:author="Claude (AI) - proposed" w:date="2026-10-18T00:27:42Z">
               <w:r>
                 <w:rPr>
                   <w:rFonts w:ascii="Arial" w:cs="Arial" w:eastAsia="Arial" w:hAnsi="Arial"/>
@@ -14264,7 +14264,7 @@
               </w:rPr>
               <w:t xml:space="preserve"> where only angles are known — and if so, how can I use those learners' questions as entry points </w:t>
             </w:r>
-            <w:del w:id="9127" w:author="Claude (AI) - proposed" w:date="2026-10-15T20:14:14Z">
+            <w:del w:id="9127" w:author="Claude (AI) - proposed" w:date="2026-10-18T00:27:42Z">
               <w:r>
                 <w:rPr>
                   <w:rFonts w:ascii="Arial" w:cs="Arial" w:eastAsia="Arial" w:hAnsi="Arial"/>
@@ -14578,7 +14578,7 @@
         </w:rPr>
         <w:t xml:space="preserve">© 2026 SeaVuria and ARES. Aligned with KICD objectives. Developed by SeaVuria; technical implementation by ARES (with AI assistance from Claude). Licensed under </w:t>
       </w:r>
-      <w:hyperlink w:history="1" r:id="rIdjbykp1g-kaxgfrh85neca">
+      <w:hyperlink w:history="1" r:id="rIdfrdwf22j_6mj5zqchvlwu">
         <w:r>
           <w:rPr>
             <w:rFonts w:ascii="Arial" w:cs="Arial" w:eastAsia="Arial" w:hAnsi="Arial"/>
@@ -14599,7 +14599,7 @@
         </w:rPr>
         <w:t xml:space="preserve"> (</w:t>
       </w:r>
-      <w:hyperlink w:history="1" r:id="rIdivpx8pmdmdb4jg5okzsr3">
+      <w:hyperlink w:history="1" r:id="rIdqoflyq23jk7lt6eyvd3id">
         <w:r>
           <w:rPr>
             <w:rFonts w:ascii="Arial" w:cs="Arial" w:eastAsia="Arial" w:hAnsi="Arial"/>
@@ -15120,7 +15120,7 @@
               </w:rPr>
               <w:t xml:space="preserve">How do we </w:t>
             </w:r>
-            <w:del w:id="9128" w:author="Claude (AI) - proposed" w:date="2026-10-15T20:14:14Z">
+            <w:del w:id="9128" w:author="Claude (AI) - proposed" w:date="2026-10-18T00:27:42Z">
               <w:r>
                 <w:rPr>
                   <w:rFonts w:ascii="Arial" w:cs="Arial" w:eastAsia="Arial" w:hAnsi="Arial"/>
@@ -15135,7 +15135,7 @@
                 <w:delText xml:space="preserve">determine</w:delText>
               </w:r>
             </w:del>
-            <w:ins w:id="9129" w:author="Claude (AI) - proposed" w:date="2026-10-15T20:14:14Z">
+            <w:ins w:id="9129" w:author="Claude (AI) - proposed" w:date="2026-10-18T00:27:42Z">
               <w:r>
                 <w:rPr>
                   <w:rFonts w:ascii="Arial" w:cs="Arial" w:eastAsia="Arial" w:hAnsi="Arial"/>
@@ -15231,7 +15231,7 @@
               </w:rPr>
               <w:t xml:space="preserve">In Lesson 1 learners estimated the area of the seven-sided Kericho land plot. In Lessons </w:t>
             </w:r>
-            <w:del w:id="9130" w:author="Claude (AI) - proposed" w:date="2026-10-15T20:14:14Z">
+            <w:del w:id="9130" w:author="Claude (AI) - proposed" w:date="2026-10-18T00:27:42Z">
               <w:r>
                 <w:rPr>
                   <w:rFonts w:ascii="Arial" w:cs="Arial" w:eastAsia="Arial" w:hAnsi="Arial"/>
@@ -15246,7 +15246,7 @@
                 <w:delText xml:space="preserve">2</w:delText>
               </w:r>
             </w:del>
-            <w:ins w:id="9131" w:author="Claude (AI) - proposed" w:date="2026-10-15T20:14:14Z">
+            <w:ins w:id="9131" w:author="Claude (AI) - proposed" w:date="2026-10-18T00:27:42Z">
               <w:r>
                 <w:rPr>
                   <w:rFonts w:ascii="Arial" w:cs="Arial" w:eastAsia="Arial" w:hAnsi="Arial"/>
@@ -15274,7 +15274,7 @@
               </w:rPr>
               <w:t xml:space="preserve">–3 they </w:t>
             </w:r>
-            <w:del w:id="9132" w:author="Claude (AI) - proposed" w:date="2026-10-15T20:14:14Z">
+            <w:del w:id="9132" w:author="Claude (AI) - proposed" w:date="2026-10-18T00:27:42Z">
               <w:r>
                 <w:rPr>
                   <w:rFonts w:ascii="Arial" w:cs="Arial" w:eastAsia="Arial" w:hAnsi="Arial"/>
@@ -15289,7 +15289,7 @@
                 <w:delText xml:space="preserve">mastered</w:delText>
               </w:r>
             </w:del>
-            <w:ins w:id="9133" w:author="Claude (AI) - proposed" w:date="2026-10-15T20:14:14Z">
+            <w:ins w:id="9133" w:author="Claude (AI) - proposed" w:date="2026-10-18T00:27:42Z">
               <w:r>
                 <w:rPr>
                   <w:rFonts w:ascii="Arial" w:cs="Arial" w:eastAsia="Arial" w:hAnsi="Arial"/>
@@ -15317,7 +15317,7 @@
               </w:rPr>
               <w:t xml:space="preserve"> area formulae for triangles</w:t>
             </w:r>
-            <w:del w:id="9134" w:author="Claude (AI) - proposed" w:date="2026-10-15T20:14:14Z">
+            <w:del w:id="9134" w:author="Claude (AI) - proposed" w:date="2026-10-18T00:27:42Z">
               <w:r>
                 <w:rPr>
                   <w:rFonts w:ascii="Arial" w:cs="Arial" w:eastAsia="Arial" w:hAnsi="Arial"/>
@@ -15332,7 +15332,7 @@
                 <w:delText xml:space="preserve">, quadrilaterals, and pentagons/hexagons</w:delText>
               </w:r>
             </w:del>
-            <w:ins w:id="9135" w:author="Claude (AI) - proposed" w:date="2026-10-15T20:14:14Z">
+            <w:ins w:id="9135" w:author="Claude (AI) - proposed" w:date="2026-10-18T00:27:42Z">
               <w:r>
                 <w:rPr>
                   <w:rFonts w:ascii="Arial" w:cs="Arial" w:eastAsia="Arial" w:hAnsi="Arial"/>
@@ -15811,7 +15811,7 @@
             <w:pPr>
               <w:spacing w:after="20" w:before="0"/>
             </w:pPr>
-            <w:hyperlink w:history="1" r:id="rIdcx5p1vr8clywldwz0jahj">
+            <w:hyperlink w:history="1" r:id="rIduhsp-eds2wggf2lstmnjy">
               <w:r>
                 <w:rPr>
                   <w:rFonts w:ascii="Arial" w:cs="Arial" w:eastAsia="Arial" w:hAnsi="Arial"/>
@@ -15844,7 +15844,7 @@
               <w:spacing w:after="10" w:before="0"/>
               <w:ind w:left="120"/>
             </w:pPr>
-            <w:hyperlink w:history="1" r:id="rIdpqhopsdta9mkpyzaggcyn">
+            <w:hyperlink w:history="1" r:id="rId7kbjq-6ludvcskh5izvv-">
               <w:r>
                 <w:rPr>
                   <w:rFonts w:ascii="Arial" w:cs="Arial" w:eastAsia="Arial" w:hAnsi="Arial"/>
@@ -15889,7 +15889,7 @@
             <w:pPr>
               <w:spacing w:after="20" w:before="0"/>
             </w:pPr>
-            <w:hyperlink w:history="1" r:id="rIdcwbu5hufsbcpa0j3re17w">
+            <w:hyperlink w:history="1" r:id="rIdpxmzzkuwe0eonr76cso4h">
               <w:r>
                 <w:rPr>
                   <w:rFonts w:ascii="Arial" w:cs="Arial" w:eastAsia="Arial" w:hAnsi="Arial"/>
@@ -15922,7 +15922,7 @@
               <w:spacing w:after="10" w:before="0"/>
               <w:ind w:left="120"/>
             </w:pPr>
-            <w:hyperlink w:history="1" r:id="rIde8t5oi9pa6v2pb7wvhabd">
+            <w:hyperlink w:history="1" r:id="rIdhtmetovvkftzhigdalv25">
               <w:r>
                 <w:rPr>
                   <w:rFonts w:ascii="Arial" w:cs="Arial" w:eastAsia="Arial" w:hAnsi="Arial"/>
@@ -16122,7 +16122,7 @@
             <w:pPr>
               <w:spacing w:after="20" w:before="0"/>
             </w:pPr>
-            <w:hyperlink w:history="1" r:id="rId1c0z4b_namay3jv5muq0a">
+            <w:hyperlink w:history="1" r:id="rIdazjs_hxlartazos8clk9j">
               <w:r>
                 <w:rPr>
                   <w:rFonts w:ascii="Arial" w:cs="Arial" w:eastAsia="Arial" w:hAnsi="Arial"/>
@@ -16155,7 +16155,7 @@
               <w:spacing w:after="10" w:before="0"/>
               <w:ind w:left="120"/>
             </w:pPr>
-            <w:hyperlink w:history="1" r:id="rIdtpknsl-drcffer5hjgge4">
+            <w:hyperlink w:history="1" r:id="rIdjwmej_sf4bftpe-kpuhhi">
               <w:r>
                 <w:rPr>
                   <w:rFonts w:ascii="Arial" w:cs="Arial" w:eastAsia="Arial" w:hAnsi="Arial"/>
@@ -16200,7 +16200,7 @@
             <w:pPr>
               <w:spacing w:after="20" w:before="0"/>
             </w:pPr>
-            <w:hyperlink w:history="1" r:id="rIdqjmdo4wf-mv2cwdy0zzro">
+            <w:hyperlink w:history="1" r:id="rIdnamrkjtm505hvgf71eww7">
               <w:r>
                 <w:rPr>
                   <w:rFonts w:ascii="Arial" w:cs="Arial" w:eastAsia="Arial" w:hAnsi="Arial"/>
@@ -16233,7 +16233,7 @@
               <w:spacing w:after="10" w:before="0"/>
               <w:ind w:left="120"/>
             </w:pPr>
-            <w:hyperlink w:history="1" r:id="rIdqi5v9b0f_r3ezt_00ui-e">
+            <w:hyperlink w:history="1" r:id="rIdu0buclfaie0tdjn1epmlp">
               <w:r>
                 <w:rPr>
                   <w:rFonts w:ascii="Arial" w:cs="Arial" w:eastAsia="Arial" w:hAnsi="Arial"/>
@@ -16278,7 +16278,7 @@
               </w:rPr>
               <w:t xml:space="preserve">Groups of four receive: one large printed heptagon (scale 1 cm = 5 m), a set of 5 pre-cut blank triangular card cut-outs (labelled T1–T5), a 30 cm ruler, a sharp pencil, and a recording table (columns: Triangle | Base (cm) | Height (cm) | Area (cm²)). Step 1 (5 min): Groups discuss and agree on one interior vertex from which to draw all diagonals. They draw four diagonals, dividing the heptagon into exactly five triangles, and label them T1–T5. Step 2 (10 min): For each triangle, learners place the triangular card cut-out over it to confirm non-overlap and full coverage, then measure the base (any side) and the corresponding perpendicular height with the ruler, recording values to the nearest millimetre. Step 3 (5 min): Each group member independently calculates the area of at least one triangle using A = ½ × base × height, recording in cm². </w:t>
             </w:r>
-            <w:ins w:id="9136" w:author="Claude (AI) - proposed" w:date="2026-10-15T20:14:14Z">
+            <w:ins w:id="9136" w:author="Claude (AI) - proposed" w:date="2026-10-18T00:27:42Z">
               <w:r>
                 <w:rPr>
                   <w:rFonts w:ascii="Arial" w:cs="Arial" w:eastAsia="Arial" w:hAnsi="Arial"/>
@@ -16339,7 +16339,7 @@
               </w:rPr>
               <w:t xml:space="preserve">Circulate continuously. At the 3-minute mark after groups start drawing, pause the class and ask: 'Raise your hand if you chose vertex A as your starting point. Now raise your hand if you chose a different vertex.' Acknowledge variety and say: 'Interesting — let's see if the choice of vertex changes the total area. That itself is a mathematical question worth watching.' At the 8-minute mark, cold-call one group: 'Group 3, tell me — which triangle did you measure first, and what base length did you get?' (Wait 10 seconds after posing the question before accepting the answer.) If any group is drawing overlapping triangles, crouch to their level and say: 'Place your five cut-outs flat on the shape right now. Do any of them overlap? Do they cover every part of the heptagon? Adjust until they do.' For the scale conversion, prompt: 'Your area is in cm². The families need to know their land in m². What does the scale 1 cm = 5 m tell you about areas?' Wait 12 seconds. If no response, say: 'If 1 cm in length equals 5 m in real life, what does 1 cm × 1 cm equal in real life?' Key safety reminder at start of this phase: 'Rulers are tools, not toys — keep them flat on the paper at all times.'</w:t>
             </w:r>
-            <w:ins w:id="9137" w:author="Claude (AI) - proposed" w:date="2026-10-15T20:14:14Z">
+            <w:ins w:id="9137" w:author="Claude (AI) - proposed" w:date="2026-10-18T00:27:42Z">
               <w:r>
                 <w:rPr>
                   <w:rFonts w:ascii="Arial" w:cs="Arial" w:eastAsia="Arial" w:hAnsi="Arial"/>
@@ -16420,7 +16420,7 @@
               </w:rPr>
               <w:t xml:space="preserve">Observable indicators: (1) Each group has exactly five labelled, non-overlapping triangles that tile the heptagon with no gaps. (2) Each row of the recording table has a base, a height, and a correctly computed area (½bh). (3) The five areas sum to a value between 1 000 m² and 1 </w:t>
             </w:r>
-            <w:del w:id="9138" w:author="Claude (AI) - proposed" w:date="2026-10-15T20:14:14Z">
+            <w:del w:id="9138" w:author="Claude (AI) - proposed" w:date="2026-10-18T00:27:42Z">
               <w:r>
                 <w:rPr>
                   <w:rFonts w:ascii="Arial" w:cs="Arial" w:eastAsia="Arial" w:hAnsi="Arial"/>
@@ -16435,7 +16435,7 @@
                 <w:delText xml:space="preserve">800</w:delText>
               </w:r>
             </w:del>
-            <w:ins w:id="9139" w:author="Claude (AI) - proposed" w:date="2026-10-15T20:14:14Z">
+            <w:ins w:id="9139" w:author="Claude (AI) - proposed" w:date="2026-10-18T00:27:42Z">
               <w:r>
                 <w:rPr>
                   <w:rFonts w:ascii="Arial" w:cs="Arial" w:eastAsia="Arial" w:hAnsi="Arial"/>
@@ -16519,7 +16519,7 @@
             <w:pPr>
               <w:spacing w:after="20" w:before="0"/>
             </w:pPr>
-            <w:hyperlink w:history="1" r:id="rIdbfavcrmbs20gxtqs1q92-">
+            <w:hyperlink w:history="1" r:id="rIdb6rbx3k9udlucpihsju5u">
               <w:r>
                 <w:rPr>
                   <w:rFonts w:ascii="Arial" w:cs="Arial" w:eastAsia="Arial" w:hAnsi="Arial"/>
@@ -16552,7 +16552,7 @@
               <w:spacing w:after="10" w:before="0"/>
               <w:ind w:left="120"/>
             </w:pPr>
-            <w:hyperlink w:history="1" r:id="rIdmrzf_8-uabvjlvjuxltvc">
+            <w:hyperlink w:history="1" r:id="rIdqclj-01aynmugmxdbivot">
               <w:r>
                 <w:rPr>
                   <w:rFonts w:ascii="Arial" w:cs="Arial" w:eastAsia="Arial" w:hAnsi="Arial"/>
@@ -16597,7 +16597,7 @@
             <w:pPr>
               <w:spacing w:after="20" w:before="0"/>
             </w:pPr>
-            <w:hyperlink w:history="1" r:id="rIdwjsqxyul-ljzlrpuh7uoo">
+            <w:hyperlink w:history="1" r:id="rIdzp4xtbdhyahpeas0kdz-y">
               <w:r>
                 <w:rPr>
                   <w:rFonts w:ascii="Arial" w:cs="Arial" w:eastAsia="Arial" w:hAnsi="Arial"/>
@@ -16630,7 +16630,7 @@
               <w:spacing w:after="10" w:before="0"/>
               <w:ind w:left="120"/>
             </w:pPr>
-            <w:hyperlink w:history="1" r:id="rId3l-db4ekxt2edkuvzdlqk">
+            <w:hyperlink w:history="1" r:id="rId8ep_mtjpwwk1ebonnmqgp">
               <w:r>
                 <w:rPr>
                   <w:rFonts w:ascii="Arial" w:cs="Arial" w:eastAsia="Arial" w:hAnsi="Arial"/>
@@ -16675,7 +16675,7 @@
               </w:rPr>
               <w:t xml:space="preserve">Each group nominates a 'land surveyor' spokesperson who presents their group's decomposition to the class (2 minutes per group), explaining: how they chose the starting vertex, the five triangle areas, the total, and the converted real-world area. After all groups have shared, learners individually answer three written sensemaking questions in their exercise books: (Q1) 'The minimum number of non-overlapping triangles needed to fill any heptagon is always 5. Why — not 6, not 4?' (Q2) 'Group A got a total of 1 </w:t>
             </w:r>
-            <w:del w:id="9140" w:author="Claude (AI) - proposed" w:date="2026-10-15T20:14:14Z">
+            <w:del w:id="9140" w:author="Claude (AI) - proposed" w:date="2026-10-18T00:27:42Z">
               <w:r>
                 <w:rPr>
                   <w:rFonts w:ascii="Arial" w:cs="Arial" w:eastAsia="Arial" w:hAnsi="Arial"/>
@@ -16690,7 +16690,7 @@
                 <w:delText xml:space="preserve">380</w:delText>
               </w:r>
             </w:del>
-            <w:ins w:id="9141" w:author="Claude (AI) - proposed" w:date="2026-10-15T20:14:14Z">
+            <w:ins w:id="9141" w:author="Claude (AI) - proposed" w:date="2026-10-18T00:27:42Z">
               <w:r>
                 <w:rPr>
                   <w:rFonts w:ascii="Arial" w:cs="Arial" w:eastAsia="Arial" w:hAnsi="Arial"/>
@@ -16718,7 +16718,7 @@
               </w:rPr>
               <w:t xml:space="preserve"> m² and Group B got 1 </w:t>
             </w:r>
-            <w:del w:id="9142" w:author="Claude (AI) - proposed" w:date="2026-10-15T20:14:14Z">
+            <w:del w:id="9142" w:author="Claude (AI) - proposed" w:date="2026-10-18T00:27:42Z">
               <w:r>
                 <w:rPr>
                   <w:rFonts w:ascii="Arial" w:cs="Arial" w:eastAsia="Arial" w:hAnsi="Arial"/>
@@ -16733,7 +16733,7 @@
                 <w:delText xml:space="preserve">420</w:delText>
               </w:r>
             </w:del>
-            <w:ins w:id="9143" w:author="Claude (AI) - proposed" w:date="2026-10-15T20:14:14Z">
+            <w:ins w:id="9143" w:author="Claude (AI) - proposed" w:date="2026-10-18T00:27:42Z">
               <w:r>
                 <w:rPr>
                   <w:rFonts w:ascii="Arial" w:cs="Arial" w:eastAsia="Arial" w:hAnsi="Arial"/>
@@ -16794,7 +16794,7 @@
               </w:rPr>
               <w:t xml:space="preserve">Before group presentations, say: 'You are presenting to the village elder and the three families. Be precise — lives and livelihoods depend on your number.' During presentations, use the following cold-call protocol for Q1: 'I am going to give you 10 seconds of thinking time. Then I will choose someone to explain why 5 triangles and not 4.' Count silently to 10, then cold-call a mid-level learner. After their response, cold-call a second learner: 'Do you agree? Add something or challenge it.' For Q2 (sources of error), after 12 seconds of wait time ask: 'What are three possible sources of measurement error when using a ruler on a printed polygon?' Accept: parallax error, ruler not aligned to perpendicular height, printed scale distortion. Record these on the board under the heading 'Why our answers differ.' For the generalisation, write on the board: heptagon → 5 triangles</w:t>
             </w:r>
-            <w:del w:id="9144" w:author="Claude (AI) - proposed" w:date="2026-10-15T20:14:14Z">
+            <w:del w:id="9144" w:author="Claude (AI) - proposed" w:date="2026-10-18T00:27:42Z">
               <w:r>
                 <w:rPr>
                   <w:rFonts w:ascii="Arial" w:cs="Arial" w:eastAsia="Arial" w:hAnsi="Arial"/>
@@ -16809,7 +16809,7 @@
                 <w:delText xml:space="preserve">;</w:delText>
               </w:r>
             </w:del>
-            <w:ins w:id="9145" w:author="Claude (AI) - proposed" w:date="2026-10-15T20:14:14Z">
+            <w:ins w:id="9145" w:author="Claude (AI) - proposed" w:date="2026-10-18T00:27:42Z">
               <w:r>
                 <w:rPr>
                   <w:rFonts w:ascii="Arial" w:cs="Arial" w:eastAsia="Arial" w:hAnsi="Arial"/>
@@ -16837,7 +16837,7 @@
               </w:rPr>
               <w:t xml:space="preserve"> hexagon → 4 triangles </w:t>
             </w:r>
-            <w:del w:id="9146" w:author="Claude (AI) - proposed" w:date="2026-10-15T20:14:14Z">
+            <w:del w:id="9146" w:author="Claude (AI) - proposed" w:date="2026-10-18T00:27:42Z">
               <w:r>
                 <w:rPr>
                   <w:rFonts w:ascii="Arial" w:cs="Arial" w:eastAsia="Arial" w:hAnsi="Arial"/>
@@ -16852,7 +16852,7 @@
                 <w:delText xml:space="preserve">(Lesson 3); pentagon → 3 triangles (Lesson 3)</w:delText>
               </w:r>
             </w:del>
-            <w:ins w:id="9147" w:author="Claude (AI) - proposed" w:date="2026-10-15T20:14:14Z">
+            <w:ins w:id="9147" w:author="Claude (AI) - proposed" w:date="2026-10-18T00:27:42Z">
               <w:r>
                 <w:rPr>
                   <w:rFonts w:ascii="Arial" w:cs="Arial" w:eastAsia="Arial" w:hAnsi="Arial"/>
@@ -16913,7 +16913,7 @@
               </w:rPr>
               <w:t xml:space="preserve">Pattern Generalisation via Data from Multiple Lessons (Cross-Lesson Evidence Comparison). By deliberately tabulating </w:t>
             </w:r>
-            <w:del w:id="9148" w:author="Claude (AI) - proposed" w:date="2026-10-15T20:14:14Z">
+            <w:del w:id="9148" w:author="Claude (AI) - proposed" w:date="2026-10-18T00:27:42Z">
               <w:r>
                 <w:rPr>
                   <w:rFonts w:ascii="Arial" w:cs="Arial" w:eastAsia="Arial" w:hAnsi="Arial"/>
@@ -16928,7 +16928,7 @@
                 <w:delText xml:space="preserve">results from Lessons 2–4</w:delText>
               </w:r>
             </w:del>
-            <w:ins w:id="9149" w:author="Claude (AI) - proposed" w:date="2026-10-15T20:14:14Z">
+            <w:ins w:id="9149" w:author="Claude (AI) - proposed" w:date="2026-10-18T00:27:42Z">
               <w:r>
                 <w:rPr>
                   <w:rFonts w:ascii="Arial" w:cs="Arial" w:eastAsia="Arial" w:hAnsi="Arial"/>
@@ -17045,7 +17045,7 @@
             <w:pPr>
               <w:spacing w:after="20" w:before="0"/>
             </w:pPr>
-            <w:hyperlink w:history="1" r:id="rIdcfshu0wumdava992wxw6_">
+            <w:hyperlink w:history="1" r:id="rIdbzkcuhtjbcdyyri6unx_0">
               <w:r>
                 <w:rPr>
                   <w:rFonts w:ascii="Arial" w:cs="Arial" w:eastAsia="Arial" w:hAnsi="Arial"/>
@@ -17078,7 +17078,7 @@
               <w:spacing w:after="10" w:before="0"/>
               <w:ind w:left="120"/>
             </w:pPr>
-            <w:hyperlink w:history="1" r:id="rIdqnvb6hns0m7p78n_tqevf">
+            <w:hyperlink w:history="1" r:id="rIdjj_nqjexwl7jqr2tql6er">
               <w:r>
                 <w:rPr>
                   <w:rFonts w:ascii="Arial" w:cs="Arial" w:eastAsia="Arial" w:hAnsi="Arial"/>
@@ -17123,7 +17123,7 @@
             <w:pPr>
               <w:spacing w:after="20" w:before="0"/>
             </w:pPr>
-            <w:hyperlink w:history="1" r:id="rIdqinsci86fyv62sgl0wvxn">
+            <w:hyperlink w:history="1" r:id="rId9xtlgaz1exjrnvdewdi6q">
               <w:r>
                 <w:rPr>
                   <w:rFonts w:ascii="Arial" w:cs="Arial" w:eastAsia="Arial" w:hAnsi="Arial"/>
@@ -17156,7 +17156,7 @@
               <w:spacing w:after="10" w:before="0"/>
               <w:ind w:left="120"/>
             </w:pPr>
-            <w:hyperlink w:history="1" r:id="rId2p0pwnxj9aex9y9q6o_cr">
+            <w:hyperlink w:history="1" r:id="rIdpth8tuznxiy6iugz6798t">
               <w:r>
                 <w:rPr>
                   <w:rFonts w:ascii="Arial" w:cs="Arial" w:eastAsia="Arial" w:hAnsi="Arial"/>
@@ -17356,7 +17356,7 @@
             <w:pPr>
               <w:spacing w:after="20" w:before="0"/>
             </w:pPr>
-            <w:hyperlink w:history="1" r:id="rId8d7uzrsgpwefykar7rbhe">
+            <w:hyperlink w:history="1" r:id="rIdvke0rzeyyk2qrn9epwtve">
               <w:r>
                 <w:rPr>
                   <w:rFonts w:ascii="Arial" w:cs="Arial" w:eastAsia="Arial" w:hAnsi="Arial"/>
@@ -17405,7 +17405,7 @@
               <w:spacing w:after="10" w:before="0"/>
               <w:ind w:left="120"/>
             </w:pPr>
-            <w:hyperlink w:history="1" r:id="rId3m1twtpemot6alezxirnm">
+            <w:hyperlink w:history="1" r:id="rId_ag11nyu0kxwljqryyz_3">
               <w:r>
                 <w:rPr>
                   <w:rFonts w:ascii="Arial" w:cs="Arial" w:eastAsia="Arial" w:hAnsi="Arial"/>
@@ -17450,7 +17450,7 @@
             <w:pPr>
               <w:spacing w:after="20" w:before="0"/>
             </w:pPr>
-            <w:hyperlink w:history="1" r:id="rIdo_8zhbb1uuzltsuk9s1ds">
+            <w:hyperlink w:history="1" r:id="rIdiwy3wkay8xr77xxvp6tdr">
               <w:r>
                 <w:rPr>
                   <w:rFonts w:ascii="Arial" w:cs="Arial" w:eastAsia="Arial" w:hAnsi="Arial"/>
@@ -17483,7 +17483,7 @@
               <w:spacing w:after="10" w:before="0"/>
               <w:ind w:left="120"/>
             </w:pPr>
-            <w:hyperlink w:history="1" r:id="rIdrsu56z08a21hwpb-xpkpy">
+            <w:hyperlink w:history="1" r:id="rIdqw5ctgqzohzwapqov8l72">
               <w:r>
                 <w:rPr>
                   <w:rFonts w:ascii="Arial" w:cs="Arial" w:eastAsia="Arial" w:hAnsi="Arial"/>
@@ -17722,7 +17722,7 @@
               </w:rPr>
               <w:t xml:space="preserve">After the lesson, reflect on the following: (1) Did all groups successfully decompose the heptagon into exactly five non-overlapping triangles, or did some groups produce gaps or overlaps? If overlaps occurred, was it because learners chose a reflex-angle vertex — and how will you address this in Lesson </w:t>
             </w:r>
-            <w:del w:id="9150" w:author="Claude (AI) - proposed" w:date="2026-10-15T20:14:14Z">
+            <w:del w:id="9150" w:author="Claude (AI) - proposed" w:date="2026-10-18T00:27:42Z">
               <w:r>
                 <w:rPr>
                   <w:rFonts w:ascii="Arial" w:cs="Arial" w:eastAsia="Arial" w:hAnsi="Arial"/>
@@ -17737,7 +17737,7 @@
                 <w:delText xml:space="preserve">5</w:delText>
               </w:r>
             </w:del>
-            <w:ins w:id="9151" w:author="Claude (AI) - proposed" w:date="2026-10-15T20:14:14Z">
+            <w:ins w:id="9151" w:author="Claude (AI) - proposed" w:date="2026-10-18T00:27:42Z">
               <w:r>
                 <w:rPr>
                   <w:rFonts w:ascii="Arial" w:cs="Arial" w:eastAsia="Arial" w:hAnsi="Arial"/>
@@ -17765,7 +17765,7 @@
               </w:rPr>
               <w:t xml:space="preserve"> when dealing with irregular</w:t>
             </w:r>
-            <w:del w:id="9152" w:author="Claude (AI) - proposed" w:date="2026-10-15T20:14:14Z">
+            <w:del w:id="9152" w:author="Claude (AI) - proposed" w:date="2026-10-18T00:27:42Z">
               <w:r>
                 <w:rPr>
                   <w:rFonts w:ascii="Arial" w:cs="Arial" w:eastAsia="Arial" w:hAnsi="Arial"/>
@@ -18079,7 +18079,7 @@
         </w:rPr>
         <w:t xml:space="preserve">© 2026 SeaVuria and ARES. Aligned with KICD objectives. Developed by SeaVuria; technical implementation by ARES (with AI assistance from Claude). Licensed under </w:t>
       </w:r>
-      <w:hyperlink w:history="1" r:id="rId0idw8bcrkqrxghfc3h4tp">
+      <w:hyperlink w:history="1" r:id="rIdtdec0ga_rgrgasgy0kjpr">
         <w:r>
           <w:rPr>
             <w:rFonts w:ascii="Arial" w:cs="Arial" w:eastAsia="Arial" w:hAnsi="Arial"/>
@@ -18100,7 +18100,7 @@
         </w:rPr>
         <w:t xml:space="preserve"> (</w:t>
       </w:r>
-      <w:hyperlink w:history="1" r:id="rIdu0gvvnub5g750v4_yaynf">
+      <w:hyperlink w:history="1" r:id="rId2pzodmwkibvyhqawlyuer">
         <w:r>
           <w:rPr>
             <w:rFonts w:ascii="Arial" w:cs="Arial" w:eastAsia="Arial" w:hAnsi="Arial"/>
@@ -18621,7 +18621,7 @@
               </w:rPr>
               <w:t xml:space="preserve">How do we </w:t>
             </w:r>
-            <w:del w:id="9153" w:author="Claude (AI) - proposed" w:date="2026-10-15T20:14:14Z">
+            <w:del w:id="9153" w:author="Claude (AI) - proposed" w:date="2026-10-18T00:27:42Z">
               <w:r>
                 <w:rPr>
                   <w:rFonts w:ascii="Arial" w:cs="Arial" w:eastAsia="Arial" w:hAnsi="Arial"/>
@@ -18636,7 +18636,7 @@
                 <w:delText xml:space="preserve">determine</w:delText>
               </w:r>
             </w:del>
-            <w:ins w:id="9154" w:author="Claude (AI) - proposed" w:date="2026-10-15T20:14:14Z">
+            <w:ins w:id="9154" w:author="Claude (AI) - proposed" w:date="2026-10-18T00:27:42Z">
               <w:r>
                 <w:rPr>
                   <w:rFonts w:ascii="Arial" w:cs="Arial" w:eastAsia="Arial" w:hAnsi="Arial"/>
@@ -18664,7 +18664,7 @@
               </w:rPr>
               <w:t xml:space="preserve"> the area of polygons? How </w:t>
             </w:r>
-            <w:del w:id="9155" w:author="Claude (AI) - proposed" w:date="2026-10-15T20:14:14Z">
+            <w:del w:id="9155" w:author="Claude (AI) - proposed" w:date="2026-10-18T00:27:42Z">
               <w:r>
                 <w:rPr>
                   <w:rFonts w:ascii="Arial" w:cs="Arial" w:eastAsia="Arial" w:hAnsi="Arial"/>
@@ -18679,7 +18679,7 @@
                 <w:delText xml:space="preserve">is the</w:delText>
               </w:r>
             </w:del>
-            <w:ins w:id="9156" w:author="Claude (AI) - proposed" w:date="2026-10-15T20:14:14Z">
+            <w:ins w:id="9156" w:author="Claude (AI) - proposed" w:date="2026-10-18T00:27:42Z">
               <w:r>
                 <w:rPr>
                   <w:rFonts w:ascii="Arial" w:cs="Arial" w:eastAsia="Arial" w:hAnsi="Arial"/>
@@ -18707,7 +18707,7 @@
               </w:rPr>
               <w:t xml:space="preserve"> area of polygons</w:t>
             </w:r>
-            <w:del w:id="9157" w:author="Claude (AI) - proposed" w:date="2026-10-15T20:14:14Z">
+            <w:del w:id="9157" w:author="Claude (AI) - proposed" w:date="2026-10-18T00:27:42Z">
               <w:r>
                 <w:rPr>
                   <w:rFonts w:ascii="Arial" w:cs="Arial" w:eastAsia="Arial" w:hAnsi="Arial"/>
@@ -19254,7 +19254,7 @@
             <w:pPr>
               <w:spacing w:after="20" w:before="0"/>
             </w:pPr>
-            <w:hyperlink w:history="1" r:id="rIdrhls3ugn61xzdhhtkbfga">
+            <w:hyperlink w:history="1" r:id="rIdtcvqmtzgnr-d48r9oqdw3">
               <w:r>
                 <w:rPr>
                   <w:rFonts w:ascii="Arial" w:cs="Arial" w:eastAsia="Arial" w:hAnsi="Arial"/>
@@ -19287,7 +19287,7 @@
               <w:spacing w:after="10" w:before="0"/>
               <w:ind w:left="120"/>
             </w:pPr>
-            <w:hyperlink w:history="1" r:id="rIdmpocp3fjkgvhjwibfej5s">
+            <w:hyperlink w:history="1" r:id="rIdgqmyzxcwdc6c6vn2u2lm_">
               <w:r>
                 <w:rPr>
                   <w:rFonts w:ascii="Arial" w:cs="Arial" w:eastAsia="Arial" w:hAnsi="Arial"/>
@@ -19332,7 +19332,7 @@
             <w:pPr>
               <w:spacing w:after="20" w:before="0"/>
             </w:pPr>
-            <w:hyperlink w:history="1" r:id="rIdvicg45idq43vgpag25hd6">
+            <w:hyperlink w:history="1" r:id="rIdjlm3jlacrheekrv1h-re2">
               <w:r>
                 <w:rPr>
                   <w:rFonts w:ascii="Arial" w:cs="Arial" w:eastAsia="Arial" w:hAnsi="Arial"/>
@@ -19365,7 +19365,7 @@
               <w:spacing w:after="10" w:before="0"/>
               <w:ind w:left="120"/>
             </w:pPr>
-            <w:hyperlink w:history="1" r:id="rIdxuxi81ux7fntoerhzeq2s">
+            <w:hyperlink w:history="1" r:id="rIdqantadcw-ahmwflmpt5cf">
               <w:r>
                 <w:rPr>
                   <w:rFonts w:ascii="Arial" w:cs="Arial" w:eastAsia="Arial" w:hAnsi="Arial"/>
@@ -19565,7 +19565,7 @@
             <w:pPr>
               <w:spacing w:after="20" w:before="0"/>
             </w:pPr>
-            <w:hyperlink w:history="1" r:id="rIdlyhoiyicrad1l2qm39lbv">
+            <w:hyperlink w:history="1" r:id="rIdlsekumcmzemd68tabesxn">
               <w:r>
                 <w:rPr>
                   <w:rFonts w:ascii="Arial" w:cs="Arial" w:eastAsia="Arial" w:hAnsi="Arial"/>
@@ -19598,7 +19598,7 @@
               <w:spacing w:after="10" w:before="0"/>
               <w:ind w:left="120"/>
             </w:pPr>
-            <w:hyperlink w:history="1" r:id="rId_ncljojudxgvl28tqliej">
+            <w:hyperlink w:history="1" r:id="rIdmfsgh95mji1dpuno3b4uf">
               <w:r>
                 <w:rPr>
                   <w:rFonts w:ascii="Arial" w:cs="Arial" w:eastAsia="Arial" w:hAnsi="Arial"/>
@@ -19643,7 +19643,7 @@
             <w:pPr>
               <w:spacing w:after="20" w:before="0"/>
             </w:pPr>
-            <w:hyperlink w:history="1" r:id="rIdi_qvvbgqjp_gokq3dqu17">
+            <w:hyperlink w:history="1" r:id="rId3wemq3larz6vc40bp8xkw">
               <w:r>
                 <w:rPr>
                   <w:rFonts w:ascii="Arial" w:cs="Arial" w:eastAsia="Arial" w:hAnsi="Arial"/>
@@ -19676,7 +19676,7 @@
               <w:spacing w:after="10" w:before="0"/>
               <w:ind w:left="120"/>
             </w:pPr>
-            <w:hyperlink w:history="1" r:id="rIdthmc1g2ctpyth52rndyj6">
+            <w:hyperlink w:history="1" r:id="rId0k7voegwhcscban5nhg_o">
               <w:r>
                 <w:rPr>
                   <w:rFonts w:ascii="Arial" w:cs="Arial" w:eastAsia="Arial" w:hAnsi="Arial"/>
@@ -19876,7 +19876,7 @@
             <w:pPr>
               <w:spacing w:after="20" w:before="0"/>
             </w:pPr>
-            <w:hyperlink w:history="1" r:id="rId4r8mapdqbfoxfrmxxxzpd">
+            <w:hyperlink w:history="1" r:id="rIdgwapkjtp7hhkdpercwgdg">
               <w:r>
                 <w:rPr>
                   <w:rFonts w:ascii="Arial" w:cs="Arial" w:eastAsia="Arial" w:hAnsi="Arial"/>
@@ -19909,7 +19909,7 @@
               <w:spacing w:after="10" w:before="0"/>
               <w:ind w:left="120"/>
             </w:pPr>
-            <w:hyperlink w:history="1" r:id="rIdqfeh7nkrpzcucbhl1qpzf">
+            <w:hyperlink w:history="1" r:id="rId66jprw5mxr4j9lukeolcn">
               <w:r>
                 <w:rPr>
                   <w:rFonts w:ascii="Arial" w:cs="Arial" w:eastAsia="Arial" w:hAnsi="Arial"/>
@@ -19954,7 +19954,7 @@
             <w:pPr>
               <w:spacing w:after="20" w:before="0"/>
             </w:pPr>
-            <w:hyperlink w:history="1" r:id="rId51yo8tucldvcdxxwp8l1l">
+            <w:hyperlink w:history="1" r:id="rIdvffn69rwwbt5flh7v9nrg">
               <w:r>
                 <w:rPr>
                   <w:rFonts w:ascii="Arial" w:cs="Arial" w:eastAsia="Arial" w:hAnsi="Arial"/>
@@ -19987,7 +19987,7 @@
               <w:spacing w:after="10" w:before="0"/>
               <w:ind w:left="120"/>
             </w:pPr>
-            <w:hyperlink w:history="1" r:id="rIdouqcpsjl5fs649zv1zme2">
+            <w:hyperlink w:history="1" r:id="rIddfxiirkg6y4l7wsdgxamn">
               <w:r>
                 <w:rPr>
                   <w:rFonts w:ascii="Arial" w:cs="Arial" w:eastAsia="Arial" w:hAnsi="Arial"/>
@@ -20032,7 +20032,7 @@
               </w:rPr>
               <w:t xml:space="preserve">PART A — Decomposition Method (Groups): Using their measured apothem from the scale diagram (apothem ≈ 3.62 m for side = 3 m; students derive this from their scale measurement), each group calculates: Area of one isosceles triangle = ½ × base × height = ½ × 3 × 3.62 ≈ 5.43 m². Total octagon area = 8 × 5.43 ≈ 43.5 m². Students record this in their worksheet. PART B — Formula Method (Teacher-led): Teacher writes on the board: A = 2(1 + √2)s² and guides the class through the derivation step-by-step: 'Each isosceles triangle has base s and height (apothem) = s/2 × (1 + √2).</w:t>
             </w:r>
-            <w:ins w:id="9158" w:author="Claude (AI) - proposed" w:date="2026-10-15T20:14:14Z">
+            <w:ins w:id="9158" w:author="Claude (AI) - proposed" w:date="2026-10-18T00:27:42Z">
               <w:r>
                 <w:rPr>
                   <w:rFonts w:ascii="Arial" w:cs="Arial" w:eastAsia="Arial" w:hAnsi="Arial"/>
@@ -20060,7 +20060,7 @@
               </w:rPr>
               <w:t xml:space="preserve"> Area of 8 triangles = 8 × [½ × s × s/2 × (1 + √2)] = 2(1 + √2)s².' Students substitute s = 3 m: A = 2(1 + 1.414) × 9 = 2 × 2.414 × 9 = 43.45 m². PART C — Verification and Discussion: Students compare their two answers. Teacher asks: 'Why are the two values almost identical? Which method would you trust more and why?' Students write a 2-sentence justification in their books. PART D — Tile and Cost Calculation (Groups): Area of one tile = 0.25 × 0.25 = 0.0625 m². Number of tiles = 43.45 ÷ 0.0625 = 695.2 → round up to 696 tiles. Add 10% wastage (standard construction practice in Kenya): 696 × 1.10 = 766 tiles. Total cost = 766 × Ksh 85 = Ksh 65,110. Groups record and compare their cost estimates with their original predictions. PART E — Kericho Connection: Teacher asks: 'How does what we just did for the octagon help the Kericho community with their seven-sided plot?'</w:t>
             </w:r>
-            <w:ins w:id="9159" w:author="Claude (AI) - proposed" w:date="2026-10-15T20:14:14Z">
+            <w:ins w:id="9159" w:author="Claude (AI) - proposed" w:date="2026-10-18T00:27:42Z">
               <w:r>
                 <w:rPr>
                   <w:rFonts w:ascii="Arial" w:cs="Arial" w:eastAsia="Arial" w:hAnsi="Arial"/>
@@ -20174,7 +20174,7 @@
               </w:rPr>
               <w:t xml:space="preserve">Observable indicators: (1) Group worksheets show correct triangle area calculation with working (½ × 3 × apothem). (2) Formula substitution is correct: A = 2(1 + √2) × 9 = 43.45 m² (accept 43.2–43.7 m² given measurement variation). (3) Tile count includes the 10% wastage addition. (4) At least one written sentence connecting octagon decomposition to the Kericho problem. Teacher collects one worksheet per group at the end of the phase for rapid review. Students who divide by tile area incorrectly (e.g., forgetting to convert units or not rounding up) are identified for targeted feedback.</w:t>
             </w:r>
-            <w:ins w:id="9160" w:author="Claude (AI) - proposed" w:date="2026-10-15T20:14:14Z">
+            <w:ins w:id="9160" w:author="Claude (AI) - proposed" w:date="2026-10-18T00:27:42Z">
               <w:r>
                 <w:rPr>
                   <w:rFonts w:ascii="Arial" w:cs="Arial" w:eastAsia="Arial" w:hAnsi="Arial"/>
@@ -20245,7 +20245,7 @@
             <w:pPr>
               <w:spacing w:after="20" w:before="0"/>
             </w:pPr>
-            <w:hyperlink w:history="1" r:id="rIdejaj-wqv59fcr0dtkx5la">
+            <w:hyperlink w:history="1" r:id="rIdzeyj9g_iu9dnow1fiskis">
               <w:r>
                 <w:rPr>
                   <w:rFonts w:ascii="Arial" w:cs="Arial" w:eastAsia="Arial" w:hAnsi="Arial"/>
@@ -20278,7 +20278,7 @@
               <w:spacing w:after="10" w:before="0"/>
               <w:ind w:left="120"/>
             </w:pPr>
-            <w:hyperlink w:history="1" r:id="rId3yc3hru9mdjmezs4pfxbn">
+            <w:hyperlink w:history="1" r:id="rIde5knt_4xf2hu5cfuqx3qp">
               <w:r>
                 <w:rPr>
                   <w:rFonts w:ascii="Arial" w:cs="Arial" w:eastAsia="Arial" w:hAnsi="Arial"/>
@@ -20323,7 +20323,7 @@
             <w:pPr>
               <w:spacing w:after="20" w:before="0"/>
             </w:pPr>
-            <w:hyperlink w:history="1" r:id="rIdczadkupgdksfl6ggpaoqt">
+            <w:hyperlink w:history="1" r:id="rId53njwcxgmpv5enweg5sbs">
               <w:r>
                 <w:rPr>
                   <w:rFonts w:ascii="Arial" w:cs="Arial" w:eastAsia="Arial" w:hAnsi="Arial"/>
@@ -20356,7 +20356,7 @@
               <w:spacing w:after="10" w:before="0"/>
               <w:ind w:left="120"/>
             </w:pPr>
-            <w:hyperlink w:history="1" r:id="rIddo0_w2jv5ek4elffmofe-">
+            <w:hyperlink w:history="1" r:id="rIdne42voqk2oft4oop_capq">
               <w:r>
                 <w:rPr>
                   <w:rFonts w:ascii="Arial" w:cs="Arial" w:eastAsia="Arial" w:hAnsi="Arial"/>
@@ -20556,7 +20556,7 @@
             <w:pPr>
               <w:spacing w:after="20" w:before="0"/>
             </w:pPr>
-            <w:hyperlink w:history="1" r:id="rId5tdv6qo1lgyjidkuund7o">
+            <w:hyperlink w:history="1" r:id="rIdcdkugaetdahx_bgha8kro">
               <w:r>
                 <w:rPr>
                   <w:rFonts w:ascii="Arial" w:cs="Arial" w:eastAsia="Arial" w:hAnsi="Arial"/>
@@ -20589,7 +20589,7 @@
               <w:spacing w:after="10" w:before="0"/>
               <w:ind w:left="120"/>
             </w:pPr>
-            <w:hyperlink w:history="1" r:id="rIdwzq6ifv-8bwwp5fr2i_x2">
+            <w:hyperlink w:history="1" r:id="rIdpordsnrwoowxsoqctkng3">
               <w:r>
                 <w:rPr>
                   <w:rFonts w:ascii="Arial" w:cs="Arial" w:eastAsia="Arial" w:hAnsi="Arial"/>
@@ -20634,7 +20634,7 @@
             <w:pPr>
               <w:spacing w:after="20" w:before="0"/>
             </w:pPr>
-            <w:hyperlink w:history="1" r:id="rIdobzgqgqvhkps77x-x-iyy">
+            <w:hyperlink w:history="1" r:id="rIdtkkdiggqb_h_gwu1tvkg4">
               <w:r>
                 <w:rPr>
                   <w:rFonts w:ascii="Arial" w:cs="Arial" w:eastAsia="Arial" w:hAnsi="Arial"/>
@@ -20667,7 +20667,7 @@
               <w:spacing w:after="10" w:before="0"/>
               <w:ind w:left="120"/>
             </w:pPr>
-            <w:hyperlink w:history="1" r:id="rIdbxnohzayae44n5em7hvc4">
+            <w:hyperlink w:history="1" r:id="rIddijwglhsv_fua6dmccn0c">
               <w:r>
                 <w:rPr>
                   <w:rFonts w:ascii="Arial" w:cs="Arial" w:eastAsia="Arial" w:hAnsi="Arial"/>
@@ -21192,7 +21192,7 @@
         </w:rPr>
         <w:t xml:space="preserve">© 2026 SeaVuria and ARES. Aligned with KICD objectives. Developed by SeaVuria; technical implementation by ARES (with AI assistance from Claude). Licensed under </w:t>
       </w:r>
-      <w:hyperlink w:history="1" r:id="rIdjopenn3gwstt7ubs5kfp7">
+      <w:hyperlink w:history="1" r:id="rIdhcstdv-ebprlbgnb9bsc1">
         <w:r>
           <w:rPr>
             <w:rFonts w:ascii="Arial" w:cs="Arial" w:eastAsia="Arial" w:hAnsi="Arial"/>
@@ -21213,7 +21213,7 @@
         </w:rPr>
         <w:t xml:space="preserve"> (</w:t>
       </w:r>
-      <w:hyperlink w:history="1" r:id="rIdghpkpdgk0t-ewmw7iyns8">
+      <w:hyperlink w:history="1" r:id="rIdczw2he7gbubxmyjuuzxdf">
         <w:r>
           <w:rPr>
             <w:rFonts w:ascii="Arial" w:cs="Arial" w:eastAsia="Arial" w:hAnsi="Arial"/>
@@ -21530,7 +21530,7 @@
               </w:rPr>
               <w:t xml:space="preserve">Learners will know that any irregular polygon can be subdivided into non-overlapping triangles using diagonals from a chosen vertex or interior reference point, and that the total area is the sum of the individual triangle areas. Learners will also know </w:t>
             </w:r>
-            <w:ins w:id="9161" w:author="Claude (AI) - proposed" w:date="2026-10-15T20:14:14Z">
+            <w:ins w:id="9161" w:author="Claude (AI) - proposed" w:date="2026-10-18T00:27:42Z">
               <w:r>
                 <w:rPr>
                   <w:rFonts w:ascii="Arial" w:cs="Arial" w:eastAsia="Arial" w:hAnsi="Arial"/>
@@ -21626,7 +21626,7 @@
               </w:rPr>
               <w:t xml:space="preserve">Learners will be able to: (a) draw all non-overlapping triangles within a given irregular polygon by selecting a reference vertex or interior point and drawing diagonals; (b) measure base and height (or identify given dimensions) for each triangle; (c) calculate each triangle's area using A = ½bh; (d) sum the triangle areas to find the total polygon area; (e) compare group results, identify sources of measurement discrepancy, and reconcile differences; (f) </w:t>
             </w:r>
-            <w:ins w:id="9162" w:author="Claude (AI) - proposed" w:date="2026-10-15T20:14:14Z">
+            <w:ins w:id="9162" w:author="Claude (AI) - proposed" w:date="2026-10-18T00:27:42Z">
               <w:r>
                 <w:rPr>
                   <w:rFonts w:ascii="Arial" w:cs="Arial" w:eastAsia="Arial" w:hAnsi="Arial"/>
@@ -21790,7 +21790,7 @@
               </w:rPr>
               <w:t xml:space="preserve">How do we </w:t>
             </w:r>
-            <w:del w:id="9163" w:author="Claude (AI) - proposed" w:date="2026-10-15T20:14:14Z">
+            <w:del w:id="9163" w:author="Claude (AI) - proposed" w:date="2026-10-18T00:27:42Z">
               <w:r>
                 <w:rPr>
                   <w:rFonts w:ascii="Arial" w:cs="Arial" w:eastAsia="Arial" w:hAnsi="Arial"/>
@@ -21805,7 +21805,7 @@
                 <w:delText xml:space="preserve">determine</w:delText>
               </w:r>
             </w:del>
-            <w:ins w:id="9164" w:author="Claude (AI) - proposed" w:date="2026-10-15T20:14:14Z">
+            <w:ins w:id="9164" w:author="Claude (AI) - proposed" w:date="2026-10-18T00:27:42Z">
               <w:r>
                 <w:rPr>
                   <w:rFonts w:ascii="Arial" w:cs="Arial" w:eastAsia="Arial" w:hAnsi="Arial"/>
@@ -21833,7 +21833,7 @@
               </w:rPr>
               <w:t xml:space="preserve"> the area of polygons? How </w:t>
             </w:r>
-            <w:del w:id="9165" w:author="Claude (AI) - proposed" w:date="2026-10-15T20:14:14Z">
+            <w:del w:id="9165" w:author="Claude (AI) - proposed" w:date="2026-10-18T00:27:42Z">
               <w:r>
                 <w:rPr>
                   <w:rFonts w:ascii="Arial" w:cs="Arial" w:eastAsia="Arial" w:hAnsi="Arial"/>
@@ -21848,7 +21848,7 @@
                 <w:delText xml:space="preserve">is the</w:delText>
               </w:r>
             </w:del>
-            <w:ins w:id="9166" w:author="Claude (AI) - proposed" w:date="2026-10-15T20:14:14Z">
+            <w:ins w:id="9166" w:author="Claude (AI) - proposed" w:date="2026-10-18T00:27:42Z">
               <w:r>
                 <w:rPr>
                   <w:rFonts w:ascii="Arial" w:cs="Arial" w:eastAsia="Arial" w:hAnsi="Arial"/>
@@ -21876,7 +21876,7 @@
               </w:rPr>
               <w:t xml:space="preserve"> area of polygons</w:t>
             </w:r>
-            <w:del w:id="9167" w:author="Claude (AI) - proposed" w:date="2026-10-15T20:14:14Z">
+            <w:del w:id="9167" w:author="Claude (AI) - proposed" w:date="2026-10-18T00:27:42Z">
               <w:r>
                 <w:rPr>
                   <w:rFonts w:ascii="Arial" w:cs="Arial" w:eastAsia="Arial" w:hAnsi="Arial"/>
@@ -21972,7 +21972,7 @@
               </w:rPr>
               <w:t xml:space="preserve">In Lessons 1–5 learners built area formulae for triangles</w:t>
             </w:r>
-            <w:del w:id="9168" w:author="Claude (AI) - proposed" w:date="2026-10-15T20:14:14Z">
+            <w:del w:id="9168" w:author="Claude (AI) - proposed" w:date="2026-10-18T00:27:42Z">
               <w:r>
                 <w:rPr>
                   <w:rFonts w:ascii="Arial" w:cs="Arial" w:eastAsia="Arial" w:hAnsi="Arial"/>
@@ -21987,7 +21987,7 @@
                 <w:delText xml:space="preserve">, quadrilaterals,</w:delText>
               </w:r>
             </w:del>
-            <w:ins w:id="9169" w:author="Claude (AI) - proposed" w:date="2026-10-15T20:14:14Z">
+            <w:ins w:id="9169" w:author="Claude (AI) - proposed" w:date="2026-10-18T00:27:42Z">
               <w:r>
                 <w:rPr>
                   <w:rFonts w:ascii="Arial" w:cs="Arial" w:eastAsia="Arial" w:hAnsi="Arial"/>
@@ -22015,7 +22015,7 @@
               </w:rPr>
               <w:t xml:space="preserve"> regular polygons, and </w:t>
             </w:r>
-            <w:del w:id="9170" w:author="Claude (AI) - proposed" w:date="2026-10-15T20:14:14Z">
+            <w:del w:id="9170" w:author="Claude (AI) - proposed" w:date="2026-10-18T00:27:42Z">
               <w:r>
                 <w:rPr>
                   <w:rFonts w:ascii="Arial" w:cs="Arial" w:eastAsia="Arial" w:hAnsi="Arial"/>
@@ -22030,7 +22030,7 @@
                 <w:delText xml:space="preserve">pentagons/hexagons. The Kericho community plot is still unsolved because it has seven irregular sides</w:delText>
               </w:r>
             </w:del>
-            <w:ins w:id="9171" w:author="Claude (AI) - proposed" w:date="2026-10-15T20:14:14Z">
+            <w:ins w:id="9171" w:author="Claude (AI) - proposed" w:date="2026-10-18T00:27:42Z">
               <w:r>
                 <w:rPr>
                   <w:rFonts w:ascii="Arial" w:cs="Arial" w:eastAsia="Arial" w:hAnsi="Arial"/>
@@ -22058,7 +22058,7 @@
               </w:rPr>
               <w:t xml:space="preserve">. Today learners practise</w:t>
             </w:r>
-            <w:ins w:id="9172" w:author="Claude (AI) - proposed" w:date="2026-10-15T20:14:14Z">
+            <w:ins w:id="9172" w:author="Claude (AI) - proposed" w:date="2026-10-18T00:27:42Z">
               <w:r>
                 <w:rPr>
                   <w:rFonts w:ascii="Arial" w:cs="Arial" w:eastAsia="Arial" w:hAnsi="Arial"/>
@@ -22249,7 +22249,7 @@
               </w:rPr>
               <w:t xml:space="preserve">Lesson 6 of 8 in the Area of Polygons evidence-gathering sequence. Learners receive a scaled diagram of an irregular five-sided polygon representing the boundary of a school shamba (kitchen garden) near Nakuru. Working in groups, they apply the general triangulation method — choosing a reference vertex, drawing all non-overlapping diagonals to form triangles, measuring each triangle's base and height, and computing the sum of triangle areas to find the total shamba area. Groups then compare answers, identify sources of discrepancy (measurement error, triangle overlap, missed regions), and reconcile to a class consensus. In the final segment, the teacher introduces </w:t>
             </w:r>
-            <w:ins w:id="9173" w:author="Claude (AI) - proposed" w:date="2026-10-15T20:14:14Z">
+            <w:ins w:id="9173" w:author="Claude (AI) - proposed" w:date="2026-10-18T00:27:42Z">
               <w:r>
                 <w:rPr>
                   <w:rFonts w:ascii="Arial" w:cs="Arial" w:eastAsia="Arial" w:hAnsi="Arial"/>
@@ -22277,7 +22277,7 @@
               </w:rPr>
               <w:t xml:space="preserve">the coordinate/shoelace formula as an</w:t>
             </w:r>
-            <w:ins w:id="9174" w:author="Claude (AI) - proposed" w:date="2026-10-15T20:14:14Z">
+            <w:ins w:id="9174" w:author="Claude (AI) - proposed" w:date="2026-10-18T00:27:42Z">
               <w:r>
                 <w:rPr>
                   <w:rFonts w:ascii="Arial" w:cs="Arial" w:eastAsia="Arial" w:hAnsi="Arial"/>
@@ -22593,7 +22593,7 @@
             <w:pPr>
               <w:spacing w:after="20" w:before="0"/>
             </w:pPr>
-            <w:hyperlink w:history="1" r:id="rIdx9rv63dexqxwfp5j7aztp">
+            <w:hyperlink w:history="1" r:id="rIdlw2azw4k9559xwujn7bun">
               <w:r>
                 <w:rPr>
                   <w:rFonts w:ascii="Arial" w:cs="Arial" w:eastAsia="Arial" w:hAnsi="Arial"/>
@@ -22642,7 +22642,7 @@
               <w:spacing w:after="10" w:before="0"/>
               <w:ind w:left="120"/>
             </w:pPr>
-            <w:hyperlink w:history="1" r:id="rId0drw3ihg1zjubdgs-1njr">
+            <w:hyperlink w:history="1" r:id="rIdiwswjh4t94ani2_8xxnge">
               <w:r>
                 <w:rPr>
                   <w:rFonts w:ascii="Arial" w:cs="Arial" w:eastAsia="Arial" w:hAnsi="Arial"/>
@@ -22687,7 +22687,7 @@
             <w:pPr>
               <w:spacing w:after="20" w:before="0"/>
             </w:pPr>
-            <w:hyperlink w:history="1" r:id="rIdslnlo6aqnhyzovn0gv4-p">
+            <w:hyperlink w:history="1" r:id="rIdli0wszu_dl35kexsd36mk">
               <w:r>
                 <w:rPr>
                   <w:rFonts w:ascii="Arial" w:cs="Arial" w:eastAsia="Arial" w:hAnsi="Arial"/>
@@ -22720,7 +22720,7 @@
               <w:spacing w:after="10" w:before="0"/>
               <w:ind w:left="120"/>
             </w:pPr>
-            <w:hyperlink w:history="1" r:id="rIdg5uuy2msbpi5fge_nsm_i">
+            <w:hyperlink w:history="1" r:id="rIdmnabbhtlude70zogrn5gq">
               <w:r>
                 <w:rPr>
                   <w:rFonts w:ascii="Arial" w:cs="Arial" w:eastAsia="Arial" w:hAnsi="Arial"/>
@@ -22920,7 +22920,7 @@
             <w:pPr>
               <w:spacing w:after="20" w:before="0"/>
             </w:pPr>
-            <w:hyperlink w:history="1" r:id="rIdkmhs18h4thdtnvfkzzhdo">
+            <w:hyperlink w:history="1" r:id="rIdhanejkhf1lbhhd3nz3rc0">
               <w:r>
                 <w:rPr>
                   <w:rFonts w:ascii="Arial" w:cs="Arial" w:eastAsia="Arial" w:hAnsi="Arial"/>
@@ -22969,7 +22969,7 @@
               <w:spacing w:after="10" w:before="0"/>
               <w:ind w:left="120"/>
             </w:pPr>
-            <w:hyperlink w:history="1" r:id="rIdga_cxj4siwdfbw6xyjkjd">
+            <w:hyperlink w:history="1" r:id="rIduua70jncql_fw98xpgfl6">
               <w:r>
                 <w:rPr>
                   <w:rFonts w:ascii="Arial" w:cs="Arial" w:eastAsia="Arial" w:hAnsi="Arial"/>
@@ -23014,7 +23014,7 @@
             <w:pPr>
               <w:spacing w:after="20" w:before="0"/>
             </w:pPr>
-            <w:hyperlink w:history="1" r:id="rIdouakwinceb_n2685o8k2o">
+            <w:hyperlink w:history="1" r:id="rIdqwwvybksv2qjxioyv-0o7">
               <w:r>
                 <w:rPr>
                   <w:rFonts w:ascii="Arial" w:cs="Arial" w:eastAsia="Arial" w:hAnsi="Arial"/>
@@ -23047,7 +23047,7 @@
               <w:spacing w:after="10" w:before="0"/>
               <w:ind w:left="120"/>
             </w:pPr>
-            <w:hyperlink w:history="1" r:id="rId4swyg1n_ivr93o8n5y24-">
+            <w:hyperlink w:history="1" r:id="rIdctlgl3-ee0nxxp5cmymrg">
               <w:r>
                 <w:rPr>
                   <w:rFonts w:ascii="Arial" w:cs="Arial" w:eastAsia="Arial" w:hAnsi="Arial"/>
@@ -23247,7 +23247,7 @@
             <w:pPr>
               <w:spacing w:after="20" w:before="0"/>
             </w:pPr>
-            <w:hyperlink w:history="1" r:id="rIdtnffrqy4ukfmpwg_hjacy">
+            <w:hyperlink w:history="1" r:id="rIdjwkxu9xjicw6zogcaeg4z">
               <w:r>
                 <w:rPr>
                   <w:rFonts w:ascii="Arial" w:cs="Arial" w:eastAsia="Arial" w:hAnsi="Arial"/>
@@ -23296,7 +23296,7 @@
               <w:spacing w:after="10" w:before="0"/>
               <w:ind w:left="120"/>
             </w:pPr>
-            <w:hyperlink w:history="1" r:id="rIdeajbsf1szt5jjwgmvikue">
+            <w:hyperlink w:history="1" r:id="rIdn7gqwpnbas5yjy2_phzae">
               <w:r>
                 <w:rPr>
                   <w:rFonts w:ascii="Arial" w:cs="Arial" w:eastAsia="Arial" w:hAnsi="Arial"/>
@@ -23341,7 +23341,7 @@
             <w:pPr>
               <w:spacing w:after="20" w:before="0"/>
             </w:pPr>
-            <w:hyperlink w:history="1" r:id="rIdvkcdl_-jtxgr4bmzvmbmc">
+            <w:hyperlink w:history="1" r:id="rIdjak7voyf_xmurxf7tecqd">
               <w:r>
                 <w:rPr>
                   <w:rFonts w:ascii="Arial" w:cs="Arial" w:eastAsia="Arial" w:hAnsi="Arial"/>
@@ -23374,7 +23374,7 @@
               <w:spacing w:after="10" w:before="0"/>
               <w:ind w:left="120"/>
             </w:pPr>
-            <w:hyperlink w:history="1" r:id="rIdvfndp_rmt6pgd6sozhpan">
+            <w:hyperlink w:history="1" r:id="rIdw2a5zec2vjf3jw0fkntmf">
               <w:r>
                 <w:rPr>
                   <w:rFonts w:ascii="Arial" w:cs="Arial" w:eastAsia="Arial" w:hAnsi="Arial"/>
@@ -23419,7 +23419,7 @@
               </w:rPr>
               <w:t xml:space="preserve">Whole-class gallery walk (3 minutes): All learners walk past the Evidence Wall and record the lowest and highest group total in their books. Return to seats. Class discusses: Why do different groups get different answers for the SAME shape? Learners identify three possible reasons: measurement error (ruler misread), perpendicular height error (slant used instead of true height), and conversion error (scale factor applied incorrectly). Teacher facilitates a step-by-step worked reconciliation on the board using one group's data, correcting each error type. Learners recalculate their own group total if needed and agree on a class consensus value. </w:t>
             </w:r>
-            <w:ins w:id="9175" w:author="Claude (AI) - proposed" w:date="2026-10-15T20:14:14Z">
+            <w:ins w:id="9175" w:author="Claude (AI) - proposed" w:date="2026-10-18T00:27:42Z">
               <w:r>
                 <w:rPr>
                   <w:rFonts w:ascii="Arial" w:cs="Arial" w:eastAsia="Arial" w:hAnsi="Arial"/>
@@ -23447,7 +23447,7 @@
               </w:rPr>
               <w:t xml:space="preserve">Extension segment (</w:t>
             </w:r>
-            <w:del w:id="9176" w:author="Claude (AI) - proposed" w:date="2026-10-15T20:14:14Z">
+            <w:del w:id="9176" w:author="Claude (AI) - proposed" w:date="2026-10-18T00:27:42Z">
               <w:r>
                 <w:rPr>
                   <w:rFonts w:ascii="Arial" w:cs="Arial" w:eastAsia="Arial" w:hAnsi="Arial"/>
@@ -23462,7 +23462,7 @@
                 <w:delText xml:space="preserve">~10 minutes, flagged as 'Challenge</w:delText>
               </w:r>
             </w:del>
-            <w:ins w:id="9177" w:author="Claude (AI) - proposed" w:date="2026-10-15T20:14:14Z">
+            <w:ins w:id="9177" w:author="Claude (AI) - proposed" w:date="2026-10-18T00:27:42Z">
               <w:r>
                 <w:rPr>
                   <w:rFonts w:ascii="Arial" w:cs="Arial" w:eastAsia="Arial" w:hAnsi="Arial"/>
@@ -23490,7 +23490,7 @@
               </w:rPr>
               <w:t xml:space="preserve"> for Fast Finishers and Future Surveyors</w:t>
             </w:r>
-            <w:del w:id="9178" w:author="Claude (AI) - proposed" w:date="2026-10-15T20:14:14Z">
+            <w:del w:id="9178" w:author="Claude (AI) - proposed" w:date="2026-10-18T00:27:42Z">
               <w:r>
                 <w:rPr>
                   <w:rFonts w:ascii="Arial" w:cs="Arial" w:eastAsia="Arial" w:hAnsi="Arial"/>
@@ -23505,7 +23505,7 @@
                 <w:delText xml:space="preserve">'</w:delText>
               </w:r>
             </w:del>
-            <w:ins w:id="9179" w:author="Claude (AI) - proposed" w:date="2026-10-15T20:14:14Z">
+            <w:ins w:id="9179" w:author="Claude (AI) - proposed" w:date="2026-10-18T00:27:42Z">
               <w:r>
                 <w:rPr>
                   <w:rFonts w:ascii="Arial" w:cs="Arial" w:eastAsia="Arial" w:hAnsi="Arial"/>
@@ -23566,7 +23566,7 @@
               </w:rPr>
               <w:t xml:space="preserve">After gallery walk, ask: 'Hands up if your group's answer is within 5 m² of the class highest value? Within 20 m²? More than 20 m² away?' Count hands publicly — this creates a self-assessment moment. Then say: 'Let us diagnose the errors systematically. I will use Group 3's numbers — Group 3, bring your worksheet to the visualiser.' Work through on board: (1) 'Group 3 measured this height as 3.8 cm — let me show you why it should be 3.2 cm using the set square.' (2) 'Group 3 converted area by multiplying by 4 — can someone explain why we must multiply by 16?' [WAIT 10 seconds.] Cold-call 1 learner. (3) Confirm corrected total. Say: 'Everyone, re-check your group's conversion step right now — multiply each cm² area by 16, not 4.' [Allow 2 minutes.] Then connect to the phenomenon: 'If the Kericho elder used the wrong scale factor, the land division would be unfair. Precision matters for people's livelihoods.' For </w:t>
             </w:r>
-            <w:ins w:id="9180" w:author="Claude (AI) - proposed" w:date="2026-10-15T20:14:14Z">
+            <w:ins w:id="9180" w:author="Claude (AI) - proposed" w:date="2026-10-18T00:27:42Z">
               <w:r>
                 <w:rPr>
                   <w:rFonts w:ascii="Arial" w:cs="Arial" w:eastAsia="Arial" w:hAnsi="Arial"/>
@@ -23594,7 +23594,7 @@
               </w:rPr>
               <w:t xml:space="preserve">the extension, say: 'Surveyors in Kenya, including </w:t>
             </w:r>
-            <w:del w:id="9181" w:author="Claude (AI) - proposed" w:date="2026-10-15T20:14:14Z">
+            <w:del w:id="9181" w:author="Claude (AI) - proposed" w:date="2026-10-18T00:27:42Z">
               <w:r>
                 <w:rPr>
                   <w:rFonts w:ascii="Arial" w:cs="Arial" w:eastAsia="Arial" w:hAnsi="Arial"/>
@@ -23609,7 +23609,7 @@
                 <w:delText xml:space="preserve">those at the National Land Commission</w:delText>
               </w:r>
             </w:del>
-            <w:ins w:id="9182" w:author="Claude (AI) - proposed" w:date="2026-10-15T20:14:14Z">
+            <w:ins w:id="9182" w:author="Claude (AI) - proposed" w:date="2026-10-18T00:27:42Z">
               <w:r>
                 <w:rPr>
                   <w:rFonts w:ascii="Arial" w:cs="Arial" w:eastAsia="Arial" w:hAnsi="Arial"/>
@@ -23670,7 +23670,7 @@
               </w:rPr>
               <w:t xml:space="preserve">Error-diagnosis reconciliation followed by expert-method extension (Constructing Explanations — NGSS SEP 6): Reconciling discrepancies through systematic error-type diagnosis deepens understanding of WHY precision matters, not just HOW to calculate. Introducing the shoelace formula as a 'professional surveyor's tool' positions mathematics as a living practice used by Kenyan professionals, bridging the classroom to real land administration contexts </w:t>
             </w:r>
-            <w:del w:id="9183" w:author="Claude (AI) - proposed" w:date="2026-10-15T20:14:14Z">
+            <w:del w:id="9183" w:author="Claude (AI) - proposed" w:date="2026-10-18T00:27:42Z">
               <w:r>
                 <w:rPr>
                   <w:rFonts w:ascii="Arial" w:cs="Arial" w:eastAsia="Arial" w:hAnsi="Arial"/>
@@ -23685,7 +23685,7 @@
                 <w:delText xml:space="preserve">at the National Land Commission</w:delText>
               </w:r>
             </w:del>
-            <w:ins w:id="9184" w:author="Claude (AI) - proposed" w:date="2026-10-15T20:14:14Z">
+            <w:ins w:id="9184" w:author="Claude (AI) - proposed" w:date="2026-10-18T00:27:42Z">
               <w:r>
                 <w:rPr>
                   <w:rFonts w:ascii="Arial" w:cs="Arial" w:eastAsia="Arial" w:hAnsi="Arial"/>
@@ -23746,7 +23746,7 @@
               </w:rPr>
               <w:t xml:space="preserve">Observable indicators: (1) After reconciliation, every group's written total should fall within ±8 m² of the class consensus — if a group is still outside this range, identify their specific step error. (2) When asked 'why do we multiply by 16 not 4?', at least 4 learners should be able to explain: 'because area scales by the square of the linear scale factor (4² = 16)' — this is a key conceptual checkpoint connecting to earlier Sub-Strand 2.1 (Similarity and Enlargement). (3) </w:t>
             </w:r>
-            <w:ins w:id="9185" w:author="Claude (AI) - proposed" w:date="2026-10-15T20:14:14Z">
+            <w:ins w:id="9185" w:author="Claude (AI) - proposed" w:date="2026-10-18T00:27:42Z">
               <w:r>
                 <w:rPr>
                   <w:rFonts w:ascii="Arial" w:cs="Arial" w:eastAsia="Arial" w:hAnsi="Arial"/>
@@ -23830,7 +23830,7 @@
             <w:pPr>
               <w:spacing w:after="20" w:before="0"/>
             </w:pPr>
-            <w:hyperlink w:history="1" r:id="rIdb1oriezqxvvmb9qja2kxb">
+            <w:hyperlink w:history="1" r:id="rIdwpfx3zj_tuoqcidfmgbr5">
               <w:r>
                 <w:rPr>
                   <w:rFonts w:ascii="Arial" w:cs="Arial" w:eastAsia="Arial" w:hAnsi="Arial"/>
@@ -23879,7 +23879,7 @@
               <w:spacing w:after="10" w:before="0"/>
               <w:ind w:left="120"/>
             </w:pPr>
-            <w:hyperlink w:history="1" r:id="rIddptlojfx8_rdo5mawgjp-">
+            <w:hyperlink w:history="1" r:id="rId-psimswzio2zi1qllnh6l">
               <w:r>
                 <w:rPr>
                   <w:rFonts w:ascii="Arial" w:cs="Arial" w:eastAsia="Arial" w:hAnsi="Arial"/>
@@ -23924,7 +23924,7 @@
             <w:pPr>
               <w:spacing w:after="20" w:before="0"/>
             </w:pPr>
-            <w:hyperlink w:history="1" r:id="rIdbrzu2s5afxl8szrk0ih_m">
+            <w:hyperlink w:history="1" r:id="rIdqi3b5cqbqicb2yen8qxxd">
               <w:r>
                 <w:rPr>
                   <w:rFonts w:ascii="Arial" w:cs="Arial" w:eastAsia="Arial" w:hAnsi="Arial"/>
@@ -23957,7 +23957,7 @@
               <w:spacing w:after="10" w:before="0"/>
               <w:ind w:left="120"/>
             </w:pPr>
-            <w:hyperlink w:history="1" r:id="rIdeb4iks3br5o5ukm7x5c-t">
+            <w:hyperlink w:history="1" r:id="rId_wa5xhdvs-u5p-mw4jzsa">
               <w:r>
                 <w:rPr>
                   <w:rFonts w:ascii="Arial" w:cs="Arial" w:eastAsia="Arial" w:hAnsi="Arial"/>
@@ -24157,7 +24157,7 @@
             <w:pPr>
               <w:spacing w:after="20" w:before="0"/>
             </w:pPr>
-            <w:hyperlink w:history="1" r:id="rIdwkds58ucly1k1ofva0-7b">
+            <w:hyperlink w:history="1" r:id="rIdg0nc_ezq2cfojxv-dl3fl">
               <w:r>
                 <w:rPr>
                   <w:rFonts w:ascii="Arial" w:cs="Arial" w:eastAsia="Arial" w:hAnsi="Arial"/>
@@ -24206,7 +24206,7 @@
               <w:spacing w:after="10" w:before="0"/>
               <w:ind w:left="120"/>
             </w:pPr>
-            <w:hyperlink w:history="1" r:id="rIdpwsi7uhjje8i3qatatoxo">
+            <w:hyperlink w:history="1" r:id="rId84ltl6fkfxekghmgvd-9c">
               <w:r>
                 <w:rPr>
                   <w:rFonts w:ascii="Arial" w:cs="Arial" w:eastAsia="Arial" w:hAnsi="Arial"/>
@@ -24251,7 +24251,7 @@
             <w:pPr>
               <w:spacing w:after="20" w:before="0"/>
             </w:pPr>
-            <w:hyperlink w:history="1" r:id="rIdfdyvhsguo4q26yf56ieex">
+            <w:hyperlink w:history="1" r:id="rIdqhndsyqcd1qqit2246saw">
               <w:r>
                 <w:rPr>
                   <w:rFonts w:ascii="Arial" w:cs="Arial" w:eastAsia="Arial" w:hAnsi="Arial"/>
@@ -24300,7 +24300,7 @@
               <w:spacing w:after="10" w:before="0"/>
               <w:ind w:left="120"/>
             </w:pPr>
-            <w:hyperlink w:history="1" r:id="rIdlfbrqiklyv-mh-sqi3ruk">
+            <w:hyperlink w:history="1" r:id="rIdgekp_dzlgoito3q66gsnp">
               <w:r>
                 <w:rPr>
                   <w:rFonts w:ascii="Arial" w:cs="Arial" w:eastAsia="Arial" w:hAnsi="Arial"/>
@@ -24345,7 +24345,7 @@
               </w:rPr>
               <w:t xml:space="preserve">Learners individually update their 'Area of Any Polygon' model — a cumulative diagram they have been building since Lesson 1 in a dedicated section of their exercise books. Today they add: (a) a labelled sketch of the Nakuru pentagon showing the three triangulation diagonals from vertex A, with each triangle shaded a different colour and labelled with its area; (b) a generalisation statement written in their own words: 'To find the area of any n-sided polygon, draw (n−2) non-overlapping triangles by connecting one vertex to all non-adjacent vertices. Sum all triangle areas.'; (c) an arrow from their pentagon model pointing to a small sketch of the Kericho seven-sided plot with the annotation: 'Lesson 7: n = 7, so I will draw ____ triangles.' Learners who completed the extension also add a summary box: 'Shoelace/Surveyor's Method: works directly from vertex coordinates — useful for </w:t>
             </w:r>
-            <w:del w:id="9186" w:author="Claude (AI) - proposed" w:date="2026-10-15T20:14:14Z">
+            <w:del w:id="9186" w:author="Claude (AI) - proposed" w:date="2026-10-18T00:27:42Z">
               <w:r>
                 <w:rPr>
                   <w:rFonts w:ascii="Arial" w:cs="Arial" w:eastAsia="Arial" w:hAnsi="Arial"/>
@@ -24360,7 +24360,7 @@
                 <w:delText xml:space="preserve">Kenya National Land Commission surveys</w:delText>
               </w:r>
             </w:del>
-            <w:ins w:id="9187" w:author="Claude (AI) - proposed" w:date="2026-10-15T20:14:14Z">
+            <w:ins w:id="9187" w:author="Claude (AI) - proposed" w:date="2026-10-18T00:27:42Z">
               <w:r>
                 <w:rPr>
                   <w:rFonts w:ascii="Arial" w:cs="Arial" w:eastAsia="Arial" w:hAnsi="Arial"/>
@@ -24421,7 +24421,7 @@
               </w:rPr>
               <w:t xml:space="preserve">Say: 'Open your model-building page. You have 8 minutes to update your cumulative model with today's three additions — the pentagon sketch with shaded triangles, the generalisation statement, and the Lesson 7 prediction.' [WAIT 8 minutes — circulate silently, reading over shoulders.] After time is up, ask: 'How many triangles will you draw for the Kericho seven-sided plot in Lesson 7?' [WAIT 5 seconds.] Cold-call 3 learners — confirm answer is 5. Then ask: 'If each triangle has an average area of </w:t>
             </w:r>
-            <w:del w:id="9188" w:author="Claude (AI) - proposed" w:date="2026-10-15T20:14:14Z">
+            <w:del w:id="9188" w:author="Claude (AI) - proposed" w:date="2026-10-18T00:27:42Z">
               <w:r>
                 <w:rPr>
                   <w:rFonts w:ascii="Arial" w:cs="Arial" w:eastAsia="Arial" w:hAnsi="Arial"/>
@@ -24436,7 +24436,7 @@
                 <w:delText xml:space="preserve">280</w:delText>
               </w:r>
             </w:del>
-            <w:ins w:id="9189" w:author="Claude (AI) - proposed" w:date="2026-10-15T20:14:14Z">
+            <w:ins w:id="9189" w:author="Claude (AI) - proposed" w:date="2026-10-18T00:27:42Z">
               <w:r>
                 <w:rPr>
                   <w:rFonts w:ascii="Arial" w:cs="Arial" w:eastAsia="Arial" w:hAnsi="Arial"/>
@@ -24464,7 +24464,7 @@
               </w:rPr>
               <w:t xml:space="preserve"> m², give me a rough estimate of the total Kericho plot area.' [WAIT 10 seconds.] Cold-call 2 learners — accept any answer near 1 </w:t>
             </w:r>
-            <w:del w:id="9190" w:author="Claude (AI) - proposed" w:date="2026-10-15T20:14:14Z">
+            <w:del w:id="9190" w:author="Claude (AI) - proposed" w:date="2026-10-18T00:27:42Z">
               <w:r>
                 <w:rPr>
                   <w:rFonts w:ascii="Arial" w:cs="Arial" w:eastAsia="Arial" w:hAnsi="Arial"/>
@@ -24479,7 +24479,7 @@
                 <w:delText xml:space="preserve">400</w:delText>
               </w:r>
             </w:del>
-            <w:ins w:id="9191" w:author="Claude (AI) - proposed" w:date="2026-10-15T20:14:14Z">
+            <w:ins w:id="9191" w:author="Claude (AI) - proposed" w:date="2026-10-18T00:27:42Z">
               <w:r>
                 <w:rPr>
                   <w:rFonts w:ascii="Arial" w:cs="Arial" w:eastAsia="Arial" w:hAnsi="Arial"/>
@@ -24507,7 +24507,7 @@
               </w:rPr>
               <w:t xml:space="preserve"> m² with correct reasoning (5 × </w:t>
             </w:r>
-            <w:del w:id="9192" w:author="Claude (AI) - proposed" w:date="2026-10-15T20:14:14Z">
+            <w:del w:id="9192" w:author="Claude (AI) - proposed" w:date="2026-10-18T00:27:42Z">
               <w:r>
                 <w:rPr>
                   <w:rFonts w:ascii="Arial" w:cs="Arial" w:eastAsia="Arial" w:hAnsi="Arial"/>
@@ -24522,7 +24522,7 @@
                 <w:delText xml:space="preserve">280</w:delText>
               </w:r>
             </w:del>
-            <w:ins w:id="9193" w:author="Claude (AI) - proposed" w:date="2026-10-15T20:14:14Z">
+            <w:ins w:id="9193" w:author="Claude (AI) - proposed" w:date="2026-10-18T00:27:42Z">
               <w:r>
                 <w:rPr>
                   <w:rFonts w:ascii="Arial" w:cs="Arial" w:eastAsia="Arial" w:hAnsi="Arial"/>
@@ -24550,7 +24550,7 @@
               </w:rPr>
               <w:t xml:space="preserve">). Say: 'Hold onto that estimate — we will check it against the real calculation next lesson. For homework, re-draw the Kericho plot from Lesson 1's worksheet, choose </w:t>
             </w:r>
-            <w:del w:id="9194" w:author="Claude (AI) - proposed" w:date="2026-10-15T20:14:14Z">
+            <w:del w:id="9194" w:author="Claude (AI) - proposed" w:date="2026-10-18T00:27:42Z">
               <w:r>
                 <w:rPr>
                   <w:rFonts w:ascii="Arial" w:cs="Arial" w:eastAsia="Arial" w:hAnsi="Arial"/>
@@ -24565,7 +24565,7 @@
                 <w:delText xml:space="preserve">your reference vertex</w:delText>
               </w:r>
             </w:del>
-            <w:ins w:id="9195" w:author="Claude (AI) - proposed" w:date="2026-10-15T20:14:14Z">
+            <w:ins w:id="9195" w:author="Claude (AI) - proposed" w:date="2026-10-18T00:27:42Z">
               <w:r>
                 <w:rPr>
                   <w:rFonts w:ascii="Arial" w:cs="Arial" w:eastAsia="Arial" w:hAnsi="Arial"/>
@@ -24952,7 +24952,7 @@
               </w:rPr>
               <w:t xml:space="preserve">Any irregular polygon with n sides can be divided into exactly (n−2) non-overlapping triangles by drawing diagonals from one reference vertex to all non-adjacent vertices. The total area of the polygon equals the sum of the areas of these triangles (A = ½b₁h₁ + ½b₂h₂ + … + ½b_{n-2}h_{n-2}). When working from a scale diagram, areas must be converted using the square of the linear scale factor (if 1 cm represents k metres, then 1 cm² represents k² square metres). Discrepancies between group results arise from measurement error or incorrect perpendicular height identification, not from the method itself. </w:t>
             </w:r>
-            <w:ins w:id="9196" w:author="Claude (AI) - proposed" w:date="2026-10-15T20:14:14Z">
+            <w:ins w:id="9196" w:author="Claude (AI) - proposed" w:date="2026-10-18T00:27:42Z">
               <w:r>
                 <w:rPr>
                   <w:rFonts w:ascii="Arial" w:cs="Arial" w:eastAsia="Arial" w:hAnsi="Arial"/>
@@ -25068,7 +25068,7 @@
         </w:rPr>
         <w:t xml:space="preserve">© 2026 SeaVuria and ARES. Aligned with KICD objectives. Developed by SeaVuria; technical implementation by ARES (with AI assistance from Claude). Licensed under </w:t>
       </w:r>
-      <w:hyperlink w:history="1" r:id="rIdyoldxuhglklvb4gqseqvl">
+      <w:hyperlink w:history="1" r:id="rIdrkbop9nu-whkcpmu5fxtr">
         <w:r>
           <w:rPr>
             <w:rFonts w:ascii="Arial" w:cs="Arial" w:eastAsia="Arial" w:hAnsi="Arial"/>
@@ -25089,7 +25089,7 @@
         </w:rPr>
         <w:t xml:space="preserve"> (</w:t>
       </w:r>
-      <w:hyperlink w:history="1" r:id="rIdgewpuyk4j1u4awv2qx4sm">
+      <w:hyperlink w:history="1" r:id="rIdimgdu-bybyzoq0-4dzvkn">
         <w:r>
           <w:rPr>
             <w:rFonts w:ascii="Arial" w:cs="Arial" w:eastAsia="Arial" w:hAnsi="Arial"/>
@@ -25610,7 +25610,7 @@
               </w:rPr>
               <w:t xml:space="preserve">1. How do we </w:t>
             </w:r>
-            <w:del w:id="9197" w:author="Claude (AI) - proposed" w:date="2026-10-15T20:14:14Z">
+            <w:del w:id="9197" w:author="Claude (AI) - proposed" w:date="2026-10-18T00:27:42Z">
               <w:r>
                 <w:rPr>
                   <w:rFonts w:ascii="Arial" w:cs="Arial" w:eastAsia="Arial" w:hAnsi="Arial"/>
@@ -25625,7 +25625,7 @@
                 <w:delText xml:space="preserve">determine</w:delText>
               </w:r>
             </w:del>
-            <w:ins w:id="9198" w:author="Claude (AI) - proposed" w:date="2026-10-15T20:14:14Z">
+            <w:ins w:id="9198" w:author="Claude (AI) - proposed" w:date="2026-10-18T00:27:42Z">
               <w:r>
                 <w:rPr>
                   <w:rFonts w:ascii="Arial" w:cs="Arial" w:eastAsia="Arial" w:hAnsi="Arial"/>
@@ -25653,7 +25653,7 @@
               </w:rPr>
               <w:t xml:space="preserve"> the area of polygons? 2. How </w:t>
             </w:r>
-            <w:del w:id="9199" w:author="Claude (AI) - proposed" w:date="2026-10-15T20:14:14Z">
+            <w:del w:id="9199" w:author="Claude (AI) - proposed" w:date="2026-10-18T00:27:42Z">
               <w:r>
                 <w:rPr>
                   <w:rFonts w:ascii="Arial" w:cs="Arial" w:eastAsia="Arial" w:hAnsi="Arial"/>
@@ -25668,7 +25668,7 @@
                 <w:delText xml:space="preserve">is the</w:delText>
               </w:r>
             </w:del>
-            <w:ins w:id="9200" w:author="Claude (AI) - proposed" w:date="2026-10-15T20:14:14Z">
+            <w:ins w:id="9200" w:author="Claude (AI) - proposed" w:date="2026-10-18T00:27:42Z">
               <w:r>
                 <w:rPr>
                   <w:rFonts w:ascii="Arial" w:cs="Arial" w:eastAsia="Arial" w:hAnsi="Arial"/>
@@ -25696,7 +25696,7 @@
               </w:rPr>
               <w:t xml:space="preserve"> area of polygons</w:t>
             </w:r>
-            <w:del w:id="9201" w:author="Claude (AI) - proposed" w:date="2026-10-15T20:14:14Z">
+            <w:del w:id="9201" w:author="Claude (AI) - proposed" w:date="2026-10-18T00:27:42Z">
               <w:r>
                 <w:rPr>
                   <w:rFonts w:ascii="Arial" w:cs="Arial" w:eastAsia="Arial" w:hAnsi="Arial"/>
@@ -26243,7 +26243,7 @@
             <w:pPr>
               <w:spacing w:after="20" w:before="0"/>
             </w:pPr>
-            <w:hyperlink w:history="1" r:id="rId-yooks55zi263jmfhnrah">
+            <w:hyperlink w:history="1" r:id="rIdv3jcmaiw2m_xjjlyhqvxk">
               <w:r>
                 <w:rPr>
                   <w:rFonts w:ascii="Arial" w:cs="Arial" w:eastAsia="Arial" w:hAnsi="Arial"/>
@@ -26276,7 +26276,7 @@
               <w:spacing w:after="10" w:before="0"/>
               <w:ind w:left="120"/>
             </w:pPr>
-            <w:hyperlink w:history="1" r:id="rId1hpnkzc7aoczclth2xa1a">
+            <w:hyperlink w:history="1" r:id="rIdbskdtouvipcflnkjopxjc">
               <w:r>
                 <w:rPr>
                   <w:rFonts w:ascii="Arial" w:cs="Arial" w:eastAsia="Arial" w:hAnsi="Arial"/>
@@ -26321,7 +26321,7 @@
             <w:pPr>
               <w:spacing w:after="20" w:before="0"/>
             </w:pPr>
-            <w:hyperlink w:history="1" r:id="rIdkef8zh1uzlpkctghynm20">
+            <w:hyperlink w:history="1" r:id="rIdp-b1tuspqw_g185oskgp6">
               <w:r>
                 <w:rPr>
                   <w:rFonts w:ascii="Arial" w:cs="Arial" w:eastAsia="Arial" w:hAnsi="Arial"/>
@@ -26354,7 +26354,7 @@
               <w:spacing w:after="10" w:before="0"/>
               <w:ind w:left="120"/>
             </w:pPr>
-            <w:hyperlink w:history="1" r:id="rIdkcjauh88efyq1nyn6zhmm">
+            <w:hyperlink w:history="1" r:id="rIdl1dnq1iqfxmz0nk_ljjpx">
               <w:r>
                 <w:rPr>
                   <w:rFonts w:ascii="Arial" w:cs="Arial" w:eastAsia="Arial" w:hAnsi="Arial"/>
@@ -26554,7 +26554,7 @@
             <w:pPr>
               <w:spacing w:after="20" w:before="0"/>
             </w:pPr>
-            <w:hyperlink w:history="1" r:id="rIdarxyeljmfq7btlesu4usw">
+            <w:hyperlink w:history="1" r:id="rIdsn_w6xahv61miq63m8kmr">
               <w:r>
                 <w:rPr>
                   <w:rFonts w:ascii="Arial" w:cs="Arial" w:eastAsia="Arial" w:hAnsi="Arial"/>
@@ -26587,7 +26587,7 @@
               <w:spacing w:after="10" w:before="0"/>
               <w:ind w:left="120"/>
             </w:pPr>
-            <w:hyperlink w:history="1" r:id="rIdvoaaqkhfzgy7rqibgrp5a">
+            <w:hyperlink w:history="1" r:id="rId-xxqikj8wxh2tovhsg9ch">
               <w:r>
                 <w:rPr>
                   <w:rFonts w:ascii="Arial" w:cs="Arial" w:eastAsia="Arial" w:hAnsi="Arial"/>
@@ -26632,7 +26632,7 @@
             <w:pPr>
               <w:spacing w:after="20" w:before="0"/>
             </w:pPr>
-            <w:hyperlink w:history="1" r:id="rIdebxfwy1n_b-_t9l9eflyo">
+            <w:hyperlink w:history="1" r:id="rId7ty5jgashskuwyflcbv4g">
               <w:r>
                 <w:rPr>
                   <w:rFonts w:ascii="Arial" w:cs="Arial" w:eastAsia="Arial" w:hAnsi="Arial"/>
@@ -26665,7 +26665,7 @@
               <w:spacing w:after="10" w:before="0"/>
               <w:ind w:left="120"/>
             </w:pPr>
-            <w:hyperlink w:history="1" r:id="rIddey_hamtabbeuajvlww5o">
+            <w:hyperlink w:history="1" r:id="rIdrmkroopoizhmaeaubhr55">
               <w:r>
                 <w:rPr>
                   <w:rFonts w:ascii="Arial" w:cs="Arial" w:eastAsia="Arial" w:hAnsi="Arial"/>
@@ -26710,7 +26710,7 @@
               </w:rPr>
               <w:t xml:space="preserve">Learners work in their established groups of four. Each group receives: (a) the L-shaped Kiambu school building footprint worksheet (an L-shape with all outer dimensions labelled: overall length 18 m, overall width 12 m, the rectangular notch cut out is 6 m × 7 m); (b) the Nakuru pentagonal community garden worksheet (a rectangle 15 m × 10 m with a triangular section </w:t>
             </w:r>
-            <w:del w:id="9202" w:author="Claude (AI) - proposed" w:date="2026-10-15T20:14:14Z">
+            <w:del w:id="9202" w:author="Claude (AI) - proposed" w:date="2026-10-18T00:27:42Z">
               <w:r>
                 <w:rPr>
                   <w:rFonts w:ascii="Arial" w:cs="Arial" w:eastAsia="Arial" w:hAnsi="Arial"/>
@@ -26738,7 +26738,7 @@
               </w:rPr>
               <w:t xml:space="preserve">added to one short side</w:t>
             </w:r>
-            <w:ins w:id="9203" w:author="Claude (AI) - proposed" w:date="2026-10-15T20:14:14Z">
+            <w:ins w:id="9203" w:author="Claude (AI) - proposed" w:date="2026-10-18T00:27:42Z">
               <w:r>
                 <w:rPr>
                   <w:rFonts w:ascii="Arial" w:cs="Arial" w:eastAsia="Arial" w:hAnsi="Arial"/>
@@ -26799,7 +26799,7 @@
               </w:rPr>
               <w:t xml:space="preserve">Circulate continuously. At the 5-minute mark, stop at two groups: (1) a group that subtracted the notch from a full rectangle — ask 'Can you show me which rectangle you started with? What were its dimensions?' (Wait 10 seconds.); (2) a group that split the L into two rectangles — ask 'How did you decide where to make the cut? Could you cut it a different way and still get the same answer?' (Wait 12 seconds.) At the 10-minute mark, call a 30-second whole-class pause: 'Raise your hand if your two decomposition strategies for the L-shape gave the same total. (Scan room.) If they did not match, check your arithmetic — the areas MUST match; that is a mathematical law, not a coincidence.' For the pentagonal garden, probe: 'Wanjiru, your group subtracted the vegetable patch — what does that mean physically for the Nakuru farmers? What part of the garden is left for planting sukuma wiki?' (Wait 10 seconds.) Signal groups to hold up mini-whiteboards at 15 minutes. Say: 'I can see most groups agree on </w:t>
             </w:r>
-            <w:del w:id="9204" w:author="Claude (AI) - proposed" w:date="2026-10-15T20:14:14Z">
+            <w:del w:id="9204" w:author="Claude (AI) - proposed" w:date="2026-10-18T00:27:42Z">
               <w:r>
                 <w:rPr>
                   <w:rFonts w:ascii="Arial" w:cs="Arial" w:eastAsia="Arial" w:hAnsi="Arial"/>
@@ -26814,7 +26814,7 @@
                 <w:delText xml:space="preserve">156</w:delText>
               </w:r>
             </w:del>
-            <w:ins w:id="9205" w:author="Claude (AI) - proposed" w:date="2026-10-15T20:14:14Z">
+            <w:ins w:id="9205" w:author="Claude (AI) - proposed" w:date="2026-10-18T00:27:42Z">
               <w:r>
                 <w:rPr>
                   <w:rFonts w:ascii="Arial" w:cs="Arial" w:eastAsia="Arial" w:hAnsi="Arial"/>
@@ -26842,7 +26842,7 @@
               </w:rPr>
               <w:t xml:space="preserve"> m² for the L-shape and </w:t>
             </w:r>
-            <w:del w:id="9206" w:author="Claude (AI) - proposed" w:date="2026-10-15T20:14:14Z">
+            <w:del w:id="9206" w:author="Claude (AI) - proposed" w:date="2026-10-18T00:27:42Z">
               <w:r>
                 <w:rPr>
                   <w:rFonts w:ascii="Arial" w:cs="Arial" w:eastAsia="Arial" w:hAnsi="Arial"/>
@@ -26857,7 +26857,7 @@
                 <w:delText xml:space="preserve">147</w:delText>
               </w:r>
             </w:del>
-            <w:ins w:id="9207" w:author="Claude (AI) - proposed" w:date="2026-10-15T20:14:14Z">
+            <w:ins w:id="9207" w:author="Claude (AI) - proposed" w:date="2026-10-18T00:27:42Z">
               <w:r>
                 <w:rPr>
                   <w:rFonts w:ascii="Arial" w:cs="Arial" w:eastAsia="Arial" w:hAnsi="Arial"/>
@@ -26951,7 +26951,7 @@
               </w:rPr>
               <w:t xml:space="preserve">Observable indicators: (i) Evidence tables are fully populated — no blank 'Dimensions' cells; (ii) Both decompositions of the L-shape give </w:t>
             </w:r>
-            <w:del w:id="9208" w:author="Claude (AI) - proposed" w:date="2026-10-15T20:14:14Z">
+            <w:del w:id="9208" w:author="Claude (AI) - proposed" w:date="2026-10-18T00:27:42Z">
               <w:r>
                 <w:rPr>
                   <w:rFonts w:ascii="Arial" w:cs="Arial" w:eastAsia="Arial" w:hAnsi="Arial"/>
@@ -26966,7 +26966,7 @@
                 <w:delText xml:space="preserve">156 m² (18×</w:delText>
               </w:r>
             </w:del>
-            <w:ins w:id="9209" w:author="Claude (AI) - proposed" w:date="2026-10-15T20:14:14Z">
+            <w:ins w:id="9209" w:author="Claude (AI) - proposed" w:date="2026-10-18T00:27:42Z">
               <w:r>
                 <w:rPr>
                   <w:rFonts w:ascii="Arial" w:cs="Arial" w:eastAsia="Arial" w:hAnsi="Arial"/>
@@ -26994,7 +26994,7 @@
               </w:rPr>
               <w:t xml:space="preserve">12 − 6</w:t>
             </w:r>
-            <w:del w:id="9210" w:author="Claude (AI) - proposed" w:date="2026-10-15T20:14:14Z">
+            <w:del w:id="9210" w:author="Claude (AI) - proposed" w:date="2026-10-18T00:27:42Z">
               <w:r>
                 <w:rPr>
                   <w:rFonts w:ascii="Arial" w:cs="Arial" w:eastAsia="Arial" w:hAnsi="Arial"/>
@@ -27009,7 +27009,7 @@
                 <w:delText xml:space="preserve">×</w:delText>
               </w:r>
             </w:del>
-            <w:ins w:id="9211" w:author="Claude (AI) - proposed" w:date="2026-10-15T20:14:14Z">
+            <w:ins w:id="9211" w:author="Claude (AI) - proposed" w:date="2026-10-18T00:27:42Z">
               <w:r>
                 <w:rPr>
                   <w:rFonts w:ascii="Arial" w:cs="Arial" w:eastAsia="Arial" w:hAnsi="Arial"/>
@@ -27037,7 +27037,7 @@
               </w:rPr>
               <w:t xml:space="preserve">7 = 216 − 42 = 174 m²</w:t>
             </w:r>
-            <w:del w:id="9212" w:author="Claude (AI) - proposed" w:date="2026-10-15T20:14:14Z">
+            <w:del w:id="9212" w:author="Claude (AI) - proposed" w:date="2026-10-18T00:27:42Z">
               <w:r>
                 <w:rPr>
                   <w:rFonts w:ascii="Arial" w:cs="Arial" w:eastAsia="Arial" w:hAnsi="Arial"/>
@@ -27052,7 +27052,7 @@
                 <w:delText xml:space="preserve"> — NOTE: teacher checks own answer key; the correct value depends on the exact worksheet dimensions provided, so teacher must verify before class</w:delText>
               </w:r>
             </w:del>
-            <w:ins w:id="9213" w:author="Claude (AI) - proposed" w:date="2026-10-15T20:14:14Z">
+            <w:ins w:id="9213" w:author="Claude (AI) - proposed" w:date="2026-10-18T00:27:42Z">
               <w:r>
                 <w:rPr>
                   <w:rFonts w:ascii="Arial" w:cs="Arial" w:eastAsia="Arial" w:hAnsi="Arial"/>
@@ -27080,7 +27080,7 @@
               </w:rPr>
               <w:t xml:space="preserve">); (iii) Garden total is computed as (15</w:t>
             </w:r>
-            <w:del w:id="9214" w:author="Claude (AI) - proposed" w:date="2026-10-15T20:14:14Z">
+            <w:del w:id="9214" w:author="Claude (AI) - proposed" w:date="2026-10-18T00:27:42Z">
               <w:r>
                 <w:rPr>
                   <w:rFonts w:ascii="Arial" w:cs="Arial" w:eastAsia="Arial" w:hAnsi="Arial"/>
@@ -27095,7 +27095,7 @@
                 <w:delText xml:space="preserve">×</w:delText>
               </w:r>
             </w:del>
-            <w:ins w:id="9215" w:author="Claude (AI) - proposed" w:date="2026-10-15T20:14:14Z">
+            <w:ins w:id="9215" w:author="Claude (AI) - proposed" w:date="2026-10-18T00:27:42Z">
               <w:r>
                 <w:rPr>
                   <w:rFonts w:ascii="Arial" w:cs="Arial" w:eastAsia="Arial" w:hAnsi="Arial"/>
@@ -27123,7 +27123,7 @@
               </w:rPr>
               <w:t xml:space="preserve">10) + (½</w:t>
             </w:r>
-            <w:del w:id="9216" w:author="Claude (AI) - proposed" w:date="2026-10-15T20:14:14Z">
+            <w:del w:id="9216" w:author="Claude (AI) - proposed" w:date="2026-10-18T00:27:42Z">
               <w:r>
                 <w:rPr>
                   <w:rFonts w:ascii="Arial" w:cs="Arial" w:eastAsia="Arial" w:hAnsi="Arial"/>
@@ -27138,7 +27138,7 @@
                 <w:delText xml:space="preserve">×5×</w:delText>
               </w:r>
             </w:del>
-            <w:ins w:id="9217" w:author="Claude (AI) - proposed" w:date="2026-10-15T20:14:14Z">
+            <w:ins w:id="9217" w:author="Claude (AI) - proposed" w:date="2026-10-18T00:27:42Z">
               <w:r>
                 <w:rPr>
                   <w:rFonts w:ascii="Arial" w:cs="Arial" w:eastAsia="Arial" w:hAnsi="Arial"/>
@@ -27166,7 +27166,7 @@
               </w:rPr>
               <w:t xml:space="preserve">4) − (3</w:t>
             </w:r>
-            <w:del w:id="9218" w:author="Claude (AI) - proposed" w:date="2026-10-15T20:14:14Z">
+            <w:del w:id="9218" w:author="Claude (AI) - proposed" w:date="2026-10-18T00:27:42Z">
               <w:r>
                 <w:rPr>
                   <w:rFonts w:ascii="Arial" w:cs="Arial" w:eastAsia="Arial" w:hAnsi="Arial"/>
@@ -27181,7 +27181,7 @@
                 <w:delText xml:space="preserve">×</w:delText>
               </w:r>
             </w:del>
-            <w:ins w:id="9219" w:author="Claude (AI) - proposed" w:date="2026-10-15T20:14:14Z">
+            <w:ins w:id="9219" w:author="Claude (AI) - proposed" w:date="2026-10-18T00:27:42Z">
               <w:r>
                 <w:rPr>
                   <w:rFonts w:ascii="Arial" w:cs="Arial" w:eastAsia="Arial" w:hAnsi="Arial"/>
@@ -27209,7 +27209,7 @@
               </w:rPr>
               <w:t xml:space="preserve">4) = 150 + </w:t>
             </w:r>
-            <w:del w:id="9220" w:author="Claude (AI) - proposed" w:date="2026-10-15T20:14:14Z">
+            <w:del w:id="9220" w:author="Claude (AI) - proposed" w:date="2026-10-18T00:27:42Z">
               <w:r>
                 <w:rPr>
                   <w:rFonts w:ascii="Arial" w:cs="Arial" w:eastAsia="Arial" w:hAnsi="Arial"/>
@@ -27224,7 +27224,7 @@
                 <w:delText xml:space="preserve">10</w:delText>
               </w:r>
             </w:del>
-            <w:ins w:id="9221" w:author="Claude (AI) - proposed" w:date="2026-10-15T20:14:14Z">
+            <w:ins w:id="9221" w:author="Claude (AI) - proposed" w:date="2026-10-18T00:27:42Z">
               <w:r>
                 <w:rPr>
                   <w:rFonts w:ascii="Arial" w:cs="Arial" w:eastAsia="Arial" w:hAnsi="Arial"/>
@@ -27252,7 +27252,7 @@
               </w:rPr>
               <w:t xml:space="preserve"> − 12 = </w:t>
             </w:r>
-            <w:del w:id="9222" w:author="Claude (AI) - proposed" w:date="2026-10-15T20:14:14Z">
+            <w:del w:id="9222" w:author="Claude (AI) - proposed" w:date="2026-10-18T00:27:42Z">
               <w:r>
                 <w:rPr>
                   <w:rFonts w:ascii="Arial" w:cs="Arial" w:eastAsia="Arial" w:hAnsi="Arial"/>
@@ -27267,7 +27267,7 @@
                 <w:delText xml:space="preserve">148</w:delText>
               </w:r>
             </w:del>
-            <w:ins w:id="9223" w:author="Claude (AI) - proposed" w:date="2026-10-15T20:14:14Z">
+            <w:ins w:id="9223" w:author="Claude (AI) - proposed" w:date="2026-10-18T00:27:42Z">
               <w:r>
                 <w:rPr>
                   <w:rFonts w:ascii="Arial" w:cs="Arial" w:eastAsia="Arial" w:hAnsi="Arial"/>
@@ -27351,7 +27351,7 @@
             <w:pPr>
               <w:spacing w:after="20" w:before="0"/>
             </w:pPr>
-            <w:hyperlink w:history="1" r:id="rIdwojp72q5y6liod8ax39mp">
+            <w:hyperlink w:history="1" r:id="rId68lfgvcsevmmfl0dxpvee">
               <w:r>
                 <w:rPr>
                   <w:rFonts w:ascii="Arial" w:cs="Arial" w:eastAsia="Arial" w:hAnsi="Arial"/>
@@ -27384,7 +27384,7 @@
               <w:spacing w:after="10" w:before="0"/>
               <w:ind w:left="120"/>
             </w:pPr>
-            <w:hyperlink w:history="1" r:id="rIdve_d4ajnavza5k3dq1o_x">
+            <w:hyperlink w:history="1" r:id="rIdvdo1p3pdsow3aft9iyvmz">
               <w:r>
                 <w:rPr>
                   <w:rFonts w:ascii="Arial" w:cs="Arial" w:eastAsia="Arial" w:hAnsi="Arial"/>
@@ -27429,7 +27429,7 @@
             <w:pPr>
               <w:spacing w:after="20" w:before="0"/>
             </w:pPr>
-            <w:hyperlink w:history="1" r:id="rIdonktzubienlkzq63t-pun">
+            <w:hyperlink w:history="1" r:id="rIdqh5qjjtfqxbovlggxijnq">
               <w:r>
                 <w:rPr>
                   <w:rFonts w:ascii="Arial" w:cs="Arial" w:eastAsia="Arial" w:hAnsi="Arial"/>
@@ -27462,7 +27462,7 @@
               <w:spacing w:after="10" w:before="0"/>
               <w:ind w:left="120"/>
             </w:pPr>
-            <w:hyperlink w:history="1" r:id="rId21akxggio_n8zo5vfbbfi">
+            <w:hyperlink w:history="1" r:id="rIdrw-pwaankd5vfzotbsctp">
               <w:r>
                 <w:rPr>
                   <w:rFonts w:ascii="Arial" w:cs="Arial" w:eastAsia="Arial" w:hAnsi="Arial"/>
@@ -27662,7 +27662,7 @@
             <w:pPr>
               <w:spacing w:after="20" w:before="0"/>
             </w:pPr>
-            <w:hyperlink w:history="1" r:id="rId3rtbkzbdiu27sxprisctf">
+            <w:hyperlink w:history="1" r:id="rIdncvyuwxiii38wxtvrz1ro">
               <w:r>
                 <w:rPr>
                   <w:rFonts w:ascii="Arial" w:cs="Arial" w:eastAsia="Arial" w:hAnsi="Arial"/>
@@ -27695,7 +27695,7 @@
               <w:spacing w:after="10" w:before="0"/>
               <w:ind w:left="120"/>
             </w:pPr>
-            <w:hyperlink w:history="1" r:id="rIdhfpohhw0uyykbhbzyhnk7">
+            <w:hyperlink w:history="1" r:id="rIda42_xbubjloag4b6few8x">
               <w:r>
                 <w:rPr>
                   <w:rFonts w:ascii="Arial" w:cs="Arial" w:eastAsia="Arial" w:hAnsi="Arial"/>
@@ -27740,7 +27740,7 @@
             <w:pPr>
               <w:spacing w:after="20" w:before="0"/>
             </w:pPr>
-            <w:hyperlink w:history="1" r:id="rIdmjho-sipxa_zboppf9st7">
+            <w:hyperlink w:history="1" r:id="rId35cnpraua_t_umhsaizya">
               <w:r>
                 <w:rPr>
                   <w:rFonts w:ascii="Arial" w:cs="Arial" w:eastAsia="Arial" w:hAnsi="Arial"/>
@@ -27773,7 +27773,7 @@
               <w:spacing w:after="10" w:before="0"/>
               <w:ind w:left="120"/>
             </w:pPr>
-            <w:hyperlink w:history="1" r:id="rId22ytf3924zvynb-vsxepc">
+            <w:hyperlink w:history="1" r:id="rIdhjsblgbc460gscvds6ax7">
               <w:r>
                 <w:rPr>
                   <w:rFonts w:ascii="Arial" w:cs="Arial" w:eastAsia="Arial" w:hAnsi="Arial"/>
@@ -27851,7 +27851,7 @@
               </w:rPr>
               <w:t xml:space="preserve">Re-distribute Phase 1 worksheets (or fresh copies of the scaled Kericho plot). Say: 'You have 15 minutes. Everything you have built in Lessons 1 through 7 leads to this moment. The Chepkemoi, Mwangi, and Otieno families are waiting for your answer. Show every step — a correct answer with no working cannot be trusted in a land dispute.' Circulate and check: at 5 minutes, verify that every group has drawn internal construction lines and is not trying to apply a single formula. If a group is stuck, ask: 'Achieng, which diagonal did you sketch in Phase 1? Start there — what two shapes does it create?' (Wait 10 seconds.) At 10 minutes, check that at least one group member is working on the equal-division calculation. Probe: 'If the total is 1 </w:t>
             </w:r>
-            <w:del w:id="9224" w:author="Claude (AI) - proposed" w:date="2026-10-15T20:14:14Z">
+            <w:del w:id="9224" w:author="Claude (AI) - proposed" w:date="2026-10-18T00:27:42Z">
               <w:r>
                 <w:rPr>
                   <w:rFonts w:ascii="Arial" w:cs="Arial" w:eastAsia="Arial" w:hAnsi="Arial"/>
@@ -27866,7 +27866,7 @@
                 <w:delText xml:space="preserve">400</w:delText>
               </w:r>
             </w:del>
-            <w:ins w:id="9225" w:author="Claude (AI) - proposed" w:date="2026-10-15T20:14:14Z">
+            <w:ins w:id="9225" w:author="Claude (AI) - proposed" w:date="2026-10-18T00:27:42Z">
               <w:r>
                 <w:rPr>
                   <w:rFonts w:ascii="Arial" w:cs="Arial" w:eastAsia="Arial" w:hAnsi="Arial"/>
@@ -27894,7 +27894,7 @@
               </w:rPr>
               <w:t xml:space="preserve"> m², how much does each family get? Can you mark that boundary on your diagram?' After spokespersons summarise, facilitate the thumb vote. Do NOT announce a 'correct' total area — say: 'We have two groups with 1 </w:t>
             </w:r>
-            <w:del w:id="9226" w:author="Claude (AI) - proposed" w:date="2026-10-15T20:14:14Z">
+            <w:del w:id="9226" w:author="Claude (AI) - proposed" w:date="2026-10-18T00:27:42Z">
               <w:r>
                 <w:rPr>
                   <w:rFonts w:ascii="Arial" w:cs="Arial" w:eastAsia="Arial" w:hAnsi="Arial"/>
@@ -27909,7 +27909,7 @@
                 <w:delText xml:space="preserve">400</w:delText>
               </w:r>
             </w:del>
-            <w:ins w:id="9227" w:author="Claude (AI) - proposed" w:date="2026-10-15T20:14:14Z">
+            <w:ins w:id="9227" w:author="Claude (AI) - proposed" w:date="2026-10-18T00:27:42Z">
               <w:r>
                 <w:rPr>
                   <w:rFonts w:ascii="Arial" w:cs="Arial" w:eastAsia="Arial" w:hAnsi="Arial"/>
@@ -27937,7 +27937,7 @@
               </w:rPr>
               <w:t xml:space="preserve"> m² and one with 1 </w:t>
             </w:r>
-            <w:del w:id="9228" w:author="Claude (AI) - proposed" w:date="2026-10-15T20:14:14Z">
+            <w:del w:id="9228" w:author="Claude (AI) - proposed" w:date="2026-10-18T00:27:42Z">
               <w:r>
                 <w:rPr>
                   <w:rFonts w:ascii="Arial" w:cs="Arial" w:eastAsia="Arial" w:hAnsi="Arial"/>
@@ -27952,7 +27952,7 @@
                 <w:delText xml:space="preserve">416</w:delText>
               </w:r>
             </w:del>
-            <w:ins w:id="9229" w:author="Claude (AI) - proposed" w:date="2026-10-15T20:14:14Z">
+            <w:ins w:id="9229" w:author="Claude (AI) - proposed" w:date="2026-10-18T00:27:42Z">
               <w:r>
                 <w:rPr>
                   <w:rFonts w:ascii="Arial" w:cs="Arial" w:eastAsia="Arial" w:hAnsi="Arial"/>
@@ -28102,7 +28102,7 @@
             <w:pPr>
               <w:spacing w:after="20" w:before="0"/>
             </w:pPr>
-            <w:hyperlink w:history="1" r:id="rIdzoypsbite3shrgivtk8ag">
+            <w:hyperlink w:history="1" r:id="rId4o7rkxdlry6fkiu9s5oos">
               <w:r>
                 <w:rPr>
                   <w:rFonts w:ascii="Arial" w:cs="Arial" w:eastAsia="Arial" w:hAnsi="Arial"/>
@@ -28135,7 +28135,7 @@
               <w:spacing w:after="10" w:before="0"/>
               <w:ind w:left="120"/>
             </w:pPr>
-            <w:hyperlink w:history="1" r:id="rIdirqk08z9hzbqapi5mhicl">
+            <w:hyperlink w:history="1" r:id="rIdag2cqyvzpe4yjjmkmydwo">
               <w:r>
                 <w:rPr>
                   <w:rFonts w:ascii="Arial" w:cs="Arial" w:eastAsia="Arial" w:hAnsi="Arial"/>
@@ -28180,7 +28180,7 @@
             <w:pPr>
               <w:spacing w:after="20" w:before="0"/>
             </w:pPr>
-            <w:hyperlink w:history="1" r:id="rIdwv8cbpzutqxhcxhkfoz4u">
+            <w:hyperlink w:history="1" r:id="rIdetzqg82gmfjctabmkfkz8">
               <w:r>
                 <w:rPr>
                   <w:rFonts w:ascii="Arial" w:cs="Arial" w:eastAsia="Arial" w:hAnsi="Arial"/>
@@ -28229,7 +28229,7 @@
               <w:spacing w:after="10" w:before="0"/>
               <w:ind w:left="120"/>
             </w:pPr>
-            <w:hyperlink w:history="1" r:id="rIdmsctxwalsfmszs1ft8qi1">
+            <w:hyperlink w:history="1" r:id="rIdyleb3a-ultjuo3vx1t6fz">
               <w:r>
                 <w:rPr>
                   <w:rFonts w:ascii="Arial" w:cs="Arial" w:eastAsia="Arial" w:hAnsi="Arial"/>
@@ -28274,7 +28274,7 @@
               </w:rPr>
               <w:t xml:space="preserve">Each learner opens their individual running cumulative model — a diagrammatic record updated at the end of every lesson since Lesson 1 that shows how their understanding of polygon area has grown. In </w:t>
             </w:r>
-            <w:del w:id="9230" w:author="Claude (AI) - proposed" w:date="2026-10-15T20:14:14Z">
+            <w:del w:id="9230" w:author="Claude (AI) - proposed" w:date="2026-10-18T00:27:42Z">
               <w:r>
                 <w:rPr>
                   <w:rFonts w:ascii="Arial" w:cs="Arial" w:eastAsia="Arial" w:hAnsi="Arial"/>
@@ -28289,7 +28289,7 @@
                 <w:delText xml:space="preserve">Lessons 1</w:delText>
               </w:r>
             </w:del>
-            <w:ins w:id="9231" w:author="Claude (AI) - proposed" w:date="2026-10-15T20:14:14Z">
+            <w:ins w:id="9231" w:author="Claude (AI) - proposed" w:date="2026-10-18T00:27:42Z">
               <w:r>
                 <w:rPr>
                   <w:rFonts w:ascii="Arial" w:cs="Arial" w:eastAsia="Arial" w:hAnsi="Arial"/>
@@ -28317,7 +28317,7 @@
               </w:rPr>
               <w:t xml:space="preserve">–3 it </w:t>
             </w:r>
-            <w:del w:id="9232" w:author="Claude (AI) - proposed" w:date="2026-10-15T20:14:14Z">
+            <w:del w:id="9232" w:author="Claude (AI) - proposed" w:date="2026-10-18T00:27:42Z">
               <w:r>
                 <w:rPr>
                   <w:rFonts w:ascii="Arial" w:cs="Arial" w:eastAsia="Arial" w:hAnsi="Arial"/>
@@ -28332,7 +28332,7 @@
                 <w:delText xml:space="preserve">showed triangles and basic quadrilaterals</w:delText>
               </w:r>
             </w:del>
-            <w:ins w:id="9233" w:author="Claude (AI) - proposed" w:date="2026-10-15T20:14:14Z">
+            <w:ins w:id="9233" w:author="Claude (AI) - proposed" w:date="2026-10-18T00:27:42Z">
               <w:r>
                 <w:rPr>
                   <w:rFonts w:ascii="Arial" w:cs="Arial" w:eastAsia="Arial" w:hAnsi="Arial"/>
@@ -28360,7 +28360,7 @@
               </w:rPr>
               <w:t xml:space="preserve">; in Lessons 4–5 it grew to include </w:t>
             </w:r>
-            <w:del w:id="9234" w:author="Claude (AI) - proposed" w:date="2026-10-15T20:14:14Z">
+            <w:del w:id="9234" w:author="Claude (AI) - proposed" w:date="2026-10-18T00:27:42Z">
               <w:r>
                 <w:rPr>
                   <w:rFonts w:ascii="Arial" w:cs="Arial" w:eastAsia="Arial" w:hAnsi="Arial"/>
@@ -28375,7 +28375,7 @@
                 <w:delText xml:space="preserve">trapezoids and parallelograms</w:delText>
               </w:r>
             </w:del>
-            <w:ins w:id="9235" w:author="Claude (AI) - proposed" w:date="2026-10-15T20:14:14Z">
+            <w:ins w:id="9235" w:author="Claude (AI) - proposed" w:date="2026-10-18T00:27:42Z">
               <w:r>
                 <w:rPr>
                   <w:rFonts w:ascii="Arial" w:cs="Arial" w:eastAsia="Arial" w:hAnsi="Arial"/>
@@ -28403,7 +28403,7 @@
               </w:rPr>
               <w:t xml:space="preserve">; in Lesson 6 it incorporated irregular polygon </w:t>
             </w:r>
-            <w:del w:id="9236" w:author="Claude (AI) - proposed" w:date="2026-10-15T20:14:14Z">
+            <w:del w:id="9236" w:author="Claude (AI) - proposed" w:date="2026-10-18T00:27:42Z">
               <w:r>
                 <w:rPr>
                   <w:rFonts w:ascii="Arial" w:cs="Arial" w:eastAsia="Arial" w:hAnsi="Arial"/>
@@ -28418,7 +28418,7 @@
                 <w:delText xml:space="preserve">decomposition</w:delText>
               </w:r>
             </w:del>
-            <w:ins w:id="9237" w:author="Claude (AI) - proposed" w:date="2026-10-15T20:14:14Z">
+            <w:ins w:id="9237" w:author="Claude (AI) - proposed" w:date="2026-10-18T00:27:42Z">
               <w:r>
                 <w:rPr>
                   <w:rFonts w:ascii="Arial" w:cs="Arial" w:eastAsia="Arial" w:hAnsi="Arial"/>
@@ -28479,7 +28479,7 @@
               </w:rPr>
               <w:t xml:space="preserve">Say: 'Your model is the story of your mathematical thinking across this entire unit. Lesson 7 is the moment the story comes together — composite polygons are not a new topic; they are everything we have learned, combined. In 8 minutes, add the Lesson 7 section. Be precise with labels and make the general rule prominent — you will need it in Lesson 8 when we defend our Kericho solutions.' Circulate and look for models that show only the additive case — prompt: 'Amina, your model shows combining shapes. Can you also show me an example where you remove a shape? The Nakuru garden from today is perfect.' At the 8-minute mark, say: 'One minute — write your remaining question on a sticky note.' After sticky notes are posted, read 2–3 aloud without attribution: 'Someone asks: what if we cannot measure the internal heights? Excellent — </w:t>
             </w:r>
-            <w:del w:id="9238" w:author="Claude (AI) - proposed" w:date="2026-10-15T20:14:14Z">
+            <w:del w:id="9238" w:author="Claude (AI) - proposed" w:date="2026-10-18T00:27:42Z">
               <w:r>
                 <w:rPr>
                   <w:rFonts w:ascii="Arial" w:cs="Arial" w:eastAsia="Arial" w:hAnsi="Arial"/>
@@ -28494,7 +28494,7 @@
                 <w:delText xml:space="preserve">that is exactly what trigonometry, which</w:delText>
               </w:r>
             </w:del>
-            <w:ins w:id="9239" w:author="Claude (AI) - proposed" w:date="2026-10-15T20:14:14Z">
+            <w:ins w:id="9239" w:author="Claude (AI) - proposed" w:date="2026-10-18T00:27:42Z">
               <w:r>
                 <w:rPr>
                   <w:rFonts w:ascii="Arial" w:cs="Arial" w:eastAsia="Arial" w:hAnsi="Arial"/>
@@ -28522,7 +28522,7 @@
               </w:rPr>
               <w:t xml:space="preserve"> you studied in Sub-Strand 2.4, </w:t>
             </w:r>
-            <w:del w:id="9240" w:author="Claude (AI) - proposed" w:date="2026-10-15T20:14:14Z">
+            <w:del w:id="9240" w:author="Claude (AI) - proposed" w:date="2026-10-18T00:27:42Z">
               <w:r>
                 <w:rPr>
                   <w:rFonts w:ascii="Arial" w:cs="Arial" w:eastAsia="Arial" w:hAnsi="Arial"/>
@@ -28537,7 +28537,7 @@
                 <w:delText xml:space="preserve">helps us with</w:delText>
               </w:r>
             </w:del>
-            <w:ins w:id="9241" w:author="Claude (AI) - proposed" w:date="2026-10-15T20:14:14Z">
+            <w:ins w:id="9241" w:author="Claude (AI) - proposed" w:date="2026-10-18T00:27:42Z">
               <w:r>
                 <w:rPr>
                   <w:rFonts w:ascii="Arial" w:cs="Arial" w:eastAsia="Arial" w:hAnsi="Arial"/>
@@ -28565,7 +28565,7 @@
               </w:rPr>
               <w:t xml:space="preserve">. We will </w:t>
             </w:r>
-            <w:del w:id="9242" w:author="Claude (AI) - proposed" w:date="2026-10-15T20:14:14Z">
+            <w:del w:id="9242" w:author="Claude (AI) - proposed" w:date="2026-10-18T00:27:42Z">
               <w:r>
                 <w:rPr>
                   <w:rFonts w:ascii="Arial" w:cs="Arial" w:eastAsia="Arial" w:hAnsi="Arial"/>
@@ -28580,7 +28580,7 @@
                 <w:delText xml:space="preserve">explore connections</w:delText>
               </w:r>
             </w:del>
-            <w:ins w:id="9243" w:author="Claude (AI) - proposed" w:date="2026-10-15T20:14:14Z">
+            <w:ins w:id="9243" w:author="Claude (AI) - proposed" w:date="2026-10-18T00:27:42Z">
               <w:r>
                 <w:rPr>
                   <w:rFonts w:ascii="Arial" w:cs="Arial" w:eastAsia="Arial" w:hAnsi="Arial"/>
@@ -29155,7 +29155,7 @@
         </w:rPr>
         <w:t xml:space="preserve">© 2026 SeaVuria and ARES. Aligned with KICD objectives. Developed by SeaVuria; technical implementation by ARES (with AI assistance from Claude). Licensed under </w:t>
       </w:r>
-      <w:hyperlink w:history="1" r:id="rIdvjvrbgn05et4vimedvpab">
+      <w:hyperlink w:history="1" r:id="rIdsxdhuwkw3jbvhu-bmlvae">
         <w:r>
           <w:rPr>
             <w:rFonts w:ascii="Arial" w:cs="Arial" w:eastAsia="Arial" w:hAnsi="Arial"/>
@@ -29176,7 +29176,7 @@
         </w:rPr>
         <w:t xml:space="preserve"> (</w:t>
       </w:r>
-      <w:hyperlink w:history="1" r:id="rIdno98j23ymkgaiyoqv_a1m">
+      <w:hyperlink w:history="1" r:id="rIdrhl7xynpjuavrxzo5sprn">
         <w:r>
           <w:rPr>
             <w:rFonts w:ascii="Arial" w:cs="Arial" w:eastAsia="Arial" w:hAnsi="Arial"/>
@@ -29697,7 +29697,7 @@
               </w:rPr>
               <w:t xml:space="preserve">How do we </w:t>
             </w:r>
-            <w:del w:id="9244" w:author="Claude (AI) - proposed" w:date="2026-10-15T20:14:14Z">
+            <w:del w:id="9244" w:author="Claude (AI) - proposed" w:date="2026-10-18T00:27:42Z">
               <w:r>
                 <w:rPr>
                   <w:rFonts w:ascii="Arial" w:cs="Arial" w:eastAsia="Arial" w:hAnsi="Arial"/>
@@ -29712,7 +29712,7 @@
                 <w:delText xml:space="preserve">determine</w:delText>
               </w:r>
             </w:del>
-            <w:ins w:id="9245" w:author="Claude (AI) - proposed" w:date="2026-10-15T20:14:14Z">
+            <w:ins w:id="9245" w:author="Claude (AI) - proposed" w:date="2026-10-18T00:27:42Z">
               <w:r>
                 <w:rPr>
                   <w:rFonts w:ascii="Arial" w:cs="Arial" w:eastAsia="Arial" w:hAnsi="Arial"/>
@@ -29740,7 +29740,7 @@
               </w:rPr>
               <w:t xml:space="preserve"> the area of polygons? How </w:t>
             </w:r>
-            <w:del w:id="9246" w:author="Claude (AI) - proposed" w:date="2026-10-15T20:14:14Z">
+            <w:del w:id="9246" w:author="Claude (AI) - proposed" w:date="2026-10-18T00:27:42Z">
               <w:r>
                 <w:rPr>
                   <w:rFonts w:ascii="Arial" w:cs="Arial" w:eastAsia="Arial" w:hAnsi="Arial"/>
@@ -29755,7 +29755,7 @@
                 <w:delText xml:space="preserve">is the</w:delText>
               </w:r>
             </w:del>
-            <w:ins w:id="9247" w:author="Claude (AI) - proposed" w:date="2026-10-15T20:14:14Z">
+            <w:ins w:id="9247" w:author="Claude (AI) - proposed" w:date="2026-10-18T00:27:42Z">
               <w:r>
                 <w:rPr>
                   <w:rFonts w:ascii="Arial" w:cs="Arial" w:eastAsia="Arial" w:hAnsi="Arial"/>
@@ -29783,7 +29783,7 @@
               </w:rPr>
               <w:t xml:space="preserve"> area of polygons</w:t>
             </w:r>
-            <w:del w:id="9248" w:author="Claude (AI) - proposed" w:date="2026-10-15T20:14:14Z">
+            <w:del w:id="9248" w:author="Claude (AI) - proposed" w:date="2026-10-18T00:27:42Z">
               <w:r>
                 <w:rPr>
                   <w:rFonts w:ascii="Arial" w:cs="Arial" w:eastAsia="Arial" w:hAnsi="Arial"/>
@@ -30330,7 +30330,7 @@
             <w:pPr>
               <w:spacing w:after="20" w:before="0"/>
             </w:pPr>
-            <w:hyperlink w:history="1" r:id="rId-ltiffi1iy4rt8bzwvkbv">
+            <w:hyperlink w:history="1" r:id="rIdquu14ix5bvu6wcbr8ulr4">
               <w:r>
                 <w:rPr>
                   <w:rFonts w:ascii="Arial" w:cs="Arial" w:eastAsia="Arial" w:hAnsi="Arial"/>
@@ -30363,7 +30363,7 @@
               <w:spacing w:after="10" w:before="0"/>
               <w:ind w:left="120"/>
             </w:pPr>
-            <w:hyperlink w:history="1" r:id="rIdaah9xdw5ymmhkxh4g6uzf">
+            <w:hyperlink w:history="1" r:id="rIdafyduyxtdvwth4isu_i85">
               <w:r>
                 <w:rPr>
                   <w:rFonts w:ascii="Arial" w:cs="Arial" w:eastAsia="Arial" w:hAnsi="Arial"/>
@@ -30408,7 +30408,7 @@
             <w:pPr>
               <w:spacing w:after="20" w:before="0"/>
             </w:pPr>
-            <w:hyperlink w:history="1" r:id="rIdlydoj0zyhy7asvzbeuvxi">
+            <w:hyperlink w:history="1" r:id="rId6zi_4az4qkvwky0ppqld1">
               <w:r>
                 <w:rPr>
                   <w:rFonts w:ascii="Arial" w:cs="Arial" w:eastAsia="Arial" w:hAnsi="Arial"/>
@@ -30441,7 +30441,7 @@
               <w:spacing w:after="10" w:before="0"/>
               <w:ind w:left="120"/>
             </w:pPr>
-            <w:hyperlink w:history="1" r:id="rIdsiv-0njy6uee5tmxavzgr">
+            <w:hyperlink w:history="1" r:id="rIdacgcy69vp6utrpzq2u5w8">
               <w:r>
                 <w:rPr>
                   <w:rFonts w:ascii="Arial" w:cs="Arial" w:eastAsia="Arial" w:hAnsi="Arial"/>
@@ -30641,7 +30641,7 @@
             <w:pPr>
               <w:spacing w:after="20" w:before="0"/>
             </w:pPr>
-            <w:hyperlink w:history="1" r:id="rId8vkdlcrg7ed1fjo-is8ez">
+            <w:hyperlink w:history="1" r:id="rIdf24cavgjd_33spnd5qbzy">
               <w:r>
                 <w:rPr>
                   <w:rFonts w:ascii="Arial" w:cs="Arial" w:eastAsia="Arial" w:hAnsi="Arial"/>
@@ -30674,7 +30674,7 @@
               <w:spacing w:after="10" w:before="0"/>
               <w:ind w:left="120"/>
             </w:pPr>
-            <w:hyperlink w:history="1" r:id="rIdomidzofkjhfmt6auntdol">
+            <w:hyperlink w:history="1" r:id="rId85-1sk7ve2xsh3afd1w0m">
               <w:r>
                 <w:rPr>
                   <w:rFonts w:ascii="Arial" w:cs="Arial" w:eastAsia="Arial" w:hAnsi="Arial"/>
@@ -30719,7 +30719,7 @@
             <w:pPr>
               <w:spacing w:after="20" w:before="0"/>
             </w:pPr>
-            <w:hyperlink w:history="1" r:id="rIdqiakzyf7iqkvr2btdy7n3">
+            <w:hyperlink w:history="1" r:id="rIdbkbw671imndu9qzjy-tss">
               <w:r>
                 <w:rPr>
                   <w:rFonts w:ascii="Arial" w:cs="Arial" w:eastAsia="Arial" w:hAnsi="Arial"/>
@@ -30752,7 +30752,7 @@
               <w:spacing w:after="10" w:before="0"/>
               <w:ind w:left="120"/>
             </w:pPr>
-            <w:hyperlink w:history="1" r:id="rIduqvlha5vgounwgo_-wqtr">
+            <w:hyperlink w:history="1" r:id="rIdihjnpsxv-tiirzr7r1k2t">
               <w:r>
                 <w:rPr>
                   <w:rFonts w:ascii="Arial" w:cs="Arial" w:eastAsia="Arial" w:hAnsi="Arial"/>
@@ -30797,7 +30797,7 @@
               </w:rPr>
               <w:t xml:space="preserve">Each group (of 4–5 learners) has </w:t>
             </w:r>
-            <w:del w:id="9249" w:author="Claude (AI) - proposed" w:date="2026-10-15T20:14:14Z">
+            <w:del w:id="9249" w:author="Claude (AI) - proposed" w:date="2026-10-18T00:27:42Z">
               <w:r>
                 <w:rPr>
                   <w:rFonts w:ascii="Arial" w:cs="Arial" w:eastAsia="Arial" w:hAnsi="Arial"/>
@@ -30812,7 +30812,7 @@
                 <w:delText xml:space="preserve">5</w:delText>
               </w:r>
             </w:del>
-            <w:ins w:id="9250" w:author="Claude (AI) - proposed" w:date="2026-10-15T20:14:14Z">
+            <w:ins w:id="9250" w:author="Claude (AI) - proposed" w:date="2026-10-18T00:27:42Z">
               <w:r>
                 <w:rPr>
                   <w:rFonts w:ascii="Arial" w:cs="Arial" w:eastAsia="Arial" w:hAnsi="Arial"/>
@@ -30840,7 +30840,7 @@
               </w:rPr>
               <w:t xml:space="preserve"> minutes to present their solution</w:t>
             </w:r>
-            <w:ins w:id="9251" w:author="Claude (AI) - proposed" w:date="2026-10-15T20:14:14Z">
+            <w:ins w:id="9251" w:author="Claude (AI) - proposed" w:date="2026-10-18T00:27:42Z">
               <w:r>
                 <w:rPr>
                   <w:rFonts w:ascii="Arial" w:cs="Arial" w:eastAsia="Arial" w:hAnsi="Arial"/>
@@ -30868,7 +30868,7 @@
               </w:rPr>
               <w:t xml:space="preserve"> to the Kericho heptagonal plot problem. Presenters must: (1) show their annotated decomposition diagram on paper or the board, labelling every sub-shape and its dimensions; (2) state the formula used for each sub-shape; (3) give the total area in m²; (4) show how they divided the total area equally among the three farming families and mark the proposed dividing lines on the plot diagram. Observers (other groups) use a structured listening frame: 'I notice their decomposition used ___ triangles and ___ quadrilaterals. Their total area was ___ m². One question I have is ___.' After all presentations, a </w:t>
             </w:r>
-            <w:del w:id="9252" w:author="Claude (AI) - proposed" w:date="2026-10-15T20:14:14Z">
+            <w:del w:id="9252" w:author="Claude (AI) - proposed" w:date="2026-10-18T00:27:42Z">
               <w:r>
                 <w:rPr>
                   <w:rFonts w:ascii="Arial" w:cs="Arial" w:eastAsia="Arial" w:hAnsi="Arial"/>
@@ -30883,7 +30883,7 @@
                 <w:delText xml:space="preserve">5</w:delText>
               </w:r>
             </w:del>
-            <w:ins w:id="9253" w:author="Claude (AI) - proposed" w:date="2026-10-15T20:14:14Z">
+            <w:ins w:id="9253" w:author="Claude (AI) - proposed" w:date="2026-10-18T00:27:42Z">
               <w:r>
                 <w:rPr>
                   <w:rFonts w:ascii="Arial" w:cs="Arial" w:eastAsia="Arial" w:hAnsi="Arial"/>
@@ -30944,7 +30944,7 @@
               </w:rPr>
               <w:t xml:space="preserve">Set up presentation space before class: tape each group's poster-sized diagram to the wall or board. Introduce the session: 'You are now the mathematicians advising the Kericho village elder. Present your evidence clearly enough that a family's livelihood depends on it.' Use a visible </w:t>
             </w:r>
-            <w:del w:id="9254" w:author="Claude (AI) - proposed" w:date="2026-10-15T20:14:14Z">
+            <w:del w:id="9254" w:author="Claude (AI) - proposed" w:date="2026-10-18T00:27:42Z">
               <w:r>
                 <w:rPr>
                   <w:rFonts w:ascii="Arial" w:cs="Arial" w:eastAsia="Arial" w:hAnsi="Arial"/>
@@ -30959,7 +30959,7 @@
                 <w:delText xml:space="preserve">5</w:delText>
               </w:r>
             </w:del>
-            <w:ins w:id="9255" w:author="Claude (AI) - proposed" w:date="2026-10-15T20:14:14Z">
+            <w:ins w:id="9255" w:author="Claude (AI) - proposed" w:date="2026-10-18T00:27:42Z">
               <w:r>
                 <w:rPr>
                   <w:rFonts w:ascii="Arial" w:cs="Arial" w:eastAsia="Arial" w:hAnsi="Arial"/>
@@ -31109,7 +31109,7 @@
             <w:pPr>
               <w:spacing w:after="20" w:before="0"/>
             </w:pPr>
-            <w:hyperlink w:history="1" r:id="rIdifjxzej1siqb_kfw-amag">
+            <w:hyperlink w:history="1" r:id="rIdmoggtgwa-xrsn9inkoacg">
               <w:r>
                 <w:rPr>
                   <w:rFonts w:ascii="Arial" w:cs="Arial" w:eastAsia="Arial" w:hAnsi="Arial"/>
@@ -31158,7 +31158,7 @@
               <w:spacing w:after="10" w:before="0"/>
               <w:ind w:left="120"/>
             </w:pPr>
-            <w:hyperlink w:history="1" r:id="rIdp5t_x2qfzbhkskbian8zy">
+            <w:hyperlink w:history="1" r:id="rId8vit6jvuiqy7q3xq4xrfa">
               <w:r>
                 <w:rPr>
                   <w:rFonts w:ascii="Arial" w:cs="Arial" w:eastAsia="Arial" w:hAnsi="Arial"/>
@@ -31203,7 +31203,7 @@
             <w:pPr>
               <w:spacing w:after="20" w:before="0"/>
             </w:pPr>
-            <w:hyperlink w:history="1" r:id="rIdxjqtlyzd7e3wpsskznyr4">
+            <w:hyperlink w:history="1" r:id="rIdldyp1bqpcznp3-glsozfl">
               <w:r>
                 <w:rPr>
                   <w:rFonts w:ascii="Arial" w:cs="Arial" w:eastAsia="Arial" w:hAnsi="Arial"/>
@@ -31236,7 +31236,7 @@
               <w:spacing w:after="10" w:before="0"/>
               <w:ind w:left="120"/>
             </w:pPr>
-            <w:hyperlink w:history="1" r:id="rIdgwubdbps8rsnvetpz-otl">
+            <w:hyperlink w:history="1" r:id="rIdnwsfozik52xrsddxi51ot">
               <w:r>
                 <w:rPr>
                   <w:rFonts w:ascii="Arial" w:cs="Arial" w:eastAsia="Arial" w:hAnsi="Arial"/>
@@ -31314,7 +31314,7 @@
               </w:rPr>
               <w:t xml:space="preserve">Point to the poster: 'This toolkit has been built by all of us, lesson by lesson. Today we make it complete and final.' Assign sections quickly (pre-planned): Group 1 — triangles</w:t>
             </w:r>
-            <w:ins w:id="9256" w:author="Claude (AI) - proposed" w:date="2026-10-15T20:14:14Z">
+            <w:ins w:id="9256" w:author="Claude (AI) - proposed" w:date="2026-10-18T00:27:42Z">
               <w:r>
                 <w:rPr>
                   <w:rFonts w:ascii="Arial" w:cs="Arial" w:eastAsia="Arial" w:hAnsi="Arial"/>
@@ -31464,7 +31464,7 @@
             <w:pPr>
               <w:spacing w:after="20" w:before="0"/>
             </w:pPr>
-            <w:hyperlink w:history="1" r:id="rIdsvlz3kjp6nzwisxsjd0lk">
+            <w:hyperlink w:history="1" r:id="rIdde2orckrftekpqtsnamyl">
               <w:r>
                 <w:rPr>
                   <w:rFonts w:ascii="Arial" w:cs="Arial" w:eastAsia="Arial" w:hAnsi="Arial"/>
@@ -31513,7 +31513,7 @@
               <w:spacing w:after="10" w:before="0"/>
               <w:ind w:left="120"/>
             </w:pPr>
-            <w:hyperlink w:history="1" r:id="rIddcek05alroinjfh0zx2if">
+            <w:hyperlink w:history="1" r:id="rIdir4q9rtw_cj2zk8d_ptqg">
               <w:r>
                 <w:rPr>
                   <w:rFonts w:ascii="Arial" w:cs="Arial" w:eastAsia="Arial" w:hAnsi="Arial"/>
@@ -31558,7 +31558,7 @@
             <w:pPr>
               <w:spacing w:after="20" w:before="0"/>
             </w:pPr>
-            <w:hyperlink w:history="1" r:id="rIdq2s_a0ouqludt8dnknabq">
+            <w:hyperlink w:history="1" r:id="rIdpgdknosen7scxieurk-md">
               <w:r>
                 <w:rPr>
                   <w:rFonts w:ascii="Arial" w:cs="Arial" w:eastAsia="Arial" w:hAnsi="Arial"/>
@@ -31591,7 +31591,7 @@
               <w:spacing w:after="10" w:before="0"/>
               <w:ind w:left="120"/>
             </w:pPr>
-            <w:hyperlink w:history="1" r:id="rIdon2ei8rcrztcpvcqdxdx3">
+            <w:hyperlink w:history="1" r:id="rId0t7jpbt7lxkv0ct7fitod">
               <w:r>
                 <w:rPr>
                   <w:rFonts w:ascii="Arial" w:cs="Arial" w:eastAsia="Arial" w:hAnsi="Arial"/>
@@ -31791,7 +31791,7 @@
             <w:pPr>
               <w:spacing w:after="20" w:before="0"/>
             </w:pPr>
-            <w:hyperlink w:history="1" r:id="rId64jo1rkygjeh5dnob10vb">
+            <w:hyperlink w:history="1" r:id="rIdiuk3tenkwj2nochunptv1">
               <w:r>
                 <w:rPr>
                   <w:rFonts w:ascii="Arial" w:cs="Arial" w:eastAsia="Arial" w:hAnsi="Arial"/>
@@ -31840,7 +31840,7 @@
               <w:spacing w:after="10" w:before="0"/>
               <w:ind w:left="120"/>
             </w:pPr>
-            <w:hyperlink w:history="1" r:id="rIdjbrrgg1kvufriwyrt0qpm">
+            <w:hyperlink w:history="1" r:id="rIdrhpigjl0nrf7ulogerzxv">
               <w:r>
                 <w:rPr>
                   <w:rFonts w:ascii="Arial" w:cs="Arial" w:eastAsia="Arial" w:hAnsi="Arial"/>
@@ -31885,7 +31885,7 @@
             <w:pPr>
               <w:spacing w:after="20" w:before="0"/>
             </w:pPr>
-            <w:hyperlink w:history="1" r:id="rIdxg2ikh5co3gtbpnz7lf1f">
+            <w:hyperlink w:history="1" r:id="rId9gcphlj3crxtmeukjnels">
               <w:r>
                 <w:rPr>
                   <w:rFonts w:ascii="Arial" w:cs="Arial" w:eastAsia="Arial" w:hAnsi="Arial"/>
@@ -31918,7 +31918,7 @@
               <w:spacing w:after="10" w:before="0"/>
               <w:ind w:left="120"/>
             </w:pPr>
-            <w:hyperlink w:history="1" r:id="rIdy_y0jbdrl5ob2nbeodfqp">
+            <w:hyperlink w:history="1" r:id="rId1f_cfsj8rpre8xqu7bo19">
               <w:r>
                 <w:rPr>
                   <w:rFonts w:ascii="Arial" w:cs="Arial" w:eastAsia="Arial" w:hAnsi="Arial"/>
@@ -31963,7 +31963,7 @@
               </w:rPr>
               <w:t xml:space="preserve">Learners complete a 25-minute individual written assessment. The paper contains 5 questions, each set in a Kenyan context, covering all polygon types from the sub-strand: Q1 — Find the area of a triangular maize plot near Eldoret with base 48 m and height 35 m (triangle formula). Q2 — A tea-drying platform in Kericho is a trapezium with parallel sides 22 m and 14 m, height 9 m; find its area (trapezium formula). Q3 — </w:t>
             </w:r>
-            <w:ins w:id="9257" w:author="Claude (AI) - proposed" w:date="2026-10-15T20:14:14Z">
+            <w:ins w:id="9257" w:author="Claude (AI) - proposed" w:date="2026-10-18T00:27:42Z">
               <w:r>
                 <w:rPr>
                   <w:rFonts w:ascii="Arial" w:cs="Arial" w:eastAsia="Arial" w:hAnsi="Arial"/>
@@ -31991,7 +31991,7 @@
               </w:rPr>
               <w:t xml:space="preserve">A community centre floor in Kisumu is a regular octagon with side 6 m and apothem 7.24 m; find its area</w:t>
             </w:r>
-            <w:ins w:id="9258" w:author="Claude (AI) - proposed" w:date="2026-10-15T20:14:14Z">
+            <w:ins w:id="9258" w:author="Claude (AI) - proposed" w:date="2026-10-18T00:27:42Z">
               <w:r>
                 <w:rPr>
                   <w:rFonts w:ascii="Arial" w:cs="Arial" w:eastAsia="Arial" w:hAnsi="Arial"/>
@@ -32019,7 +32019,7 @@
               </w:rPr>
               <w:t xml:space="preserve"> (regular polygon</w:t>
             </w:r>
-            <w:del w:id="9259" w:author="Claude (AI) - proposed" w:date="2026-10-15T20:14:14Z">
+            <w:del w:id="9259" w:author="Claude (AI) - proposed" w:date="2026-10-18T00:27:42Z">
               <w:r>
                 <w:rPr>
                   <w:rFonts w:ascii="Arial" w:cs="Arial" w:eastAsia="Arial" w:hAnsi="Arial"/>
@@ -32034,7 +32034,7 @@
                 <w:delText xml:space="preserve"> formula</w:delText>
               </w:r>
             </w:del>
-            <w:ins w:id="9260" w:author="Claude (AI) - proposed" w:date="2026-10-15T20:14:14Z">
+            <w:ins w:id="9260" w:author="Claude (AI) - proposed" w:date="2026-10-18T00:27:42Z">
               <w:r>
                 <w:rPr>
                   <w:rFonts w:ascii="Arial" w:cs="Arial" w:eastAsia="Arial" w:hAnsi="Arial"/>
@@ -32161,7 +32161,7 @@
               </w:rPr>
               <w:t xml:space="preserve">Observable indicators for immediate scan after collection: (1) Q1–Q3: correct formula selection and arithmetic (benchmarks: Q1 = 840 m², Q2 = 162 m², Q3</w:t>
             </w:r>
-            <w:del w:id="9261" w:author="Claude (AI) - proposed" w:date="2026-10-15T20:14:14Z">
+            <w:del w:id="9261" w:author="Claude (AI) - proposed" w:date="2026-10-18T00:27:42Z">
               <w:r>
                 <w:rPr>
                   <w:rFonts w:ascii="Arial" w:cs="Arial" w:eastAsia="Arial" w:hAnsi="Arial"/>
@@ -32176,7 +32176,7 @@
                 <w:delText xml:space="preserve"> ≈ 130.32</w:delText>
               </w:r>
             </w:del>
-            <w:ins w:id="9262" w:author="Claude (AI) - proposed" w:date="2026-10-15T20:14:14Z">
+            <w:ins w:id="9262" w:author="Claude (AI) - proposed" w:date="2026-10-18T00:27:42Z">
               <w:r>
                 <w:rPr>
                   <w:rFonts w:ascii="Arial" w:cs="Arial" w:eastAsia="Arial" w:hAnsi="Arial"/>
@@ -32585,7 +32585,7 @@
         </w:rPr>
         <w:t xml:space="preserve">© 2026 SeaVuria and ARES. Aligned with KICD objectives. Developed by SeaVuria; technical implementation by ARES (with AI assistance from Claude). Licensed under </w:t>
       </w:r>
-      <w:hyperlink w:history="1" r:id="rIdi9shmwr3qjdvtrsozfam1">
+      <w:hyperlink w:history="1" r:id="rIds-hddliqtsdl7ylb83s2j">
         <w:r>
           <w:rPr>
             <w:rFonts w:ascii="Arial" w:cs="Arial" w:eastAsia="Arial" w:hAnsi="Arial"/>
@@ -32606,7 +32606,7 @@
         </w:rPr>
         <w:t xml:space="preserve"> (</w:t>
       </w:r>
-      <w:hyperlink w:history="1" r:id="rIdf4rvcryjmcrzuswd0afhv">
+      <w:hyperlink w:history="1" r:id="rIdl4_udhbxnbqiibsbgca0w">
         <w:r>
           <w:rPr>
             <w:rFonts w:ascii="Arial" w:cs="Arial" w:eastAsia="Arial" w:hAnsi="Arial"/>
